--- a/spa/docx/24.content.docx
+++ b/spa/docx/24.content.docx
@@ -319,7 +319,7 @@
         <w:rPr>
           <w:lang w:val="es_ES" w:bidi="es_ES"/>
         </w:rPr>
-        <w:t xml:space="preserve"> Yo le dije:—¡Ay, Señor Dios! Yo no sé hablar en público. Solo soy un muchacho.</w:t>
+        <w:t xml:space="preserve"> Yo le dije: —¡Ay, Señor Dios! Yo no sé hablar en público. Solo soy un muchacho.</w:t>
       </w:r>
     </w:p>
     <w:p>
@@ -340,7 +340,7 @@
         <w:rPr>
           <w:lang w:val="es_ES" w:bidi="es_ES"/>
         </w:rPr>
-        <w:t xml:space="preserve"> Pero el Señor me dijo:—No digas: "Solo soy un muchacho". Irás a dondequiera que yo te envíe y dirás todo lo que yo te ordene.</w:t>
+        <w:t xml:space="preserve"> Pero el Señor me dijo: —No digas: “Solo soy un muchacho”. Irás a dondequiera que yo te envíe y dirás todo lo que yo te ordene.</w:t>
       </w:r>
     </w:p>
     <w:p>
@@ -382,7 +382,7 @@
         <w:rPr>
           <w:lang w:val="es_ES" w:bidi="es_ES"/>
         </w:rPr>
-        <w:t xml:space="preserve"> Entonces el Señor extendió su mano y tocó mi boca. Me dijo:—Mira, he puesto mis palabras en tu boca.</w:t>
+        <w:t xml:space="preserve"> Entonces el Señor extendió su mano y tocó mi boca. Me dijo: —Mira, he puesto mis palabras en tu boca.</w:t>
       </w:r>
     </w:p>
     <w:p>
@@ -424,7 +424,7 @@
         <w:rPr>
           <w:lang w:val="es_ES" w:bidi="es_ES"/>
         </w:rPr>
-        <w:t xml:space="preserve"> Luego el Señor me preguntó:—¿Qué ves, Jeremías?Yo respondí:—Veo una rama de almendro.</w:t>
+        <w:t xml:space="preserve"> Luego el Señor me preguntó: —¿Qué ves, Jeremías? Yo respondí: —Veo una rama de almendro.</w:t>
       </w:r>
     </w:p>
     <w:p>
@@ -445,7 +445,7 @@
         <w:rPr>
           <w:lang w:val="es_ES" w:bidi="es_ES"/>
         </w:rPr>
-        <w:t xml:space="preserve"> El Señor me dijo:—Has visto bien, porque yo estoy atento para que se cumpla mi palabra.</w:t>
+        <w:t xml:space="preserve"> El Señor me dijo: —Has visto bien, porque yo estoy atento para que se cumpla mi palabra.</w:t>
       </w:r>
     </w:p>
     <w:p>
@@ -466,7 +466,7 @@
         <w:rPr>
           <w:lang w:val="es_ES" w:bidi="es_ES"/>
         </w:rPr>
-        <w:t xml:space="preserve"> Luego me preguntó:—¿Qué ves ahora?Yo respondí:—Veo una olla hirviendo que se inclina desde el norte.</w:t>
+        <w:t xml:space="preserve"> Luego me preguntó: —¿Qué ves ahora? Yo respondí: —Veo una olla hirviendo que se inclina desde el norte.</w:t>
       </w:r>
     </w:p>
     <w:p>
@@ -686,13 +686,13 @@
           <w:vertAlign w:val="superscript"/>
           <w:lang w:val="es_ES" w:bidi="es_ES"/>
         </w:rPr>
-        <w:t>5</w:t>
-      </w:r>
-      <w:r>
-        <w:rPr>
-          <w:lang w:val="es_ES" w:bidi="es_ES"/>
-        </w:rPr>
-        <w:t xml:space="preserve"> Escuchen la palabra del Señor, descendientes de Jacob, todas las familias de Israel. El Señor dice:—¿Qué injusticia encontraron en mí sus antepasados para alejarse de mí? Se fueron tras ídolos sin valor y se volvieron inútiles.</w:t>
+        <w:t>4-5</w:t>
+      </w:r>
+      <w:r>
+        <w:rPr>
+          <w:lang w:val="es_ES" w:bidi="es_ES"/>
+        </w:rPr>
+        <w:t xml:space="preserve"> Escuchen la palabra del Señor, descendientes de Jacob, todas las familias de Israel. El Señor dice: —¿Qué injusticia encontraron en mí sus antepasados para alejarse de mí? Se fueron tras ídolos sin valor y se volvieron inútiles.</w:t>
       </w:r>
     </w:p>
     <w:p>
@@ -713,7 +713,7 @@
         <w:rPr>
           <w:lang w:val="es_ES" w:bidi="es_ES"/>
         </w:rPr>
-        <w:t xml:space="preserve"> No preguntaron: "¿Dónde está el Señor que nos sacó de Egipto, que nos guio por el desierto, por tierra árida y llena de barrancos, por tierra seca y tenebrosa, por tierra que nadie pisa ni habita?".</w:t>
+        <w:t xml:space="preserve"> No preguntaron: "¿Dónde está el Señor que nos sacó de Egipto, que nos guio por el desierto, por tierra árida y llena de barrancos, por tierra seca y tenebrosa, por tierra que nadie pisa ni habita?”.</w:t>
       </w:r>
     </w:p>
     <w:p>
@@ -755,7 +755,7 @@
         <w:rPr>
           <w:lang w:val="es_ES" w:bidi="es_ES"/>
         </w:rPr>
-        <w:t xml:space="preserve"> Los sacerdotes no preguntaron: "¿Dónde está el Señor?". Los maestros de la ley no me conocieron. Los líderes se rebelaron contra mí. Los profetas profetizaron en nombre de Baal y siguieron a dioses que no sirven para nada.</w:t>
+        <w:t xml:space="preserve"> Los sacerdotes no preguntaron: "¿Dónde está el Señor?”. Los maestros de la ley no me conocieron. Los líderes se rebelaron contra mí. Los profetas profetizaron en nombre de Baal y siguieron a dioses que no sirven para nada.</w:t>
       </w:r>
     </w:p>
     <w:p>
@@ -791,7 +791,7 @@
           <w:vertAlign w:val="superscript"/>
           <w:lang w:val="es_ES" w:bidi="es_ES"/>
         </w:rPr>
-        <w:t>11</w:t>
+        <w:t>10-11</w:t>
       </w:r>
       <w:r>
         <w:rPr>
@@ -965,7 +965,7 @@
         <w:rPr>
           <w:lang w:val="es_ES" w:bidi="es_ES"/>
         </w:rPr>
-        <w:t xml:space="preserve"> Tu propia maldad te castigará. Tus propias rebeliones te condenarán. Reconoce lo malo y amargo que es abandonar al Señor tu Dios y no temerle.Lo declara el Señor Todopoderoso.</w:t>
+        <w:t xml:space="preserve"> Tu propia maldad te castigará. Tus propias rebeliones te condenarán. Reconoce lo malo y amargo que es abandonar al Señor tu Dios y no temerle. Lo declara el Señor Todopoderoso.</w:t>
       </w:r>
     </w:p>
     <w:p>
@@ -986,7 +986,7 @@
         <w:rPr>
           <w:lang w:val="es_ES" w:bidi="es_ES"/>
         </w:rPr>
-        <w:t xml:space="preserve"> —Hace mucho tiempo rompiste tu yugo y te libraste de tus ataduras. Dijiste: "No voy a servir". En cada colina alta y bajo cada árbol frondoso te acostaste como una prostituta.</w:t>
+        <w:t xml:space="preserve"> —Hace mucho tiempo rompiste tu yugo y te libraste de tus ataduras. Dijiste: “No voy a servir”. En cada colina alta y bajo cada árbol frondoso te acostaste como una prostituta.</w:t>
       </w:r>
     </w:p>
     <w:p>
@@ -1049,7 +1049,7 @@
         <w:rPr>
           <w:lang w:val="es_ES" w:bidi="es_ES"/>
         </w:rPr>
-        <w:t xml:space="preserve"> ¿Cómo puedes decir: "No estoy contaminada, no he ido tras los baales"? Mira tu conducta en el valle. Reconoce lo que has hecho. Eres como una camella joven e inquieta que corre de un lado a otro.</w:t>
+        <w:t xml:space="preserve"> ¿Cómo puedes decir: “No estoy contaminada, no he ido tras los baales”? Mira tu conducta en el valle. Reconoce lo que has hecho. Eres como una camella joven e inquieta que corre de un lado a otro.</w:t>
       </w:r>
     </w:p>
     <w:p>
@@ -1091,28 +1091,28 @@
         <w:rPr>
           <w:lang w:val="es_ES" w:bidi="es_ES"/>
         </w:rPr>
-        <w:t xml:space="preserve"> Deja de correr tras otros dioses hasta quedarte descalza y con la garganta seca. Pero tú dices: "Es inútil. No puedo dejar de hacerlo. Amo a esos dioses extranjeros y voy a seguirlos".</w:t>
-      </w:r>
-    </w:p>
-    <w:p>
-      <w:pPr/>
-      <w:r>
-        <w:rPr>
-          <w:lang w:val="es_ES" w:bidi="es_ES"/>
-        </w:rPr>
-      </w:r>
-      <w:r>
-        <w:rPr>
-          <w:vertAlign w:val="superscript"/>
-          <w:lang w:val="es_ES" w:bidi="es_ES"/>
-        </w:rPr>
-        <w:t>27</w:t>
-      </w:r>
-      <w:r>
-        <w:rPr>
-          <w:lang w:val="es_ES" w:bidi="es_ES"/>
-        </w:rPr>
-        <w:t xml:space="preserve"> »Como el ladrón que acaba avergonzado cuando lo atrapan, así es el pueblo de Israel. Son así sus reyes, sus líderes, sus sacerdotes y sus profetas, todos por igual. Le dicen a un trozo de madera: "Tú eres mi padre", y a una piedra: "Tú me diste la vida". Me han dado la espalda y no la cara. Pero cuando les llegan los problemas, me llaman: "¡Ven a salvarnos!".</w:t>
+        <w:t xml:space="preserve"> Deja de correr tras otros dioses hasta quedarte descalza y con la garganta seca. Pero tú dices: “Es inútil. No puedo dejar de hacerlo. Amo a esos dioses extranjeros y voy a seguirlos”.</w:t>
+      </w:r>
+    </w:p>
+    <w:p>
+      <w:pPr/>
+      <w:r>
+        <w:rPr>
+          <w:lang w:val="es_ES" w:bidi="es_ES"/>
+        </w:rPr>
+      </w:r>
+      <w:r>
+        <w:rPr>
+          <w:vertAlign w:val="superscript"/>
+          <w:lang w:val="es_ES" w:bidi="es_ES"/>
+        </w:rPr>
+        <w:t>26-27</w:t>
+      </w:r>
+      <w:r>
+        <w:rPr>
+          <w:lang w:val="es_ES" w:bidi="es_ES"/>
+        </w:rPr>
+        <w:t xml:space="preserve"> »Como el ladrón que acaba avergonzado cuando lo atrapan, así es el pueblo de Israel. Son así sus reyes, sus líderes, sus sacerdotes y sus profetas, todos por igual. Le dicen a un trozo de madera: “Tú eres mi padre”, y a una piedra: “Tú me diste la vida”. Me han dado la espalda y no la cara. Pero cuando les llegan los problemas, me llaman: "¡Ven a salvarnos!”.</w:t>
       </w:r>
     </w:p>
     <w:p>
@@ -1196,7 +1196,7 @@
         <w:rPr>
           <w:lang w:val="es_ES" w:bidi="es_ES"/>
         </w:rPr>
-        <w:t xml:space="preserve"> »Oh pueblo mío, los de esta generación, oigan atentamente. ¿Acaso he sido injusto contigo? ¿He sido como una tierra de oscuridad para ti? ¿Por qué entonces dices: "Somos libres. Ya no volveremos a ti"?</w:t>
+        <w:t xml:space="preserve"> »Oh pueblo mío, los de esta generación, oigan atentamente. ¿Acaso he sido injusto contigo? ¿He sido como una tierra de oscuridad para ti? ¿Por qué entonces dices: “Somos libres. Ya no volveremos a ti”?</w:t>
       </w:r>
     </w:p>
     <w:p>
@@ -1359,7 +1359,7 @@
         <w:rPr>
           <w:lang w:val="es_ES" w:bidi="es_ES"/>
         </w:rPr>
-        <w:t xml:space="preserve"> Dice el Señor:—Si un hombre se divorcia de su esposa y ella se casa con otro hombre, ¿puede el primer esposo volver a casarse con ella? ¿No quedaría la tierra totalmente contaminada? Pero tú te has prostituido con muchos amantes. ¿Y aun así piensas volver a mí?</w:t>
+        <w:t xml:space="preserve"> Dice el Señor: —Si un hombre se divorcia de su esposa y ella se casa con otro hombre, ¿puede el primer esposo volver a casarse con ella? ¿No quedaría la tierra totalmente contaminada? Pero tú te has prostituido con muchos amantes. ¿Y aun así piensas volver a mí?</w:t>
       </w:r>
     </w:p>
     <w:p>
@@ -1416,13 +1416,13 @@
           <w:vertAlign w:val="superscript"/>
           <w:lang w:val="es_ES" w:bidi="es_ES"/>
         </w:rPr>
-        <w:t>5</w:t>
-      </w:r>
-      <w:r>
-        <w:rPr>
-          <w:lang w:val="es_ES" w:bidi="es_ES"/>
-        </w:rPr>
-        <w:t xml:space="preserve"> ¿Y aun así me dices: "¡Padre mío, tú has sido mi amigo desde mi juventud! ¿Guardarás rencor para siempre? ¿Estarás enojado eternamente?". Eso dices, pero sigues haciendo todo el mal que puedes.</w:t>
+        <w:t>4-5</w:t>
+      </w:r>
+      <w:r>
+        <w:rPr>
+          <w:lang w:val="es_ES" w:bidi="es_ES"/>
+        </w:rPr>
+        <w:t xml:space="preserve"> ¿Y aun así me dices: "¡Padre mío, tú has sido mi amigo desde mi juventud! ¿Guardarás rencor para siempre? ¿Estarás enojado eternamente?”. Eso dices, pero sigues haciendo todo el mal que puedes.</w:t>
       </w:r>
     </w:p>
     <w:p>
@@ -1443,7 +1443,7 @@
         <w:rPr>
           <w:lang w:val="es_ES" w:bidi="es_ES"/>
         </w:rPr>
-        <w:t xml:space="preserve"> El Señor me habló durante el reinado del rey Josías.—¿Has visto lo que hace Israel? Se comporta como una esposa infiel que se entrega a otros hombres cada vez que puede. Así actúa Israel al adorar a otros dioses en cada colina y debajo de cada árbol frondoso.</w:t>
+        <w:t xml:space="preserve"> El Señor me habló durante el reinado del rey Josías. —¿Has visto lo que hace Israel? Se comporta como una esposa infiel que se entrega a otros hombres cada vez que puede. Así actúa Israel al adorar a otros dioses en cada colina y debajo de cada árbol frondoso.</w:t>
       </w:r>
     </w:p>
     <w:p>
@@ -1569,7 +1569,7 @@
         <w:rPr>
           <w:lang w:val="es_ES" w:bidi="es_ES"/>
         </w:rPr>
-        <w:t xml:space="preserve"> Por eso, ve y dile a Israel: "Vuelve a mí, infiel Israel. Lo dice el Señor. No estaré enojado contigo para siempre, porque soy misericordioso y no guardaré rencor eternamente.</w:t>
+        <w:t xml:space="preserve"> Por eso, ve y dile a Israel: “Vuelve a mí, infiel Israel. Lo dice el Señor. No estaré enojado contigo para siempre, porque soy misericordioso y no guardaré rencor eternamente.</w:t>
       </w:r>
     </w:p>
     <w:p>
@@ -1590,7 +1590,7 @@
         <w:rPr>
           <w:lang w:val="es_ES" w:bidi="es_ES"/>
         </w:rPr>
-        <w:t xml:space="preserve"> Solamente reconoce tu culpa. Reconoce que te rebelaste contra el Señor tu Dios y adoraste ídolos debajo de cada árbol frondoso. Confiesa que te negaste a seguir mis mandamientos".</w:t>
+        <w:t xml:space="preserve"> Solamente reconoce tu culpa. Reconoce que te rebelaste contra el Señor tu Dios y adoraste ídolos debajo de cada árbol frondoso. Confiesa que te negaste a seguir mis mandamientos”.</w:t>
       </w:r>
     </w:p>
     <w:p>
@@ -1716,7 +1716,7 @@
         <w:rPr>
           <w:lang w:val="es_ES" w:bidi="es_ES"/>
         </w:rPr>
-        <w:t xml:space="preserve"> »Yo expresé mi deseo de adoptarlos como hijos. Planeaba darles esta hermosa tierra, la más hermosa del mundo. Esperaba con ilusión que me llamaran "Padre mío" y que nunca se apartaran de mí.</w:t>
+        <w:t xml:space="preserve"> »Yo expresé mi deseo de adoptarlos como hijos. Planeaba darles esta hermosa tierra, la más hermosa del mundo. Esperaba con ilusión que me llamaran “Padre mío” y que nunca se apartaran de mí.</w:t>
       </w:r>
     </w:p>
     <w:p>
@@ -1737,7 +1737,7 @@
         <w:rPr>
           <w:lang w:val="es_ES" w:bidi="es_ES"/>
         </w:rPr>
-        <w:t xml:space="preserve"> Pero ustedes me han traicionado; se han alejado de mí y se han entregado a una multitud de dioses extraños. Han sido como una esposa infiel que abandona a su marido.Lo dice el Señor.</w:t>
+        <w:t xml:space="preserve"> Pero ustedes me han traicionado; se han alejado de mí y se han entregado a una multitud de dioses extraños. Han sido como una esposa infiel que abandona a su marido. Lo dice el Señor.</w:t>
       </w:r>
     </w:p>
     <w:p>
@@ -1779,7 +1779,7 @@
         <w:rPr>
           <w:lang w:val="es_ES" w:bidi="es_ES"/>
         </w:rPr>
-        <w:t xml:space="preserve"> —Hijos rebeldes, vuélvanse a mí y los sanaré de su rebelión.—Sí, volveremos, pues tú eres el Señor nuestro Dios.</w:t>
+        <w:t xml:space="preserve"> —Hijos rebeldes, vuélvanse a mí y los sanaré de su rebelión. —Sí, volveremos, pues tú eres el Señor nuestro Dios.</w:t>
       </w:r>
     </w:p>
     <w:p>
@@ -1879,7 +1879,7 @@
         <w:rPr>
           <w:lang w:val="es_ES" w:bidi="es_ES"/>
         </w:rPr>
-        <w:t xml:space="preserve"> Dice el Señor:—Israel, regresa a mí y desecha para siempre tus ídolos, esas figuras horribles que te has hecho.</w:t>
+        <w:t xml:space="preserve"> Dice el Señor: —Israel, regresa a mí y desecha para siempre tus ídolos, esas figuras horribles que te has hecho.</w:t>
       </w:r>
     </w:p>
     <w:p>
@@ -1963,7 +1963,7 @@
         <w:rPr>
           <w:lang w:val="es_ES" w:bidi="es_ES"/>
         </w:rPr>
-        <w:t xml:space="preserve"> Anuncien en Judá, proclamen en Jerusalén y digan: "¡Toquen la trompeta por todo el país!". Griten a voz en cuello: "¡Reúnanse y entremos en las ciudades fortificadas!".</w:t>
+        <w:t xml:space="preserve"> Anuncien en Judá, proclamen en Jerusalén y digan: "¡Toquen la trompeta por todo el país!”. Griten a voz en cuello: "¡Reúnanse y entremos en las ciudades fortificadas!”.</w:t>
       </w:r>
     </w:p>
     <w:p>
@@ -2047,7 +2047,7 @@
         <w:rPr>
           <w:lang w:val="es_ES" w:bidi="es_ES"/>
         </w:rPr>
-        <w:t xml:space="preserve"> Dice el Señor:—Ese día, el rey y los príncipes temblarán de miedo. Los sacerdotes y los profetas quedarán horrorizados.</w:t>
+        <w:t xml:space="preserve"> Dice el Señor: —Ese día, el rey y los príncipes temblarán de miedo. Los sacerdotes y los profetas quedarán horrorizados.</w:t>
       </w:r>
     </w:p>
     <w:p>
@@ -2068,28 +2068,28 @@
         <w:rPr>
           <w:lang w:val="es_ES" w:bidi="es_ES"/>
         </w:rPr>
-        <w:t xml:space="preserve"> Entonces yo dije:—¡Ay, Señor Dios! Has engañado a este pueblo y a Jerusalén al decir: "Tendrán paz", cuando tienen la espada en sus gargantas.</w:t>
-      </w:r>
-    </w:p>
-    <w:p>
-      <w:pPr/>
-      <w:r>
-        <w:rPr>
-          <w:lang w:val="es_ES" w:bidi="es_ES"/>
-        </w:rPr>
-      </w:r>
-      <w:r>
-        <w:rPr>
-          <w:vertAlign w:val="superscript"/>
-          <w:lang w:val="es_ES" w:bidi="es_ES"/>
-        </w:rPr>
-        <w:t>12</w:t>
-      </w:r>
-      <w:r>
-        <w:rPr>
-          <w:lang w:val="es_ES" w:bidi="es_ES"/>
-        </w:rPr>
-        <w:t xml:space="preserve"> En aquel tiempo el Señor dirá a este pueblo y a Jerusalén:—Un viento abrasador viene de las alturas del desierto hacia mi pueblo, no para aventar ni para limpiar. Un viento más fuerte que estos vendrá por mi orden. Ahora yo pronunciaré sentencia contra ellos.</w:t>
+        <w:t xml:space="preserve"> Entonces yo dije: —¡Ay, Señor Dios! Has engañado a este pueblo y a Jerusalén al decir: “Tendrán paz”, cuando tienen la espada en sus gargantas.</w:t>
+      </w:r>
+    </w:p>
+    <w:p>
+      <w:pPr/>
+      <w:r>
+        <w:rPr>
+          <w:lang w:val="es_ES" w:bidi="es_ES"/>
+        </w:rPr>
+      </w:r>
+      <w:r>
+        <w:rPr>
+          <w:vertAlign w:val="superscript"/>
+          <w:lang w:val="es_ES" w:bidi="es_ES"/>
+        </w:rPr>
+        <w:t>11-12</w:t>
+      </w:r>
+      <w:r>
+        <w:rPr>
+          <w:lang w:val="es_ES" w:bidi="es_ES"/>
+        </w:rPr>
+        <w:t xml:space="preserve"> En aquel tiempo el Señor dirá a este pueblo y a Jerusalén: —Un viento abrasador viene de las alturas del desierto hacia mi pueblo, no para aventar ni para limpiar. Un viento más fuerte que estos vendrá por mi orden. Ahora yo pronunciaré sentencia contra ellos.</w:t>
       </w:r>
     </w:p>
     <w:p>
@@ -2173,7 +2173,7 @@
         <w:rPr>
           <w:lang w:val="es_ES" w:bidi="es_ES"/>
         </w:rPr>
-        <w:t xml:space="preserve"> Dice el Señor:—Adviertan a las naciones, anúncienlo a Jerusalén. Tropas enemigas vienen de tierras lejanas y lanzan gritos de guerra contra las ciudades de Judá.</w:t>
+        <w:t xml:space="preserve"> Dice el Señor: —Adviertan a las naciones, anúncienlo a Jerusalén. Tropas enemigas vienen de tierras lejanas y lanzan gritos de guerra contra las ciudades de Judá.</w:t>
       </w:r>
     </w:p>
     <w:p>
@@ -2404,7 +2404,7 @@
         <w:rPr>
           <w:lang w:val="es_ES" w:bidi="es_ES"/>
         </w:rPr>
-        <w:t xml:space="preserve"> Esto es lo que ha declarado el Señor:—Toda la tierra quedará desolada, pero no la destruiré por completo.</w:t>
+        <w:t xml:space="preserve"> Esto es lo que ha declarado el Señor: —Toda la tierra quedará desolada, pero no la destruiré por completo.</w:t>
       </w:r>
     </w:p>
     <w:p>
@@ -2488,7 +2488,7 @@
         <w:rPr>
           <w:lang w:val="es_ES" w:bidi="es_ES"/>
         </w:rPr>
-        <w:t xml:space="preserve"> Escucho un grito como de una mujer que está dando a luz, como el gemido de una mujer en su primer parto. Es el grito de la hija de Sion, que jadea y extiende sus manos. Dice:—¡Ay de mí! Me estoy muriendo ante mis asesinos.</w:t>
+        <w:t xml:space="preserve"> Escucho un grito como de una mujer que está dando a luz, como el gemido de una mujer en su primer parto. Es el grito de la hija de Sion, que jadea y extiende sus manos. Dice: —¡Ay de mí! Me estoy muriendo ante mis asesinos.</w:t>
       </w:r>
     </w:p>
     <w:p>
@@ -2525,7 +2525,7 @@
         <w:rPr>
           <w:lang w:val="es_ES" w:bidi="es_ES"/>
         </w:rPr>
-        <w:t xml:space="preserve"> Dice el Señor:—Recorran las calles de Jerusalén. Miren y busquen por todas partes a ver si encuentran una sola persona justa y honrada. Si encuentran aunque sea una, no destruiré la ciudad.</w:t>
+        <w:t xml:space="preserve"> Dice el Señor: —Recorran las calles de Jerusalén. Miren y busquen por todas partes a ver si encuentran una sola persona justa y honrada. Si encuentran aunque sea una, no destruiré la ciudad.</w:t>
       </w:r>
     </w:p>
     <w:p>
@@ -2588,7 +2588,7 @@
         <w:rPr>
           <w:lang w:val="es_ES" w:bidi="es_ES"/>
         </w:rPr>
-        <w:t xml:space="preserve"> Entonces pensé: «Son solo gente pobre e ignorante. No conocen el camino del Señor ni las leyes de su Dios.</w:t>
+        <w:t xml:space="preserve"> Entonces pensé: “Son solo gente pobre e ignorante. No conocen el camino del Señor ni las leyes de su Dios.</w:t>
       </w:r>
     </w:p>
     <w:p>
@@ -2609,7 +2609,7 @@
         <w:rPr>
           <w:lang w:val="es_ES" w:bidi="es_ES"/>
         </w:rPr>
-        <w:t xml:space="preserve"> Iré a hablar con los líderes y los hombres importantes, porque ellos sí conocen el camino del Señor y las leyes de su Dios». Pero resultó que también ellos habían roto el yugo y el arnés.</w:t>
+        <w:t xml:space="preserve"> Iré a hablar con los líderes y los hombres importantes, porque ellos sí conocen el camino del Señor y las leyes de su Dios”. Pero resultó que también ellos habían roto el yugo y el arnés.</w:t>
       </w:r>
     </w:p>
     <w:p>
@@ -2651,7 +2651,7 @@
         <w:rPr>
           <w:lang w:val="es_ES" w:bidi="es_ES"/>
         </w:rPr>
-        <w:t xml:space="preserve"> Dice el Señor:—¿Cómo podría perdonarte después de esto? Tus hijos me han abandonado y han jurado por dioses que no son dioses. Yo les di todo lo que necesitaban, pero ellos cometieron adulterio y se reunieron en masa en los prostíbulos.</w:t>
+        <w:t xml:space="preserve"> Dice el Señor: —¿Cómo podría perdonarte después de esto? Tus hijos me han abandonado y han jurado por dioses que no son dioses. Yo les di todo lo que necesitaban, pero ellos cometieron adulterio y se reunieron en masa en los prostíbulos.</w:t>
       </w:r>
     </w:p>
     <w:p>
@@ -2756,7 +2756,7 @@
         <w:rPr>
           <w:lang w:val="es_ES" w:bidi="es_ES"/>
         </w:rPr>
-        <w:t xml:space="preserve"> Me han negado y dicen: "¡No hay que temer a Dios! ¡No nos sucederá ninguna desgracia! ¡No habrá hambre ni guerra!".</w:t>
+        <w:t xml:space="preserve"> Me han negado y dicen: "¡No hay que temer a Dios! ¡No nos sucederá ninguna desgracia! ¡No habrá hambre ni guerra!”.</w:t>
       </w:r>
     </w:p>
     <w:p>
@@ -2798,7 +2798,7 @@
         <w:rPr>
           <w:lang w:val="es_ES" w:bidi="es_ES"/>
         </w:rPr>
-        <w:t xml:space="preserve"> Por lo tanto, esto es lo que dice el Señor Dios de los Ejércitos:—Por hablar así, haré que mis palabras en tu boca sean como fuego, y este pueblo será como leña que el fuego consumirá.</w:t>
+        <w:t xml:space="preserve"> Por lo tanto, esto es lo que dice el Señor Dios de los Ejércitos: —Por hablar así, haré que mis palabras en tu boca sean como fuego, y este pueblo será como leña que el fuego consumirá.</w:t>
       </w:r>
     </w:p>
     <w:p>
@@ -2903,7 +2903,7 @@
         <w:rPr>
           <w:lang w:val="es_ES" w:bidi="es_ES"/>
         </w:rPr>
-        <w:t xml:space="preserve"> »La gente preguntará: "¿Por qué el Señor nuestro Dios nos ha hecho todo esto?". Les responderán: "Así como ustedes lo abandonaron y sirvieron a dioses extranjeros en su propia tierra, ahora servirán a extranjeros en una tierra que no es suya".</w:t>
+        <w:t xml:space="preserve"> »La gente preguntará: "¿Por qué el Señor nuestro Dios nos ha hecho todo esto?”. Les responderán: “Así como ustedes lo abandonaron y sirvieron a dioses extranjeros en su propia tierra, ahora servirán a extranjeros en una tierra que no es suya”.</w:t>
       </w:r>
     </w:p>
     <w:p>
@@ -2981,13 +2981,13 @@
           <w:vertAlign w:val="superscript"/>
           <w:lang w:val="es_ES" w:bidi="es_ES"/>
         </w:rPr>
-        <w:t>24</w:t>
-      </w:r>
-      <w:r>
-        <w:rPr>
-          <w:lang w:val="es_ES" w:bidi="es_ES"/>
-        </w:rPr>
-        <w:t xml:space="preserve"> Pero este pueblo tiene un corazón terco y rebelde; se apartaron de mí y se fueron. No dicen en su corazón: "Temamos al Señor nuestro Dios, que da la lluvia a su tiempo, tanto la lluvia temprana como la tardía, y nos asegura las semanas establecidas para la cosecha".</w:t>
+        <w:t>23-24</w:t>
+      </w:r>
+      <w:r>
+        <w:rPr>
+          <w:lang w:val="es_ES" w:bidi="es_ES"/>
+        </w:rPr>
+        <w:t xml:space="preserve"> Pero este pueblo tiene un corazón terco y rebelde; se apartaron de mí y se fueron. No dicen en su corazón: “Temamos al Señor nuestro Dios, que da la lluvia a su tiempo, tanto la lluvia temprana como la tardía, y nos asegura las semanas establecidas para la cosecha”.</w:t>
       </w:r>
     </w:p>
     <w:p>
@@ -3255,7 +3255,7 @@
         <w:rPr>
           <w:lang w:val="es_ES" w:bidi="es_ES"/>
         </w:rPr>
-        <w:t xml:space="preserve"> Dicen:—¡Vamos! ¡Ataquémosla de noche y destruyamos sus fortalezas!</w:t>
+        <w:t xml:space="preserve"> Dicen: —¡Vamos! ¡Ataquémosla de noche y destruyamos sus fortalezas!</w:t>
       </w:r>
     </w:p>
     <w:p>
@@ -3276,7 +3276,7 @@
         <w:rPr>
           <w:lang w:val="es_ES" w:bidi="es_ES"/>
         </w:rPr>
-        <w:t xml:space="preserve"> El Señor Todopoderoso ha dicho:—Corten árboles y construyan rampas de asalto contra Jerusalén. Esta ciudad debe ser castigada; está llena de opresión.</w:t>
+        <w:t xml:space="preserve"> El Señor Todopoderoso ha dicho: —Corten árboles y construyan rampas de asalto contra Jerusalén. Esta ciudad debe ser castigada; está llena de opresión.</w:t>
       </w:r>
     </w:p>
     <w:p>
@@ -3339,7 +3339,7 @@
         <w:rPr>
           <w:lang w:val="es_ES" w:bidi="es_ES"/>
         </w:rPr>
-        <w:t xml:space="preserve"> Esto dice el Señor de los Ejércitos:—Rebuscarán el resto de Israel como se rebuscan las uvas en una vid. Pasarán la mano como un vendimiador sobre los sarmientos una y otra vez.</w:t>
+        <w:t xml:space="preserve"> Esto dice el Señor de los Ejércitos: —Rebuscarán el resto de Israel como se rebuscan las uvas en una vid. Pasarán la mano como un vendimiador sobre los sarmientos una y otra vez.</w:t>
       </w:r>
     </w:p>
     <w:p>
@@ -3381,7 +3381,7 @@
         <w:rPr>
           <w:lang w:val="es_ES" w:bidi="es_ES"/>
         </w:rPr>
-        <w:t xml:space="preserve"> Por eso estoy lleno de la ira del Señor; estoy cansado de contenerla.Así declara el Señor: —Derrámala sobre los niños en las calles y sobre las reuniones de jóvenes. Serán capturados tanto el esposo como la esposa, tanto el anciano como el de edad avanzada.</w:t>
+        <w:t xml:space="preserve"> Por eso estoy lleno de la ira del Señor; estoy cansado de contenerla. Así declara el Señor: —Derrámala sobre los niños en las calles y sobre las reuniones de jóvenes. Serán capturados tanto el esposo como la esposa, tanto el anciano como el de edad avanzada.</w:t>
       </w:r>
     </w:p>
     <w:p>
@@ -3444,7 +3444,7 @@
         <w:rPr>
           <w:lang w:val="es_ES" w:bidi="es_ES"/>
         </w:rPr>
-        <w:t xml:space="preserve"> Curan la herida de mi pueblo como si fuera superficial. Dicen: "Paz, paz", cuando no hay paz.</w:t>
+        <w:t xml:space="preserve"> Curan la herida de mi pueblo como si fuera superficial. Dicen: “Paz, paz”, cuando no hay paz.</w:t>
       </w:r>
     </w:p>
     <w:p>
@@ -3486,7 +3486,7 @@
         <w:rPr>
           <w:lang w:val="es_ES" w:bidi="es_ES"/>
         </w:rPr>
-        <w:t xml:space="preserve"> Esto es lo que dice el Señor:—Deténganse en los caminos y miren; pregunten por los senderos antiguos. Pregunten dónde está el buen camino, y caminen por él. Así encontrarán descanso para sus almas. Pero dijeron: "No caminaremos por él".</w:t>
+        <w:t xml:space="preserve"> Esto es lo que dice el Señor: —Deténganse en los caminos y miren; pregunten por los senderos antiguos. Pregunten dónde está el buen camino, y caminen por él. Así encontrarán descanso para sus almas. Pero dijeron: “No caminaremos por él”.</w:t>
       </w:r>
     </w:p>
     <w:p>
@@ -3507,22 +3507,22 @@
         <w:rPr>
           <w:lang w:val="es_ES" w:bidi="es_ES"/>
         </w:rPr>
-        <w:t xml:space="preserve"> Puse centinelas sobre ustedes y les dije: "Presten atención al sonido de la trompeta". Pero ustedes dijeron: "No prestaremos atención".</w:t>
-      </w:r>
-    </w:p>
-    <w:p>
-      <w:pPr/>
-      <w:r>
-        <w:rPr>
-          <w:lang w:val="es_ES" w:bidi="es_ES"/>
-        </w:rPr>
-      </w:r>
-      <w:r>
-        <w:rPr>
-          <w:vertAlign w:val="superscript"/>
-          <w:lang w:val="es_ES" w:bidi="es_ES"/>
-        </w:rPr>
-        <w:t>19</w:t>
+        <w:t xml:space="preserve"> Puse centinelas sobre ustedes y les dije: “Presten atención al sonido de la trompeta”. Pero ustedes dijeron: “No prestaremos atención”.</w:t>
+      </w:r>
+    </w:p>
+    <w:p>
+      <w:pPr/>
+      <w:r>
+        <w:rPr>
+          <w:lang w:val="es_ES" w:bidi="es_ES"/>
+        </w:rPr>
+      </w:r>
+      <w:r>
+        <w:rPr>
+          <w:vertAlign w:val="superscript"/>
+          <w:lang w:val="es_ES" w:bidi="es_ES"/>
+        </w:rPr>
+        <w:t>18-19</w:t>
       </w:r>
       <w:r>
         <w:rPr>
@@ -3570,7 +3570,7 @@
         <w:rPr>
           <w:lang w:val="es_ES" w:bidi="es_ES"/>
         </w:rPr>
-        <w:t xml:space="preserve"> Por eso, esto es lo que dice el Señor:—Pondré obstáculos ante este pueblo. Padres e hijos tropezarán juntos; vecinos y amigos perecerán.</w:t>
+        <w:t xml:space="preserve"> Por eso, esto es lo que dice el Señor: —Pondré obstáculos ante este pueblo. Padres e hijos tropezarán juntos; vecinos y amigos perecerán.</w:t>
       </w:r>
     </w:p>
     <w:p>
@@ -3591,7 +3591,7 @@
         <w:rPr>
           <w:lang w:val="es_ES" w:bidi="es_ES"/>
         </w:rPr>
-        <w:t xml:space="preserve"> Esto es lo que dice el Señor:—Miren, un ejército viene del norte. Una gran nación se levanta desde los confines de la tierra.</w:t>
+        <w:t xml:space="preserve"> Esto es lo que dice el Señor: —Miren, un ejército viene del norte. Una gran nación se levanta desde los confines de la tierra.</w:t>
       </w:r>
     </w:p>
     <w:p>
@@ -3696,7 +3696,7 @@
         <w:rPr>
           <w:lang w:val="es_ES" w:bidi="es_ES"/>
         </w:rPr>
-        <w:t xml:space="preserve"> El Señor dice:—Te he puesto como probador de metales entre mi pueblo para que examines y pruebes su conducta.</w:t>
+        <w:t xml:space="preserve"> El Señor dice: —Te he puesto como probador de metales entre mi pueblo para que examines y pruebes su conducta.</w:t>
       </w:r>
     </w:p>
     <w:p>
@@ -3859,7 +3859,7 @@
         <w:rPr>
           <w:lang w:val="es_ES" w:bidi="es_ES"/>
         </w:rPr>
-        <w:t xml:space="preserve"> No confíen en palabras engañosas que dicen: "¡El templo del Señor, el templo del Señor, el templo del Señor está aquí!".</w:t>
+        <w:t xml:space="preserve"> No confíen en palabras engañosas que dicen: "¡El templo del Señor, el templo del Señor, el templo del Señor está aquí!”.</w:t>
       </w:r>
     </w:p>
     <w:p>
@@ -3985,7 +3985,7 @@
         <w:rPr>
           <w:lang w:val="es_ES" w:bidi="es_ES"/>
         </w:rPr>
-        <w:t xml:space="preserve"> y luego venir aquí y presentarse ante mí en mi templo diciendo: "Estamos a salvo", para después volver a cometer todas estas maldades?</w:t>
+        <w:t xml:space="preserve"> y luego venir aquí y presentarse ante mí en mi templo diciendo: “Estamos a salvo”, para después volver a cometer todas estas maldades?</w:t>
       </w:r>
     </w:p>
     <w:p>
@@ -4042,7 +4042,7 @@
           <w:vertAlign w:val="superscript"/>
           <w:lang w:val="es_ES" w:bidi="es_ES"/>
         </w:rPr>
-        <w:t>14</w:t>
+        <w:t>13-14</w:t>
       </w:r>
       <w:r>
         <w:rPr>
@@ -4237,7 +4237,7 @@
         <w:rPr>
           <w:lang w:val="es_ES" w:bidi="es_ES"/>
         </w:rPr>
-        <w:t xml:space="preserve"> Lo que les dije fue: "Obedezcan mi voz, y yo seré su Dios y ustedes serán mi pueblo. Sigan la conducta que les ordeno, para que les vaya bien".</w:t>
+        <w:t xml:space="preserve"> Lo que les dije fue: “Obedezcan mi voz, y yo seré su Dios y ustedes serán mi pueblo. Sigan la conducta que les ordeno, para que les vaya bien”.</w:t>
       </w:r>
     </w:p>
     <w:p>
@@ -4342,7 +4342,7 @@
         <w:rPr>
           <w:lang w:val="es_ES" w:bidi="es_ES"/>
         </w:rPr>
-        <w:t xml:space="preserve"> Diles: "Esta es la nación que no obedece al Señor su Dios ni acepta corrección. La verdad ha desaparecido; ha sido eliminada de sus labios.</w:t>
+        <w:t xml:space="preserve"> Diles: “Esta es la nación que no obedece al Señor su Dios ni acepta corrección. La verdad ha desaparecido; ha sido eliminada de sus labios.</w:t>
       </w:r>
     </w:p>
     <w:p>
@@ -4363,7 +4363,7 @@
         <w:rPr>
           <w:lang w:val="es_ES" w:bidi="es_ES"/>
         </w:rPr>
-        <w:t xml:space="preserve"> Rápate la cabeza en señal de duelo y llora sola sobre los montes, porque el Señor ha rechazado y abandonado a esta generación que ha provocado su ira".</w:t>
+        <w:t xml:space="preserve"> Rápate la cabeza en señal de duelo y llora sola sobre los montes, porque el Señor ha rechazado y abandonado a esta generación que ha provocado su ira”.</w:t>
       </w:r>
     </w:p>
     <w:p>
@@ -4505,7 +4505,7 @@
         <w:rPr>
           <w:lang w:val="es_ES" w:bidi="es_ES"/>
         </w:rPr>
-        <w:t xml:space="preserve"> Dice el Señor:—En ese tiempo, sacarán de sus tumbas los huesos de los reyes de Judá, de los oficiales, de los sacerdotes, de los profetas y de los habitantes de Jerusalén.</w:t>
+        <w:t xml:space="preserve"> Dice el Señor: —En ese tiempo, sacarán de sus tumbas los huesos de los reyes de Judá, de los oficiales, de los sacerdotes, de los profetas y de los habitantes de Jerusalén.</w:t>
       </w:r>
     </w:p>
     <w:p>
@@ -4562,7 +4562,7 @@
           <w:vertAlign w:val="superscript"/>
           <w:lang w:val="es_ES" w:bidi="es_ES"/>
         </w:rPr>
-        <w:t>5</w:t>
+        <w:t>4-5</w:t>
       </w:r>
       <w:r>
         <w:rPr>
@@ -4589,7 +4589,7 @@
         <w:rPr>
           <w:lang w:val="es_ES" w:bidi="es_ES"/>
         </w:rPr>
-        <w:t xml:space="preserve"> Escucho sus conversaciones y no oigo a nadie arrepentirse de su maldad. Nadie dice: "¿Qué he hecho?". Todos siguen su propio camino, como un caballo que se lanza sin control a la batalla.</w:t>
+        <w:t xml:space="preserve"> Escucho sus conversaciones y no oigo a nadie arrepentirse de su maldad. Nadie dice: "¿Qué he hecho?”. Todos siguen su propio camino, como un caballo que se lanza sin control a la batalla.</w:t>
       </w:r>
     </w:p>
     <w:p>
@@ -4631,7 +4631,7 @@
         <w:rPr>
           <w:lang w:val="es_ES" w:bidi="es_ES"/>
         </w:rPr>
-        <w:t xml:space="preserve"> »¿Cómo pueden decir: "Somos sabios, tenemos la ley del Señor", cuando sus maestros la han falseado con sus interpretaciones engañosas?</w:t>
+        <w:t xml:space="preserve"> »¿Cómo pueden decir: “Somos sabios, tenemos la ley del Señor”, cuando sus maestros la han falseado con sus interpretaciones engañosas?</w:t>
       </w:r>
     </w:p>
     <w:p>
@@ -4694,7 +4694,7 @@
         <w:rPr>
           <w:lang w:val="es_ES" w:bidi="es_ES"/>
         </w:rPr>
-        <w:t xml:space="preserve"> Le aplican un remedio superficial a las heridas de mi pueblo. Les dicen: "¡Paz, paz!", cuando no hay paz en absoluto.</w:t>
+        <w:t xml:space="preserve"> Le aplican un remedio superficial a las heridas de mi pueblo. Les dicen: "¡Paz, paz!”, cuando no hay paz en absoluto.</w:t>
       </w:r>
     </w:p>
     <w:p>
@@ -4820,7 +4820,7 @@
         <w:rPr>
           <w:lang w:val="es_ES" w:bidi="es_ES"/>
         </w:rPr>
-        <w:t xml:space="preserve"> Dice el Señor:—Enviaré contra ustedes serpientes venenosas que no se dejan encantar. Los morderán y morirán.</w:t>
+        <w:t xml:space="preserve"> Dice el Señor: —Enviaré contra ustedes serpientes venenosas que no se dejan encantar. Los morderán y morirán.</w:t>
       </w:r>
     </w:p>
     <w:p>
@@ -4862,7 +4862,7 @@
         <w:rPr>
           <w:lang w:val="es_ES" w:bidi="es_ES"/>
         </w:rPr>
-        <w:t xml:space="preserve"> Escucho el clamor de mi pueblo desde una tierra lejana: —¿Acaso el Señor ya no está en Sion? ¿Ya no reina su rey?El Señor responde:—¿Por qué me provocaron con sus ídolos y con sus dioses extranjeros sin valor?</w:t>
+        <w:t xml:space="preserve"> Escucho el clamor de mi pueblo desde una tierra lejana: —¿Acaso el Señor ya no está en Sion? ¿Ya no reina su rey? El Señor responde: —¿Por qué me provocaron con sus ídolos y con sus dioses extranjeros sin valor?</w:t>
       </w:r>
     </w:p>
     <w:p>
@@ -5004,7 +5004,7 @@
         <w:rPr>
           <w:lang w:val="es_ES" w:bidi="es_ES"/>
         </w:rPr>
-        <w:t xml:space="preserve"> Dice el Señor:—Tensan su lengua como un arco para disparar mentiras; no es por la verdad que se han fortalecido en la tierra. Van de mal en peor y no me conocen.</w:t>
+        <w:t xml:space="preserve"> Dice el Señor: —Tensan su lengua como un arco para disparar mentiras; no es por la verdad por lo que se han fortalecido en la tierra. Van de mal en peor y no me conocen.</w:t>
       </w:r>
     </w:p>
     <w:p>
@@ -5256,7 +5256,7 @@
         <w:rPr>
           <w:lang w:val="es_ES" w:bidi="es_ES"/>
         </w:rPr>
-        <w:t xml:space="preserve"> Por tanto, esto es lo que dice el Señor Todopoderoso, el Dios de Israel:—Haré que este pueblo coma alimento amargo y beba agua envenenada.</w:t>
+        <w:t xml:space="preserve"> Por tanto, esto es lo que dice el Señor Todopoderoso, el Dios de Israel: —Haré que este pueblo coma alimento amargo y beba agua envenenada.</w:t>
       </w:r>
     </w:p>
     <w:p>
@@ -5292,7 +5292,7 @@
           <w:vertAlign w:val="superscript"/>
           <w:lang w:val="es_ES" w:bidi="es_ES"/>
         </w:rPr>
-        <w:t>18</w:t>
+        <w:t>17-18</w:t>
       </w:r>
       <w:r>
         <w:rPr>
@@ -5319,7 +5319,7 @@
         <w:rPr>
           <w:lang w:val="es_ES" w:bidi="es_ES"/>
         </w:rPr>
-        <w:t xml:space="preserve"> Escuchen el llanto que viene de Sion: "¡Estamos asolados! ¡Qué humillación! Tenemos que abandonar nuestra tierra porque han destruido nuestras casas".</w:t>
+        <w:t xml:space="preserve"> Escuchen el llanto que viene de Sion: "¡Estamos asolados! ¡Qué humillación! Tenemos que abandonar nuestra tierra porque han destruido nuestras casas”.</w:t>
       </w:r>
     </w:p>
     <w:p>
@@ -5361,7 +5361,7 @@
         <w:rPr>
           <w:lang w:val="es_ES" w:bidi="es_ES"/>
         </w:rPr>
-        <w:t xml:space="preserve"> "La muerte ha entrado por nuestras ventanas y ha invadido nuestras fortalezas. Ha matado a los niños en las calles y a los jóvenes en las plazas".</w:t>
+        <w:t xml:space="preserve"> «La muerte ha entrado por nuestras ventanas y ha invadido nuestras fortalezas. Ha matado a los niños en las calles y a los jóvenes en las plazas”.</w:t>
       </w:r>
     </w:p>
     <w:p>
@@ -5403,7 +5403,7 @@
         <w:rPr>
           <w:lang w:val="es_ES" w:bidi="es_ES"/>
         </w:rPr>
-        <w:t xml:space="preserve"> El Señor dice:—Que no se sienta orgulloso el sabio de su sabiduría ni el fuerte de su fuerza ni el rico de su riqueza.</w:t>
+        <w:t xml:space="preserve"> El Señor dice: —Que no se sienta orgulloso el sabio de su sabiduría ni el fuerte de su fuerza ni el rico de su riqueza.</w:t>
       </w:r>
     </w:p>
     <w:p>
@@ -5439,13 +5439,13 @@
           <w:vertAlign w:val="superscript"/>
           <w:lang w:val="es_ES" w:bidi="es_ES"/>
         </w:rPr>
-        <w:t>26</w:t>
-      </w:r>
-      <w:r>
-        <w:rPr>
-          <w:lang w:val="es_ES" w:bidi="es_ES"/>
-        </w:rPr>
-        <w:t xml:space="preserve"> El Señor dice:—Llegará el día en que castigaré a todos los que están circuncidados solo en la carne: Egipto, Judá, Edom, Amón, Moab y todos los habitantes del desierto que se rapan las sienes. Todas esas naciones están incircuncisas, y todo el pueblo de Israel tiene el corazón incircunciso.</w:t>
+        <w:t>25-26</w:t>
+      </w:r>
+      <w:r>
+        <w:rPr>
+          <w:lang w:val="es_ES" w:bidi="es_ES"/>
+        </w:rPr>
+        <w:t xml:space="preserve"> El Señor dice: —Llegará el día en que castigaré a todos los que están circuncidados solo en la carne: Egipto, Judá, Edom, Amón, Moab y todos los habitantes del desierto que se rapan las sienes. Todas esas naciones están incircuncisas, y todo el pueblo de Israel tiene el corazón incircunciso.</w:t>
       </w:r>
     </w:p>
     <w:p>
@@ -5497,13 +5497,13 @@
           <w:vertAlign w:val="superscript"/>
           <w:lang w:val="es_ES" w:bidi="es_ES"/>
         </w:rPr>
-        <w:t>3</w:t>
-      </w:r>
-      <w:r>
-        <w:rPr>
-          <w:lang w:val="es_ES" w:bidi="es_ES"/>
-        </w:rPr>
-        <w:t xml:space="preserve"> Dice:—No hagan como las naciones que tratan de leer su futuro en las estrellas. No se asusten por las señales del cielo como lo hacen ellos. Sus prácticas no tienen ningún sentido. Cortan un árbol del bosque y un artesano lo trabaja con sus herramientas.</w:t>
+        <w:t>2-3</w:t>
+      </w:r>
+      <w:r>
+        <w:rPr>
+          <w:lang w:val="es_ES" w:bidi="es_ES"/>
+        </w:rPr>
+        <w:t xml:space="preserve"> Dice: —No hagan como las naciones que tratan de leer su futuro en las estrellas. No se asusten por las señales del cielo como lo hacen ellos. Sus prácticas no tienen ningún sentido. Cortan un árbol del bosque y un artesano lo trabaja con sus herramientas.</w:t>
       </w:r>
     </w:p>
     <w:p>
@@ -5818,7 +5818,7 @@
         <w:rPr>
           <w:lang w:val="es_ES" w:bidi="es_ES"/>
         </w:rPr>
-        <w:t xml:space="preserve"> porque esto lo dice el Señor:—Voy a expulsar a los habitantes de esta tierra como si los lanzara con honda. Voy a traer angustia sobre ellos y serán capturados.</w:t>
+        <w:t xml:space="preserve"> porque esto lo dice el Señor: —Voy a expulsar a los habitantes de esta tierra como si los lanzara con honda. Voy a traer angustia sobre ellos y serán capturados.</w:t>
       </w:r>
     </w:p>
     <w:p>
@@ -6017,7 +6017,7 @@
           <w:vertAlign w:val="superscript"/>
           <w:lang w:val="es_ES" w:bidi="es_ES"/>
         </w:rPr>
-        <w:t>3</w:t>
+        <w:t>2-3</w:t>
       </w:r>
       <w:r>
         <w:rPr>
@@ -6065,7 +6065,7 @@
         <w:rPr>
           <w:lang w:val="es_ES" w:bidi="es_ES"/>
         </w:rPr>
-        <w:t xml:space="preserve"> Así yo cumpliría el juramento que hice a sus antepasados. Les prometí darles una tierra donde fluye leche y miel, tal como la tienen hoy.Entonces respondí:—Amén, Señor.</w:t>
+        <w:t xml:space="preserve"> Así yo cumpliría el juramento que hice a sus antepasados. Les prometí darles una tierra donde fluye leche y miel, tal como la tienen hoy. Entonces respondí: —Amén, Señor.</w:t>
       </w:r>
     </w:p>
     <w:p>
@@ -6086,7 +6086,7 @@
         <w:rPr>
           <w:lang w:val="es_ES" w:bidi="es_ES"/>
         </w:rPr>
-        <w:t xml:space="preserve"> Entonces el Señor me dijo proclamar este mensaje por las calles de Jerusalén y por todas las ciudades de Judá:—Escuchen las palabras de este pacto y obedézcanlas.</w:t>
+        <w:t xml:space="preserve"> Entonces el Señor me dijo proclamar este mensaje por las calles de Jerusalén y por todas las ciudades de Judá: —Escuchen las palabras de este pacto y obedézcanlas.</w:t>
       </w:r>
     </w:p>
     <w:p>
@@ -6107,7 +6107,7 @@
         <w:rPr>
           <w:lang w:val="es_ES" w:bidi="es_ES"/>
         </w:rPr>
-        <w:t xml:space="preserve"> Cuando saqué a sus antepasados de Egipto, les advertí solemnemente y les he repetido hasta el día de hoy: "Obedezcan mi voz".</w:t>
+        <w:t xml:space="preserve"> Cuando saqué a sus antepasados de Egipto, les advertí solemnemente y les he repetido hasta el día de hoy: “Obedezcan mi voz”.</w:t>
       </w:r>
     </w:p>
     <w:p>
@@ -6149,7 +6149,7 @@
         <w:rPr>
           <w:lang w:val="es_ES" w:bidi="es_ES"/>
         </w:rPr>
-        <w:t xml:space="preserve"> El Señor me dijo:—He descubierto una conspiración entre los habitantes de Judá y de Jerusalén.</w:t>
+        <w:t xml:space="preserve"> El Señor me dijo: —He descubierto una conspiración entre los habitantes de Judá y de Jerusalén.</w:t>
       </w:r>
     </w:p>
     <w:p>
@@ -6296,7 +6296,7 @@
         <w:rPr>
           <w:lang w:val="es_ES" w:bidi="es_ES"/>
         </w:rPr>
-        <w:t xml:space="preserve"> El Señor los llamó «olivo frondoso, hermoso y lleno de buen fruto». Pero ahora, con el rugido de una gran tormenta, él mismo les prenderá fuego y sus ramas quedarán consumidas.</w:t>
+        <w:t xml:space="preserve"> El Señor los llamó “olivo frondoso, hermoso y lleno de buen fruto”. Pero ahora, con el rugido de una gran tormenta, él mismo les prenderá fuego y sus ramas quedarán consumidas.</w:t>
       </w:r>
     </w:p>
     <w:p>
@@ -6359,7 +6359,7 @@
         <w:rPr>
           <w:lang w:val="es_ES" w:bidi="es_ES"/>
         </w:rPr>
-        <w:t xml:space="preserve"> Yo era como un cordero manso que llevan al matadero. No sabía que tramaban planes contra mí. Decían:—Destruyamos el árbol con su fruto; cortémoslo de la tierra de los vivientes para que su nombre no sea recordado jamás.</w:t>
+        <w:t xml:space="preserve"> Yo era como un cordero manso que llevan al matadero. No sabía que tramaban planes contra mí. Decían: —Destruyamos el árbol con su fruto; cortémoslo de la tierra de los vivientes para que su nombre no sea recordado jamás.</w:t>
       </w:r>
     </w:p>
     <w:p>
@@ -6395,13 +6395,13 @@
           <w:vertAlign w:val="superscript"/>
           <w:lang w:val="es_ES" w:bidi="es_ES"/>
         </w:rPr>
-        <w:t>22</w:t>
-      </w:r>
-      <w:r>
-        <w:rPr>
-          <w:lang w:val="es_ES" w:bidi="es_ES"/>
-        </w:rPr>
-        <w:t xml:space="preserve"> Los hombres de Anatot buscan mi muerte y me amenazan diciendo:—No profetices en el nombre del Señor o morirás a nuestras manos. Por eso, así dice el Señor de los ejércitos:—Voy a castigarlos. Los jóvenes morirán por la espada. Sus hijos y sus hijas morirán de hambre.</w:t>
+        <w:t>21-22</w:t>
+      </w:r>
+      <w:r>
+        <w:rPr>
+          <w:lang w:val="es_ES" w:bidi="es_ES"/>
+        </w:rPr>
+        <w:t xml:space="preserve"> Los hombres de Anatot buscan mi muerte y me amenazan diciendo: —No profetices en el nombre del Señor o morirás a nuestras manos. Por eso, así dice el Señor de los ejércitos: —Voy a castigarlos. Los jóvenes morirán por la espada. Sus hijos y sus hijas morirán de hambre.</w:t>
       </w:r>
     </w:p>
     <w:p>
@@ -6459,7 +6459,7 @@
         <w:rPr>
           <w:lang w:val="es_ES" w:bidi="es_ES"/>
         </w:rPr>
-        <w:t xml:space="preserve"> Señor, tú siempre eres justo cuando presento mi caso ante ti. Sin embargo, quiero hablarte de tu justicia. ¿Por qué prosperan los malvados?¿Por qué viven tranquilos los traidores?</w:t>
+        <w:t xml:space="preserve"> Señor, tú siempre eres justo cuando presento mi caso ante ti. Sin embargo, quiero hablarte de tu justicia. ¿Por qué prosperan los malvados? ¿Por qué viven tranquilos los traidores?</w:t>
       </w:r>
     </w:p>
     <w:p>
@@ -6522,7 +6522,7 @@
         <w:rPr>
           <w:lang w:val="es_ES" w:bidi="es_ES"/>
         </w:rPr>
-        <w:t xml:space="preserve"> ¿Hasta cuándo va a sufrir la tierra y se va a secar la hierba de todos los campos? Los animales y las aves han desaparecido por la maldad de los que habitan en ella, de los que dicen:—Dios no ve lo que nos va a pasar.</w:t>
+        <w:t xml:space="preserve"> ¿Hasta cuándo va a sufrir la tierra y se va a secar la hierba de todos los campos? Los animales y las aves han desaparecido por la maldad de los que habitan en ella, de los que dicen: —Dios no ve lo que nos va a pasar.</w:t>
       </w:r>
     </w:p>
     <w:p>
@@ -6543,7 +6543,7 @@
         <w:rPr>
           <w:lang w:val="es_ES" w:bidi="es_ES"/>
         </w:rPr>
-        <w:t xml:space="preserve"> Dice el Señor:—Si el competir con seres humanos te cansa, ¿cómo podrás competir contra caballos? Si tropiezas en tierra segura, ¿qué harás en la espesura del Jordán?</w:t>
+        <w:t xml:space="preserve"> Dice el Señor: —Si el competir con seres humanos te cansa, ¿cómo podrás competir contra caballos? Si tropiezas en tierra segura, ¿qué harás en la espesura del Jordán?</w:t>
       </w:r>
     </w:p>
     <w:p>
@@ -6774,7 +6774,7 @@
         <w:rPr>
           <w:lang w:val="es_ES" w:bidi="es_ES"/>
         </w:rPr>
-        <w:t xml:space="preserve"> Estas naciones pueden aprender las costumbres de mi pueblo y jurar en mi nombre, diciendo: "Tan cierto como que el Señor vive", tal como enseñaron a mi pueblo a jurar por Baal. Si eso hacen, entonces serán establecidas en medio de mi pueblo.</w:t>
+        <w:t xml:space="preserve"> Estas naciones pueden aprender las costumbres de mi pueblo y jurar en mi nombre, diciendo: “Tan cierto como que el Señor vive”, tal como enseñaron a mi pueblo a jurar por Baal. Si eso hacen, entonces serán establecidas en medio de mi pueblo.</w:t>
       </w:r>
     </w:p>
     <w:p>
@@ -6795,7 +6795,7 @@
         <w:rPr>
           <w:lang w:val="es_ES" w:bidi="es_ES"/>
         </w:rPr>
-        <w:t xml:space="preserve"> Pero toda nación que se niegue a obedecerme será arrancada y destruida. Lo decara el Señor.</w:t>
+        <w:t xml:space="preserve"> Pero toda nación que se niegue a obedecerme será arrancada y destruida. Lo declara el Señor.</w:t>
       </w:r>
     </w:p>
     <w:p>
@@ -6832,7 +6832,7 @@
         <w:rPr>
           <w:lang w:val="es_ES" w:bidi="es_ES"/>
         </w:rPr>
-        <w:t xml:space="preserve"> El Señor me dijo:—Ve y compra un cinturón de lino. Póntelo en la cintura, pero no lo laves ni lo metas en agua.</w:t>
+        <w:t xml:space="preserve"> El Señor me dijo: —Ve y compra un cinturón de lino. Póntelo en la cintura, pero no lo laves ni lo metas en agua.</w:t>
       </w:r>
     </w:p>
     <w:p>
@@ -6973,13 +6973,13 @@
           <w:vertAlign w:val="superscript"/>
           <w:lang w:val="es_ES" w:bidi="es_ES"/>
         </w:rPr>
-        <w:t>9</w:t>
-      </w:r>
-      <w:r>
-        <w:rPr>
-          <w:lang w:val="es_ES" w:bidi="es_ES"/>
-        </w:rPr>
-        <w:t xml:space="preserve"> Entonces el Señor me dijo:—Así destruiré el orgullo de Judá y el gran orgullo de Jerusalén.</w:t>
+        <w:t>8-9</w:t>
+      </w:r>
+      <w:r>
+        <w:rPr>
+          <w:lang w:val="es_ES" w:bidi="es_ES"/>
+        </w:rPr>
+        <w:t xml:space="preserve"> Entonces el Señor me dijo: —Así destruiré el orgullo de Judá y el gran orgullo de Jerusalén.</w:t>
       </w:r>
     </w:p>
     <w:p>
@@ -7042,7 +7042,7 @@
         <w:rPr>
           <w:lang w:val="es_ES" w:bidi="es_ES"/>
         </w:rPr>
-        <w:t xml:space="preserve"> »Diles que el Señor, el Dios de Israel, dice: "Toda jarra se llenará de vino". Ellos te responderán: "Por supuesto que sabemos que toda jarra se puede llenar de vino. ¿Por qué nos dices eso?".</w:t>
+        <w:t xml:space="preserve"> »Diles que el Señor, el Dios de Israel, dice: “Toda jarra se llenará de vino”. Ellos te responderán: “Por supuesto que sabemos que toda jarra se puede llenar de vino. ¿Por qué nos dices eso?”.</w:t>
       </w:r>
     </w:p>
     <w:p>
@@ -7063,7 +7063,7 @@
         <w:rPr>
           <w:lang w:val="es_ES" w:bidi="es_ES"/>
         </w:rPr>
-        <w:t xml:space="preserve"> Entonces respóndeles que esto dice el Señor: "Llenaré de borrachera a todos los habitantes de este país: a los reyes que se sientan en el trono de David, a los sacerdotes, a los profetas y a toda la gente de Jerusalén.</w:t>
+        <w:t xml:space="preserve"> Entonces respóndeles que esto dice el Señor: “Llenaré de borrachera a todos los habitantes de este país: a los reyes que se sientan en el trono de David, a los sacerdotes, a los profetas y a toda la gente de Jerusalén.</w:t>
       </w:r>
     </w:p>
     <w:p>
@@ -7084,7 +7084,7 @@
         <w:rPr>
           <w:lang w:val="es_ES" w:bidi="es_ES"/>
         </w:rPr>
-        <w:t xml:space="preserve"> Haré que se destruyan unos a otros, tanto padres como hijos. No tendré compasión ni piedad ni misericordia. Los destruiré sin vacilación".</w:t>
+        <w:t xml:space="preserve"> Haré que se destruyan unos a otros, tanto padres como hijos. No tendré compasión ni piedad ni misericordia. Los destruiré sin vacilación”.</w:t>
       </w:r>
     </w:p>
     <w:p>
@@ -7168,7 +7168,7 @@
         <w:rPr>
           <w:lang w:val="es_ES" w:bidi="es_ES"/>
         </w:rPr>
-        <w:t xml:space="preserve"> Díganle al rey y a la reina madre:—Bajen de sus tronos y siéntense en el suelo, porque han perdido sus hermosas coronas.</w:t>
+        <w:t xml:space="preserve"> Díganle al rey y a la reina madre: —Bajen de sus tronos y siéntense en el suelo, porque han perdido sus hermosas coronas.</w:t>
       </w:r>
     </w:p>
     <w:p>
@@ -7252,7 +7252,7 @@
         <w:rPr>
           <w:lang w:val="es_ES" w:bidi="es_ES"/>
         </w:rPr>
-        <w:t xml:space="preserve"> Si te preguntas: «¿Por qué me pasa todo esto?», es por tus muchos pecados. Por eso te han violado y maltratado.</w:t>
+        <w:t xml:space="preserve"> Si te preguntas: «¿Por qué me pasa todo esto?”, es por tus muchos pecados. Por eso te han violado y maltratado.</w:t>
       </w:r>
     </w:p>
     <w:p>
@@ -7288,13 +7288,13 @@
           <w:vertAlign w:val="superscript"/>
           <w:lang w:val="es_ES" w:bidi="es_ES"/>
         </w:rPr>
-        <w:t>25</w:t>
-      </w:r>
-      <w:r>
-        <w:rPr>
-          <w:lang w:val="es_ES" w:bidi="es_ES"/>
-        </w:rPr>
-        <w:t xml:space="preserve"> Dice el Señor:—Los dispersaré como paja arrastrada por el viento del desierto. Esta es tu suerte, la porción que te he asignado, porque me olvidaste y confiaste en la mentira.</w:t>
+        <w:t>24-25</w:t>
+      </w:r>
+      <w:r>
+        <w:rPr>
+          <w:lang w:val="es_ES" w:bidi="es_ES"/>
+        </w:rPr>
+        <w:t xml:space="preserve"> Dice el Señor: —Los dispersaré como paja arrastrada por el viento del desierto. Esta es tu suerte, la porción que te he asignado, porque me olvidaste y confiaste en la mentira.</w:t>
       </w:r>
     </w:p>
     <w:p>
@@ -7562,7 +7562,7 @@
         <w:rPr>
           <w:lang w:val="es_ES" w:bidi="es_ES"/>
         </w:rPr>
-        <w:t xml:space="preserve"> El Señor dice sobre este pueblo:—Se complace en alejarse de mí. No se esfuerza por seguir mis caminos. Por eso ya no lo acepto. Ahora recordaré todo el mal que ha cometido y castigaré sus pecados.</w:t>
+        <w:t xml:space="preserve"> El Señor dice sobre este pueblo: —Se complace en alejarse de mí. No se esfuerza por seguir mis caminos. Por eso ya no lo acepto. Ahora recordaré todo el mal que ha cometido y castigaré sus pecados.</w:t>
       </w:r>
     </w:p>
     <w:p>
@@ -7583,7 +7583,7 @@
         <w:rPr>
           <w:lang w:val="es_ES" w:bidi="es_ES"/>
         </w:rPr>
-        <w:t xml:space="preserve"> Entonces el Señor me dijo:—No ores más por este pueblo ni pidas bendiciones para ellos.</w:t>
+        <w:t xml:space="preserve"> Entonces el Señor me dijo: —No ores más por este pueblo ni pidas bendiciones para ellos.</w:t>
       </w:r>
     </w:p>
     <w:p>
@@ -7625,7 +7625,7 @@
         <w:rPr>
           <w:lang w:val="es_ES" w:bidi="es_ES"/>
         </w:rPr>
-        <w:t xml:space="preserve"> Entonces dije:—¡Ay, Señor Dios! Sus profetas les dicen que todo está bien, que no habrá guerra ni hambre. Les aseguran que les darás paz duradera.</w:t>
+        <w:t xml:space="preserve"> Entonces dije: —¡Ay, Señor Dios! Sus profetas les dicen que todo está bien, que no habrá guerra ni hambre. Les aseguran que les darás paz duradera.</w:t>
       </w:r>
     </w:p>
     <w:p>
@@ -7646,7 +7646,7 @@
         <w:rPr>
           <w:lang w:val="es_ES" w:bidi="es_ES"/>
         </w:rPr>
-        <w:t xml:space="preserve"> Entonces el Señor me contestó:—Los profetas profetizan mentiras en mi nombre. Yo no los envié ni les ordené nada ni les hablé. Les profetizan visiones falsas, adivinaciones vanas y engaños de su propia imaginación.</w:t>
+        <w:t xml:space="preserve"> Entonces el Señor me contestó: —Los profetas profetizan mentiras en mi nombre. Yo no los envié ni les ordené nada ni les hablé. Les profetizan visiones falsas, adivinaciones vanas y engaños de su propia imaginación.</w:t>
       </w:r>
     </w:p>
     <w:p>
@@ -7709,7 +7709,7 @@
         <w:rPr>
           <w:lang w:val="es_ES" w:bidi="es_ES"/>
         </w:rPr>
-        <w:t xml:space="preserve"> »Por tanto, diles esto: "Día y noche derramo lágrimas; no puedo dejar de llorar. Mi pueblo ha sido traspasado por la espada; yace en tierra, mortalmente herido.</w:t>
+        <w:t xml:space="preserve"> »Por tanto, diles esto: “Día y noche derramo lágrimas; no puedo dejar de llorar. Mi pueblo ha sido traspasado por la espada; yace en tierra, mortalmente herido.</w:t>
       </w:r>
     </w:p>
     <w:p>
@@ -7730,7 +7730,7 @@
         <w:rPr>
           <w:lang w:val="es_ES" w:bidi="es_ES"/>
         </w:rPr>
-        <w:t xml:space="preserve"> Si salgo al campo, veo a los muertos por la espada. Si entro en la ciudad, veo a los que mueren de hambre. Tanto los profetas como los sacerdotes recorren el país sin entender nada".</w:t>
+        <w:t xml:space="preserve"> Si salgo al campo, veo a los muertos por la espada. Si entro en la ciudad, veo a los que mueren de hambre. Tanto los profetas como los sacerdotes recorren el país sin entender nada”.</w:t>
       </w:r>
     </w:p>
     <w:p>
@@ -7851,7 +7851,7 @@
         <w:rPr>
           <w:lang w:val="es_ES" w:bidi="es_ES"/>
         </w:rPr>
-        <w:t xml:space="preserve"> El Señor me dijo:—Aunque Moisés y Samuel se pusieran delante de mí para interceder por este pueblo, yo no les haría caso. ¡Échalos de mi presencia! ¡Que se vayan!</w:t>
+        <w:t xml:space="preserve"> El Señor me dijo: —Aunque Moisés y Samuel se pusieran delante de mí para interceder por este pueblo, yo no les haría caso. ¡Échalos de mi presencia! ¡Que se vayan!</w:t>
       </w:r>
     </w:p>
     <w:p>
@@ -7872,7 +7872,7 @@
         <w:rPr>
           <w:lang w:val="es_ES" w:bidi="es_ES"/>
         </w:rPr>
-        <w:t xml:space="preserve"> Y si te preguntan: "¿A dónde iremos?", respóndeles que el Señor dice: "Los destinados a la muerte, a la muerte; los destinados a la espada, a la espada; los destinados al hambre, al hambre; y los destinados al cautiverio, al cautiverio".</w:t>
+        <w:t xml:space="preserve"> Y si te preguntan: "¿A dónde iremos?”, respóndeles que el Señor dice: “Los destinados a la muerte, a la muerte; los destinados a la espada, a la espada; los destinados al hambre, al hambre; y los destinados al cautiverio, al cautiverio”.</w:t>
       </w:r>
     </w:p>
     <w:p>
@@ -8040,7 +8040,7 @@
         <w:rPr>
           <w:lang w:val="es_ES" w:bidi="es_ES"/>
         </w:rPr>
-        <w:t xml:space="preserve"> Entonces Jeremías dijo:—¡Ay de mí, madre mía! ¿Por qué me diste a luz? Soy un hombre de conflicto y disputa para todo el país. No he prestado ni me han prestado, y sin embargo todos me maldicen.</w:t>
+        <w:t xml:space="preserve"> Entonces Jeremías dijo: —¡Ay de mí, madre mía! ¿Por qué me diste a luz? Soy un hombre de conflicto y disputa para todo el país. No he prestado ni me han prestado, y sin embargo todos me maldicen.</w:t>
       </w:r>
     </w:p>
     <w:p>
@@ -8061,22 +8061,22 @@
         <w:rPr>
           <w:lang w:val="es_ES" w:bidi="es_ES"/>
         </w:rPr>
-        <w:t xml:space="preserve"> El Señor dijo:—Recuerda que te he fortalecido para bien. He intervenido para que el enemigo te suplique en tiempos de desgracia y angustia.</w:t>
-      </w:r>
-    </w:p>
-    <w:p>
-      <w:pPr/>
-      <w:r>
-        <w:rPr>
-          <w:lang w:val="es_ES" w:bidi="es_ES"/>
-        </w:rPr>
-      </w:r>
-      <w:r>
-        <w:rPr>
-          <w:vertAlign w:val="superscript"/>
-          <w:lang w:val="es_ES" w:bidi="es_ES"/>
-        </w:rPr>
-        <w:t>13</w:t>
+        <w:t xml:space="preserve"> El Señor dijo: —Recuerda que te he fortalecido para bien. He intervenido para que el enemigo te suplique en tiempos de desgracia y angustia.</w:t>
+      </w:r>
+    </w:p>
+    <w:p>
+      <w:pPr/>
+      <w:r>
+        <w:rPr>
+          <w:lang w:val="es_ES" w:bidi="es_ES"/>
+        </w:rPr>
+      </w:r>
+      <w:r>
+        <w:rPr>
+          <w:vertAlign w:val="superscript"/>
+          <w:lang w:val="es_ES" w:bidi="es_ES"/>
+        </w:rPr>
+        <w:t>12-13</w:t>
       </w:r>
       <w:r>
         <w:rPr>
@@ -8160,7 +8160,7 @@
           <w:vertAlign w:val="superscript"/>
           <w:lang w:val="es_ES" w:bidi="es_ES"/>
         </w:rPr>
-        <w:t>18</w:t>
+        <w:t>17-18</w:t>
       </w:r>
       <w:r>
         <w:rPr>
@@ -8455,7 +8455,7 @@
         <w:rPr>
           <w:lang w:val="es_ES" w:bidi="es_ES"/>
         </w:rPr>
-        <w:t xml:space="preserve"> Cuando les digas todas estas cosas, te preguntarán: "¿Por qué el Señor ha decretado contra nosotros todo este terrible desastre? ¿Qué hemos hecho mal? ¿Qué pecado hemos cometido contra el Señor nuestro Dios?".</w:t>
+        <w:t xml:space="preserve"> Cuando les digas todas estas cosas, te preguntarán: "¿Por qué el Señor ha decretado contra nosotros todo este terrible desastre? ¿Qué hemos hecho mal? ¿Qué pecado hemos cometido contra el Señor nuestro Dios?”.</w:t>
       </w:r>
     </w:p>
     <w:p>
@@ -8476,7 +8476,7 @@
         <w:rPr>
           <w:lang w:val="es_ES" w:bidi="es_ES"/>
         </w:rPr>
-        <w:t xml:space="preserve"> Entonces les responderás que así dice el Señor: "Porque sus antepasados me abandonaron. Se fueron tras otros dioses, los sirvieron y se postraron ante ellos. Me abandonaron y no obedecieron mi ley.</w:t>
+        <w:t xml:space="preserve"> Entonces les responderás que así dice el Señor: “Porque sus antepasados me abandonaron. Se fueron tras otros dioses, los sirvieron y se postraron ante ellos. Me abandonaron y no obedecieron mi ley.</w:t>
       </w:r>
     </w:p>
     <w:p>
@@ -8518,28 +8518,28 @@
         <w:rPr>
           <w:lang w:val="es_ES" w:bidi="es_ES"/>
         </w:rPr>
-        <w:t xml:space="preserve"> Por eso los expulsaré de esta tierra y los enviaré a una tierra que ni ustedes ni sus antepasados han conocido. Allí servirán a otros dioses día y noche, porque no les mostraré compasión".</w:t>
-      </w:r>
-    </w:p>
-    <w:p>
-      <w:pPr/>
-      <w:r>
-        <w:rPr>
-          <w:lang w:val="es_ES" w:bidi="es_ES"/>
-        </w:rPr>
-      </w:r>
-      <w:r>
-        <w:rPr>
-          <w:vertAlign w:val="superscript"/>
-          <w:lang w:val="es_ES" w:bidi="es_ES"/>
-        </w:rPr>
-        <w:t>15</w:t>
-      </w:r>
-      <w:r>
-        <w:rPr>
-          <w:lang w:val="es_ES" w:bidi="es_ES"/>
-        </w:rPr>
-        <w:t xml:space="preserve"> El Señor dice:—Vendrá el día en que ya no jurarán: "Tan cierto como que vive el Señor, que sacó a los israelitas de Egipto". En cambio, dirán: "Tan cierto como que vive el Señor, que sacó a los israelitas de la tierra del norte y de todos los países adonde los había desterrado". Los traeré de regreso a su tierra, la tierra que di a sus antepasados.</w:t>
+        <w:t xml:space="preserve"> Por eso los expulsaré de esta tierra y los enviaré a una tierra que ni ustedes ni sus antepasados han conocido. Allí servirán a otros dioses día y noche, porque no les mostraré compasión”.</w:t>
+      </w:r>
+    </w:p>
+    <w:p>
+      <w:pPr/>
+      <w:r>
+        <w:rPr>
+          <w:lang w:val="es_ES" w:bidi="es_ES"/>
+        </w:rPr>
+      </w:r>
+      <w:r>
+        <w:rPr>
+          <w:vertAlign w:val="superscript"/>
+          <w:lang w:val="es_ES" w:bidi="es_ES"/>
+        </w:rPr>
+        <w:t>14-15</w:t>
+      </w:r>
+      <w:r>
+        <w:rPr>
+          <w:lang w:val="es_ES" w:bidi="es_ES"/>
+        </w:rPr>
+        <w:t xml:space="preserve"> El Señor dice: —Vendrá el día en que ya no jurarán: “Tan cierto como que vive el Señor, que sacó a los israelitas de Egipto”. En cambio, dirán: “Tan cierto como que vive el Señor, que sacó a los israelitas de la tierra del norte y de todos los países adonde los había desterrado”. Los traeré de regreso a su tierra, la tierra que di a sus antepasados.</w:t>
       </w:r>
     </w:p>
     <w:p>
@@ -8623,7 +8623,7 @@
         <w:rPr>
           <w:lang w:val="es_ES" w:bidi="es_ES"/>
         </w:rPr>
-        <w:t xml:space="preserve"> Oh Señor, tú eres mi fuerza y mi fortaleza, mi refugio en tiempos de angustia. Las naciones vendrán a ti desde los confines de la tierra y dirán:—Nuestros antepasados heredaron mentiras, ídolos inútiles que no sirven para nada.</w:t>
+        <w:t xml:space="preserve"> Oh Señor, tú eres mi fuerza y mi fortaleza, mi refugio en tiempos de angustia. Las naciones vendrán a ti desde los confines de la tierra y dirán: —Nuestros antepasados heredaron mentiras, ídolos inútiles que no sirven para nada.</w:t>
       </w:r>
     </w:p>
     <w:p>
@@ -8665,7 +8665,7 @@
         <w:rPr>
           <w:lang w:val="es_ES" w:bidi="es_ES"/>
         </w:rPr>
-        <w:t xml:space="preserve"> Dice el Señor:—Por eso, esta vez les haré conocer mi poder y mi fuerza. Y sabrán que mi nombre es el Señor.</w:t>
+        <w:t xml:space="preserve"> Dice el Señor: —Por eso, esta vez les haré conocer mi poder y mi fuerza. Y sabrán que mi nombre es el Señor.</w:t>
       </w:r>
     </w:p>
     <w:p>
@@ -8717,13 +8717,13 @@
           <w:vertAlign w:val="superscript"/>
           <w:lang w:val="es_ES" w:bidi="es_ES"/>
         </w:rPr>
-        <w:t>3</w:t>
-      </w:r>
-      <w:r>
-        <w:rPr>
-          <w:lang w:val="es_ES" w:bidi="es_ES"/>
-        </w:rPr>
-        <w:t xml:space="preserve"> Sus hijos se acuerdan de sus altares y de sus postes sagrados junto a los árboles frondosos y sobre las colinas altas. Entregaré tus riquezas y todos tus tesoros como botín, junto con tus lugares altos, a causa del pecado en todo tu territorio.</w:t>
+        <w:t>2-3</w:t>
+      </w:r>
+      <w:r>
+        <w:rPr>
+          <w:lang w:val="es_ES" w:bidi="es_ES"/>
+        </w:rPr>
+        <w:t xml:space="preserve"> Sus hijos se acuerdan de sus altares y de sus postes sagrados junto a los árboles frondosos y sobre las colinas altas. Entregaré tus riquezas y todos tus tesoros como botín, junto con los santuarios de las colinas, a causa del pecado en todo tu territorio.</w:t>
       </w:r>
     </w:p>
     <w:p>
@@ -8765,7 +8765,7 @@
         <w:rPr>
           <w:lang w:val="es_ES" w:bidi="es_ES"/>
         </w:rPr>
-        <w:t xml:space="preserve"> El Señor dice:—Maldito el que confía en el ser humano, que busca su fuerza en simples mortales y aparta su corazón del Señor.</w:t>
+        <w:t xml:space="preserve"> El Señor dice: —Maldito el que confía en el ser humano, que busca su fuerza en simples mortales y aparta su corazón del Señor.</w:t>
       </w:r>
     </w:p>
     <w:p>
@@ -8975,7 +8975,7 @@
         <w:rPr>
           <w:lang w:val="es_ES" w:bidi="es_ES"/>
         </w:rPr>
-        <w:t xml:space="preserve"> Todos se burlan de mí y me dicen:—¿Dónde está la palabra del Señor de la que tanto hablas? ¡Que se cumpla de una vez!</w:t>
+        <w:t xml:space="preserve"> Todos se burlan de mí y me dicen: —¿Dónde está la palabra del Señor de la que tanto hablas? ¡Que se cumpla de una vez!</w:t>
       </w:r>
     </w:p>
     <w:p>
@@ -9059,7 +9059,7 @@
         <w:rPr>
           <w:lang w:val="es_ES" w:bidi="es_ES"/>
         </w:rPr>
-        <w:t xml:space="preserve"> Entonces el Señor me dijo:—Ve y párate en la puerta del pueblo, por donde entran y salen los reyes de Judá, y también en todas las puertas de Jerusalén.</w:t>
+        <w:t xml:space="preserve"> Entonces el Señor me dijo: —Ve y párate en la puerta del pueblo, por donde entran y salen los reyes de Judá, y también en todas las puertas de Jerusalén.</w:t>
       </w:r>
     </w:p>
     <w:p>
@@ -9095,13 +9095,13 @@
           <w:vertAlign w:val="superscript"/>
           <w:lang w:val="es_ES" w:bidi="es_ES"/>
         </w:rPr>
-        <w:t>22</w:t>
-      </w:r>
-      <w:r>
-        <w:rPr>
-          <w:lang w:val="es_ES" w:bidi="es_ES"/>
-        </w:rPr>
-        <w:t xml:space="preserve"> Presten atención y obedezcan. No trabajen el sábado ni carguen nada por las puertas de Jerusalén. No saquen ninguna carga de sus casas el sábado ni hagan ningún trabajo. Consagren el sábado, tal como ordené a sus antepasados.</w:t>
+        <w:t>21-22</w:t>
+      </w:r>
+      <w:r>
+        <w:rPr>
+          <w:lang w:val="es_ES" w:bidi="es_ES"/>
+        </w:rPr>
+        <w:t xml:space="preserve"> Presten atención y obedezcan. No trabajen el día de reposo ni carguen nada por las puertas de Jerusalén. No saquen ninguna carga de sus casas el día de reposo ni hagan ningún trabajo. Consagren el día de reposo, tal como ordené a sus antepasados.</w:t>
       </w:r>
     </w:p>
     <w:p>
@@ -9143,7 +9143,7 @@
         <w:rPr>
           <w:lang w:val="es_ES" w:bidi="es_ES"/>
         </w:rPr>
-        <w:t xml:space="preserve"> »Pero ustedes obedézcan mi instrucción y absténganse de trabajar el sábado. Conságrenlo como día especial.</w:t>
+        <w:t xml:space="preserve"> »Pero ustedes obedezcan mi instrucción y absténganse de trabajar el día de reposo. Conságrenlo como día especial.</w:t>
       </w:r>
     </w:p>
     <w:p>
@@ -9206,7 +9206,7 @@
         <w:rPr>
           <w:lang w:val="es_ES" w:bidi="es_ES"/>
         </w:rPr>
-        <w:t xml:space="preserve"> Pero si no me obedecen ni consagran el sábado como día especial, si cargan mercancías y las meten por las puertas de Jerusalén en sábado, entonces prenderé fuego a las puertas de la ciudad. El fuego consumirá los palacios de Jerusalén y nadie podrá apagarlo.</w:t>
+        <w:t xml:space="preserve"> Pero si no me obedecen ni consagran el día de reposo como día especial, si cargan mercancías y las meten por las puertas de Jerusalén en día de reposo, entonces prenderé fuego a las puertas de la ciudad. El fuego consumirá los palacios de Jerusalén y nadie podrá apagarlo.</w:t>
       </w:r>
     </w:p>
     <w:p>
@@ -9474,7 +9474,7 @@
         <w:rPr>
           <w:lang w:val="es_ES" w:bidi="es_ES"/>
         </w:rPr>
-        <w:t xml:space="preserve"> Pero ellos dirán: "No pierdas tu tiempo. Vamos a seguir nuestros propios planes. Cada uno de nosotros seguirá la terquedad de su corazón malvado".</w:t>
+        <w:t xml:space="preserve"> Pero ellos dirán: “No pierdas tu tiempo. Vamos a seguir nuestros propios planes. Cada uno de nosotros seguirá la terquedad de su corazón malvado”.</w:t>
       </w:r>
     </w:p>
     <w:p>
@@ -9495,7 +9495,7 @@
         <w:rPr>
           <w:lang w:val="es_ES" w:bidi="es_ES"/>
         </w:rPr>
-        <w:t xml:space="preserve"> Luego el Señor dijo:—Pregunten entre las naciones si alguien ha oído algo semejante. Mi pueblo ha hecho algo horrible.</w:t>
+        <w:t xml:space="preserve"> Luego el Señor dijo: —Pregunten entre las naciones si alguien ha oído algo semejante. Mi pueblo ha hecho algo horrible.</w:t>
       </w:r>
     </w:p>
     <w:p>
@@ -9600,7 +9600,7 @@
         <w:rPr>
           <w:lang w:val="es_ES" w:bidi="es_ES"/>
         </w:rPr>
-        <w:t xml:space="preserve"> Entonces dijeron:—Vengan, hagamos planes contra Jeremías. Todavía tenemos sacerdotes para enseñarnos la ley, sabios para darnos consejo y profetas para traernos la palabra de Dios. Vamos, ataquémoslo con nuestras lenguas y no prestemos atención a nada de lo que dice.</w:t>
+        <w:t xml:space="preserve"> Entonces dijeron: —Vengan, hagamos planes contra Jeremías. Todavía tenemos sacerdotes para enseñarnos la ley, sabios para darnos consejo y profetas para traernos la palabra de Dios. Vamos, ataquémoslo con nuestras lenguas y no prestemos atención a nada de lo que dice.</w:t>
       </w:r>
     </w:p>
     <w:p>
@@ -9742,7 +9742,7 @@
         <w:rPr>
           <w:lang w:val="es_ES" w:bidi="es_ES"/>
         </w:rPr>
-        <w:t xml:space="preserve"> El Señor dijo:—Compra una vasija de barro. Con algunos ancianos del pueblo y de los sacerdotes,</w:t>
+        <w:t xml:space="preserve"> El Señor dijo: —Compra una vasija de barro. Con algunos ancianos del pueblo y de los sacerdotes,</w:t>
       </w:r>
     </w:p>
     <w:p>
@@ -9784,7 +9784,7 @@
         <w:rPr>
           <w:lang w:val="es_ES" w:bidi="es_ES"/>
         </w:rPr>
-        <w:t xml:space="preserve"> Dirás la palabra del Señor a los reyes de Judá y habitantes de Jerusalén. Les dirás que así dice el Señor de los ejércitos, el Dios de Israel: "Voy a traer sobre este lugar una calamidad tan terrible que a todo el que la oiga le zumbarán los oídos.</w:t>
+        <w:t xml:space="preserve"> Dirás la palabra del Señor a los reyes de Judá y habitantes de Jerusalén. Les dirás que así dice el Señor de los ejércitos, el Dios de Israel: “Voy a traer sobre este lugar una calamidad tan terrible que a todo el que la oiga le zumbarán los oídos.</w:t>
       </w:r>
     </w:p>
     <w:p>
@@ -9910,7 +9910,7 @@
         <w:rPr>
           <w:lang w:val="es_ES" w:bidi="es_ES"/>
         </w:rPr>
-        <w:t xml:space="preserve"> Haré que tus enemigos asedien la ciudad hasta que se acabe toda la comida. Los que queden atrapados dentro comenzarán a comerse a sus propios hijos e hijas y a sus amigos".</w:t>
+        <w:t xml:space="preserve"> Haré que tus enemigos asedien la ciudad hasta que se acabe toda la comida. Los que queden atrapados dentro comenzarán a comerse a sus propios hijos e hijas y a sus amigos”.</w:t>
       </w:r>
     </w:p>
     <w:p>
@@ -10036,7 +10036,7 @@
         <w:rPr>
           <w:lang w:val="es_ES" w:bidi="es_ES"/>
         </w:rPr>
-        <w:t xml:space="preserve"> —El Señor de los ejércitos, el Dios de Israel, dice: "Traeré sobre esta ciudad y sus pueblos vecinos todo el desastre que he anunciado, porque se han negado a escuchar mis palabras".</w:t>
+        <w:t xml:space="preserve"> —El Señor de los ejércitos, el Dios de Israel, dice: “Traeré sobre esta ciudad y sus pueblos vecinos todo el desastre que he anunciado, porque se han negado a escuchar mis palabras”.</w:t>
       </w:r>
     </w:p>
     <w:p>
@@ -10115,7 +10115,7 @@
         <w:rPr>
           <w:lang w:val="es_ES" w:bidi="es_ES"/>
         </w:rPr>
-        <w:t xml:space="preserve"> Al día siguiente, Pasur soltó a Jeremías. Entonces Jeremías le dijo:—El Señor te ha cambiado de nombre. Ya no te llamas Pasur, sino Terror por todas partes.</w:t>
+        <w:t xml:space="preserve"> Al día siguiente, Pasur soltó a Jeremías. Entonces Jeremías le dijo: —El Señor te ha cambiado de nombre. Ya no te llamas Pasur, sino Terror por todas partes.</w:t>
       </w:r>
     </w:p>
     <w:p>
@@ -10199,7 +10199,7 @@
         <w:rPr>
           <w:lang w:val="es_ES" w:bidi="es_ES"/>
         </w:rPr>
-        <w:t xml:space="preserve"> Entonces dije:—Señor, me persuadiste y me dejé persuadir. Eres más fuerte que yo y me has vencido. Me he convertido en el hazmerreír de todos. Todo el mundo se burla de mí.</w:t>
+        <w:t xml:space="preserve"> Entonces dije: —Señor, me persuadiste y me dejé persuadir. Eres más fuerte que yo y me has vencido. Me he convertido en el hazmerreír de todos. Todo el mundo se burla de mí.</w:t>
       </w:r>
     </w:p>
     <w:p>
@@ -10241,7 +10241,7 @@
         <w:rPr>
           <w:lang w:val="es_ES" w:bidi="es_ES"/>
         </w:rPr>
-        <w:t xml:space="preserve"> Si digo: "No lo mencionaré más ni hablaré más en su nombre", entonces su palabra arde en mi corazón como fuego encerrado en mis huesos. Me agoto tratando de contenerla, pero no puedo.</w:t>
+        <w:t xml:space="preserve"> Si digo: “No lo mencionaré más ni hablaré más en su nombre”, entonces su palabra arde en mi corazón como fuego encerrado en mis huesos. Me agoto tratando de contenerla, pero no puedo.</w:t>
       </w:r>
     </w:p>
     <w:p>
@@ -10262,7 +10262,7 @@
         <w:rPr>
           <w:lang w:val="es_ES" w:bidi="es_ES"/>
         </w:rPr>
-        <w:t xml:space="preserve"> Oigo a muchos murmurar: "¡Terror por todas partes! ¡Denúncienlo! ¡Denunciémoslo!". Todos mis amigos esperan que yo tropiece. Dicen: "Tal vez se deje engañar; entonces lo venceremos y tomaremos venganza de él".</w:t>
+        <w:t xml:space="preserve"> Oigo a muchos murmurar: "¡Terror por todas partes! ¡Denúncienlo! ¡Denunciémoslo!”. Todos mis amigos esperan que yo tropiece. Dicen: “Tal vez se deje engañar; entonces lo venceremos y tomaremos venganza de él”.</w:t>
       </w:r>
     </w:p>
     <w:p>
@@ -10367,7 +10367,7 @@
         <w:rPr>
           <w:lang w:val="es_ES" w:bidi="es_ES"/>
         </w:rPr>
-        <w:t xml:space="preserve"> ¡Maldito sea el hombre que le anunció a mi padre: "¡Te ha nacido un hijo!", y lo llenó de alegría!</w:t>
+        <w:t xml:space="preserve"> ¡Maldito sea el hombre que le anunció a mi padre: "¡Te ha nacido un hijo!”, y lo llenó de alegría!</w:t>
       </w:r>
     </w:p>
     <w:p>
@@ -10503,13 +10503,13 @@
           <w:vertAlign w:val="superscript"/>
           <w:lang w:val="es_ES" w:bidi="es_ES"/>
         </w:rPr>
-        <w:t>4</w:t>
-      </w:r>
-      <w:r>
-        <w:rPr>
-          <w:lang w:val="es_ES" w:bidi="es_ES"/>
-        </w:rPr>
-        <w:t xml:space="preserve"> Jeremías les respondió:—Díganle a Sedequías que este es el mensaje del Señor, el Dios de Israel. Voy a hacer que las armas con las que ustedes luchan contra el rey de Babilonia y contra los babilonios que los asedian se vuelvan inútiles. Los traeré hasta el centro de esta ciudad.</w:t>
+        <w:t>3-4</w:t>
+      </w:r>
+      <w:r>
+        <w:rPr>
+          <w:lang w:val="es_ES" w:bidi="es_ES"/>
+        </w:rPr>
+        <w:t xml:space="preserve"> Jeremías les respondió: —Díganle a Sedequías que este es el mensaje del Señor, el Dios de Israel. Voy a hacer que las armas con las que ustedes luchan contra el rey de Babilonia y contra los babilonios que los asedian se vuelvan inútiles. Los traeré hasta el centro de esta ciudad.</w:t>
       </w:r>
     </w:p>
     <w:p>
@@ -10698,7 +10698,7 @@
         <w:rPr>
           <w:lang w:val="es_ES" w:bidi="es_ES"/>
         </w:rPr>
-        <w:t xml:space="preserve"> Yo mismo pelearé contra ti, Jerusalén. Te crees segura en tu valle, encaramada en tu roca, y dices: "¿Quién puede atacarnos? ¿Quién puede entrar en nuestras fortalezas?".</w:t>
+        <w:t xml:space="preserve"> Yo mismo pelearé contra ti, Jerusalén. Te crees segura en tu valle, encaramada en tu roca, y dices: "¿Quién puede atacarnos? ¿Quién puede entrar en nuestras fortalezas?”.</w:t>
       </w:r>
     </w:p>
     <w:p>
@@ -10903,7 +10903,7 @@
         <w:rPr>
           <w:lang w:val="es_ES" w:bidi="es_ES"/>
         </w:rPr>
-        <w:t xml:space="preserve"> Gente de muchas naciones pasará junto a esta ciudad y se preguntarán unos a otros: "¿Por qué el Señor le hizo esto a esta gran ciudad?".</w:t>
+        <w:t xml:space="preserve"> Gente de muchas naciones pasará junto a esta ciudad y se preguntarán unos a otros: "¿Por qué el Señor le hizo esto a esta gran ciudad?”.</w:t>
       </w:r>
     </w:p>
     <w:p>
@@ -10924,7 +10924,7 @@
         <w:rPr>
           <w:lang w:val="es_ES" w:bidi="es_ES"/>
         </w:rPr>
-        <w:t xml:space="preserve"> La respuesta será: "Porque abandonaron el pacto del Señor su Dios. Se postraron ante otros dioses y los adoraron".</w:t>
+        <w:t xml:space="preserve"> La respuesta será: “Porque abandonaron el pacto del Señor su Dios. Se postraron ante otros dioses y los adoraron”.</w:t>
       </w:r>
     </w:p>
     <w:p>
@@ -11029,7 +11029,7 @@
         <w:rPr>
           <w:lang w:val="es_ES" w:bidi="es_ES"/>
         </w:rPr>
-        <w:t xml:space="preserve"> Ay de ti, que dices: "Me construiré un palacio espacioso con habitaciones amplias". Le pones ventanas grandes, lo revistes de cedro y lo pintas de rojo brillante.</w:t>
+        <w:t xml:space="preserve"> Ay de ti, que dices: “Me construiré un palacio espacioso con habitaciones amplias”. Le pones ventanas grandes, lo revistes de cedro y lo pintas de rojo brillante.</w:t>
       </w:r>
     </w:p>
     <w:p>
@@ -11113,7 +11113,7 @@
         <w:rPr>
           <w:lang w:val="es_ES" w:bidi="es_ES"/>
         </w:rPr>
-        <w:t xml:space="preserve"> Por eso, esto dice el Señor acerca del rey Joacim, hijo de Josías, rey de Judá:—No lo llorarán diciendo: "¡Ay, hermano mío! ¡Ay, hermana mía!". No lo llorarán diciendo: "¡Ay, señor! ¡Ay, su majestad!".</w:t>
+        <w:t xml:space="preserve"> Por eso, esto dice el Señor acerca del rey Joacim, hijo de Josías, rey de Judá: —No lo llorarán diciendo: "¡Ay, hermano mío! ¡Ay, hermana mía!”. No lo llorarán diciendo: "¡Ay, señor! ¡Ay, su majestad!”.</w:t>
       </w:r>
     </w:p>
     <w:p>
@@ -11176,7 +11176,7 @@
         <w:rPr>
           <w:lang w:val="es_ES" w:bidi="es_ES"/>
         </w:rPr>
-        <w:t xml:space="preserve"> Te advertí cuando estabas segura, pero dijiste: "No escucharé". Así has sido desde tu juventud; nunca me has obedecido.</w:t>
+        <w:t xml:space="preserve"> Te advertí cuando estabas segura, pero dijiste: “No escucharé”. Así has sido desde tu juventud; nunca me has obedecido.</w:t>
       </w:r>
     </w:p>
     <w:p>
@@ -11233,7 +11233,7 @@
           <w:vertAlign w:val="superscript"/>
           <w:lang w:val="es_ES" w:bidi="es_ES"/>
         </w:rPr>
-        <w:t>25</w:t>
+        <w:t>24-25</w:t>
       </w:r>
       <w:r>
         <w:rPr>
@@ -11381,7 +11381,7 @@
         <w:rPr>
           <w:lang w:val="es_ES" w:bidi="es_ES"/>
         </w:rPr>
-        <w:t xml:space="preserve"> Dice el Señor:—¡Ay de los pastores que destruyen y dispersan las ovejas de mi rebaño!</w:t>
+        <w:t xml:space="preserve"> Dice el Señor: —¡Ay de los pastores que destruyen y dispersan las ovejas de mi rebaño!</w:t>
       </w:r>
     </w:p>
     <w:p>
@@ -11486,7 +11486,7 @@
         <w:rPr>
           <w:lang w:val="es_ES" w:bidi="es_ES"/>
         </w:rPr>
-        <w:t xml:space="preserve"> Se llamará "el Señor, justicia nuestra". En ese tiempo, Judá e Israel vivirán seguros.</w:t>
+        <w:t xml:space="preserve"> Se llamará “el Señor, justicia nuestra”. En ese tiempo, Judá e Israel vivirán seguros.</w:t>
       </w:r>
     </w:p>
     <w:p>
@@ -11507,7 +11507,7 @@
         <w:rPr>
           <w:lang w:val="es_ES" w:bidi="es_ES"/>
         </w:rPr>
-        <w:t xml:space="preserve"> Ese día, cuando juren, ya no dirán: "Tan cierto como vive el Señor, que sacó a los israelitas de Egipto".</w:t>
+        <w:t xml:space="preserve"> Ese día, cuando juren, ya no dirán: “Tan cierto como vive el Señor, que sacó a los israelitas de Egipto”.</w:t>
       </w:r>
     </w:p>
     <w:p>
@@ -11528,7 +11528,7 @@
         <w:rPr>
           <w:lang w:val="es_ES" w:bidi="es_ES"/>
         </w:rPr>
-        <w:t xml:space="preserve"> Dirán: "Tan cierto como que vive el Señor, que sacó a los israelitas de la tierra del norte y de todos los países adonde los había desterrado, y los trajo de regreso a su propia tierra".</w:t>
+        <w:t xml:space="preserve"> Dirán: “Tan cierto como que vive el Señor, que sacó a los israelitas de la tierra del norte y de todos los países adonde los había desterrado, y los trajo de regreso a su propia tierra”.</w:t>
       </w:r>
     </w:p>
     <w:p>
@@ -11549,7 +11549,7 @@
         <w:rPr>
           <w:lang w:val="es_ES" w:bidi="es_ES"/>
         </w:rPr>
-        <w:t xml:space="preserve"> Mensaje a los profetas:Mi corazón está destrozado dentro de mí; todos mis huesos tiemblan. Soy como un borracho, como alguien vencido por el vino, por causa del Señor y de sus santas palabras.</w:t>
+        <w:t xml:space="preserve"> Mensaje a los profetas: Mi corazón está destrozado dentro de mí; todos mis huesos tiemblan. Soy como un borracho, como alguien vencido por el vino, por causa del Señor y de sus santas palabras.</w:t>
       </w:r>
     </w:p>
     <w:p>
@@ -11591,7 +11591,7 @@
         <w:rPr>
           <w:lang w:val="es_ES" w:bidi="es_ES"/>
         </w:rPr>
-        <w:t xml:space="preserve"> Dice el Señor:—Tanto profetas como sacerdotes son impíos; incluso en mi templo he encontrado su maldad.</w:t>
+        <w:t xml:space="preserve"> Dice el Señor: —Tanto profetas como sacerdotes son impíos; incluso en mi templo he encontrado su maldad.</w:t>
       </w:r>
     </w:p>
     <w:p>
@@ -11717,7 +11717,7 @@
         <w:rPr>
           <w:lang w:val="es_ES" w:bidi="es_ES"/>
         </w:rPr>
-        <w:t xml:space="preserve"> Siguen diciendo a los que me desprecian: "El Señor ha dicho que tendrán paz". Y a todos los que siguen la terquedad de su corazón les dicen: "No les vendrá ningún mal".</w:t>
+        <w:t xml:space="preserve"> Siguen diciendo a los que me desprecian: “El Señor ha dicho que tendrán paz”. Y a todos los que siguen la terquedad de su corazón les dicen: “No les vendrá ningún mal”.</w:t>
       </w:r>
     </w:p>
     <w:p>
@@ -11885,7 +11885,7 @@
         <w:rPr>
           <w:lang w:val="es_ES" w:bidi="es_ES"/>
         </w:rPr>
-        <w:t xml:space="preserve"> »Dicen: "Tuve un sueño, tuve un sueño". Inventan mentiras en mi nombre.</w:t>
+        <w:t xml:space="preserve"> »Dicen: “Tuve un sueño, tuve un sueño”. Inventan mentiras en mi nombre.</w:t>
       </w:r>
     </w:p>
     <w:p>
@@ -11969,7 +11969,7 @@
         <w:rPr>
           <w:lang w:val="es_ES" w:bidi="es_ES"/>
         </w:rPr>
-        <w:t xml:space="preserve"> ¿Acaso mi palabra no es como fuego? ¿No es como un martillo que deeshace la roca?</w:t>
+        <w:t xml:space="preserve"> ¿Acaso mi palabra no es como fuego? ¿No es como un martillo que deshace la roca?</w:t>
       </w:r>
     </w:p>
     <w:p>
@@ -12011,7 +12011,7 @@
         <w:rPr>
           <w:lang w:val="es_ES" w:bidi="es_ES"/>
         </w:rPr>
-        <w:t xml:space="preserve"> Estoy contra esos profetas que inventan sus propias palabras y declaran: "Así dice el Señor".</w:t>
+        <w:t xml:space="preserve"> Estoy contra esos profetas que inventan sus propias palabras y declaran: “Así dice el Señor”.</w:t>
       </w:r>
     </w:p>
     <w:p>
@@ -12053,7 +12053,7 @@
         <w:rPr>
           <w:lang w:val="es_ES" w:bidi="es_ES"/>
         </w:rPr>
-        <w:t xml:space="preserve"> »Cuando alguien del pueblo, o un profeta, o un sacerdote te pregunte: "¿Cuál es la carga que el Señor quiere comunicar?", le responderás: "Ustedes son la carga, y el Señor los abandonará".</w:t>
+        <w:t xml:space="preserve"> »Cuando alguien del pueblo, o un profeta, o un sacerdote te pregunte: "¿Cuál es la carga que el Señor quiere comunicar?”, le responderás: “Ustedes son la carga, y el Señor los abandonará”.</w:t>
       </w:r>
     </w:p>
     <w:p>
@@ -12074,7 +12074,7 @@
         <w:rPr>
           <w:lang w:val="es_ES" w:bidi="es_ES"/>
         </w:rPr>
-        <w:t xml:space="preserve"> En cuanto a los profetas, sacerdotes o cualquier persona del pueblo que se burle con la expresión "el mensaje del Señor", castigaré a esa persona y a su familia.</w:t>
+        <w:t xml:space="preserve"> En cuanto a los profetas, sacerdotes o cualquier persona del pueblo que se burle con la expresión “el mensaje del Señor”, castigaré a esa persona y a su familia.</w:t>
       </w:r>
     </w:p>
     <w:p>
@@ -12095,7 +12095,7 @@
         <w:rPr>
           <w:lang w:val="es_ES" w:bidi="es_ES"/>
         </w:rPr>
-        <w:t xml:space="preserve"> Pueden preguntarse unos a otros: "¿Qué ha respondido el Señor?" o "¿Qué ha dicho el Señor?".</w:t>
+        <w:t xml:space="preserve"> Pueden preguntarse unos a otros: "¿Qué ha respondido el Señor?” o "¿Qué ha dicho el Señor?”.</w:t>
       </w:r>
     </w:p>
     <w:p>
@@ -12116,7 +12116,7 @@
         <w:rPr>
           <w:lang w:val="es_ES" w:bidi="es_ES"/>
         </w:rPr>
-        <w:t xml:space="preserve"> Pero no usen más la expresión "mensaje del Señor", porque cada uno convierte sus propias palabras en un mensaje. Así distorsionan las palabras del Dios viviente, del Todopoderoso, nuestro Dios.</w:t>
+        <w:t xml:space="preserve"> Pero no usen más la expresión “mensaje del Señor”, porque cada uno convierte sus propias palabras en un mensaje. Así distorsionan las palabras del Dios viviente, del Todopoderoso, nuestro Dios.</w:t>
       </w:r>
     </w:p>
     <w:p>
@@ -12137,28 +12137,28 @@
         <w:rPr>
           <w:lang w:val="es_ES" w:bidi="es_ES"/>
         </w:rPr>
-        <w:t xml:space="preserve"> Pueden preguntarle al profeta: "¿Qué te ha respondido el Señor?" o "¿Qué te ha dicho el Señor?".</w:t>
-      </w:r>
-    </w:p>
-    <w:p>
-      <w:pPr/>
-      <w:r>
-        <w:rPr>
-          <w:lang w:val="es_ES" w:bidi="es_ES"/>
-        </w:rPr>
-      </w:r>
-      <w:r>
-        <w:rPr>
-          <w:vertAlign w:val="superscript"/>
-          <w:lang w:val="es_ES" w:bidi="es_ES"/>
-        </w:rPr>
-        <w:t>39</w:t>
-      </w:r>
-      <w:r>
-        <w:rPr>
-          <w:lang w:val="es_ES" w:bidi="es_ES"/>
-        </w:rPr>
-        <w:t xml:space="preserve"> Pero no sigan usando la expresión "mensaje del Señor" después de mi advertencia. Si lo hacen, entonces yo, el Señor, los levantaré y los arrojaré lejos de mi presencia, junto con esta ciudad que les di a ustedes y a sus antepasados.</w:t>
+        <w:t xml:space="preserve"> Pueden preguntarle al profeta: "¿Qué te ha respondido el Señor?” o "¿Qué te ha dicho el Señor?”.</w:t>
+      </w:r>
+    </w:p>
+    <w:p>
+      <w:pPr/>
+      <w:r>
+        <w:rPr>
+          <w:lang w:val="es_ES" w:bidi="es_ES"/>
+        </w:rPr>
+      </w:r>
+      <w:r>
+        <w:rPr>
+          <w:vertAlign w:val="superscript"/>
+          <w:lang w:val="es_ES" w:bidi="es_ES"/>
+        </w:rPr>
+        <w:t>38-39</w:t>
+      </w:r>
+      <w:r>
+        <w:rPr>
+          <w:lang w:val="es_ES" w:bidi="es_ES"/>
+        </w:rPr>
+        <w:t xml:space="preserve"> Pero no sigan usando la expresión “mensaje del Señor” después de mi advertencia. Si lo hacen, entonces yo, el Señor, los levantaré y los arrojaré lejos de mi presencia, junto con esta ciudad que les di a ustedes y a sus antepasados.</w:t>
       </w:r>
     </w:p>
     <w:p>
@@ -12258,28 +12258,28 @@
         <w:rPr>
           <w:lang w:val="es_ES" w:bidi="es_ES"/>
         </w:rPr>
-        <w:t xml:space="preserve"> Entonces el Señor me preguntó:—¿Qué ves, Jeremías? Yo respondí:—Higos. Los buenos son muy buenos, pero los malos están tan podridos que no se pueden comer.</w:t>
-      </w:r>
-    </w:p>
-    <w:p>
-      <w:pPr/>
-      <w:r>
-        <w:rPr>
-          <w:lang w:val="es_ES" w:bidi="es_ES"/>
-        </w:rPr>
-      </w:r>
-      <w:r>
-        <w:rPr>
-          <w:vertAlign w:val="superscript"/>
-          <w:lang w:val="es_ES" w:bidi="es_ES"/>
-        </w:rPr>
-        <w:t>5</w:t>
-      </w:r>
-      <w:r>
-        <w:rPr>
-          <w:lang w:val="es_ES" w:bidi="es_ES"/>
-        </w:rPr>
-        <w:t xml:space="preserve"> Entonces el Señor, el Dios de Israel, me dijo:—Los higos buenos representan a los exiliados de Judá que envié de este lugar a la tierra de los babilonios. Yo los miraré con buenos ojos.</w:t>
+        <w:t xml:space="preserve"> Entonces el Señor me preguntó: —¿Qué ves, Jeremías? Yo respondí: —Higos. Los buenos son muy buenos, pero los malos están tan podridos que no se pueden comer.</w:t>
+      </w:r>
+    </w:p>
+    <w:p>
+      <w:pPr/>
+      <w:r>
+        <w:rPr>
+          <w:lang w:val="es_ES" w:bidi="es_ES"/>
+        </w:rPr>
+      </w:r>
+      <w:r>
+        <w:rPr>
+          <w:vertAlign w:val="superscript"/>
+          <w:lang w:val="es_ES" w:bidi="es_ES"/>
+        </w:rPr>
+        <w:t>4-5</w:t>
+      </w:r>
+      <w:r>
+        <w:rPr>
+          <w:lang w:val="es_ES" w:bidi="es_ES"/>
+        </w:rPr>
+        <w:t xml:space="preserve"> Entonces el Señor, el Dios de Israel, me dijo: —Los higos buenos representan a los exiliados de Judá que envié de este lugar a la tierra de los babilonios. Yo los miraré con buenos ojos.</w:t>
       </w:r>
     </w:p>
     <w:p>
@@ -12436,13 +12436,13 @@
           <w:vertAlign w:val="superscript"/>
           <w:lang w:val="es_ES" w:bidi="es_ES"/>
         </w:rPr>
-        <w:t>3</w:t>
-      </w:r>
-      <w:r>
-        <w:rPr>
-          <w:lang w:val="es_ES" w:bidi="es_ES"/>
-        </w:rPr>
-        <w:t xml:space="preserve"> Jeremías dijo a la gente de Judá y Jerusalén:—Durante 23 años, desde el año 13 del reinado de Josías, hijo de Amón, rey de Judá, hasta hoy, el Señor me ha estado dando sus mensajes. Yo se los he comunicado fielmente, pero ustedes no han querido escuchar.</w:t>
+        <w:t>2-3</w:t>
+      </w:r>
+      <w:r>
+        <w:rPr>
+          <w:lang w:val="es_ES" w:bidi="es_ES"/>
+        </w:rPr>
+        <w:t xml:space="preserve"> Jeremías dijo a la gente de Judá y Jerusalén: —Durante 23 años, desde el año 13 del reinado de Josías, hijo de Amón, rey de Judá, hasta hoy, el Señor me ha estado dando sus mensajes. Yo se los he comunicado fielmente, pero ustedes no han querido escuchar.</w:t>
       </w:r>
     </w:p>
     <w:p>
@@ -12541,7 +12541,7 @@
           <w:vertAlign w:val="superscript"/>
           <w:lang w:val="es_ES" w:bidi="es_ES"/>
         </w:rPr>
-        <w:t>9</w:t>
+        <w:t>8-9</w:t>
       </w:r>
       <w:r>
         <w:rPr>
@@ -12751,7 +12751,7 @@
           <w:vertAlign w:val="superscript"/>
           <w:lang w:val="es_ES" w:bidi="es_ES"/>
         </w:rPr>
-        <w:t>20</w:t>
+        <w:t>19-20</w:t>
       </w:r>
       <w:r>
         <w:rPr>
@@ -12904,7 +12904,7 @@
         <w:rPr>
           <w:lang w:val="es_ES" w:bidi="es_ES"/>
         </w:rPr>
-        <w:t xml:space="preserve"> —Diles este mensaje de parte del Señor Todopoderoso, el Dios de Israel: "Beban de esta copa de mi ira hasta emborracharse. Vomiten, caigan y no se levanten más, porque voy a enviar la guerra contra ustedes".</w:t>
+        <w:t xml:space="preserve"> —Diles este mensaje de parte del Señor Todopoderoso, el Dios de Israel: “Beban de esta copa de mi ira hasta emborracharse. Vomiten, caigan y no se levanten más, porque voy a enviar la guerra contra ustedes”.</w:t>
       </w:r>
     </w:p>
     <w:p>
@@ -12925,7 +12925,7 @@
         <w:rPr>
           <w:lang w:val="es_ES" w:bidi="es_ES"/>
         </w:rPr>
-        <w:t xml:space="preserve"> Si se niegan a tomar la copa de tu mano, diles: "El Señor Todopoderoso dice que tienen que beber. No pueden escapar".</w:t>
+        <w:t xml:space="preserve"> Si se niegan a tomar la copa de tu mano, diles: “El Señor Todopoderoso dice que tienen que beber. No pueden escapar”.</w:t>
       </w:r>
     </w:p>
     <w:p>
@@ -13009,7 +13009,7 @@
         <w:rPr>
           <w:lang w:val="es_ES" w:bidi="es_ES"/>
         </w:rPr>
-        <w:t xml:space="preserve"> La calamidad se extenderá de nación en nación. Una gran tormenta se levantará desde los confines de la tierra.El Señor Todopoderoso lo dice.</w:t>
+        <w:t xml:space="preserve"> La calamidad se extenderá de nación en nación. Una gran tormenta se levantará desde los confines de la tierra. El Señor Todopoderoso lo dice.</w:t>
       </w:r>
     </w:p>
     <w:p>
@@ -13292,13 +13292,13 @@
           <w:vertAlign w:val="superscript"/>
           <w:lang w:val="es_ES" w:bidi="es_ES"/>
         </w:rPr>
-        <w:t>8</w:t>
-      </w:r>
-      <w:r>
-        <w:rPr>
-          <w:lang w:val="es_ES" w:bidi="es_ES"/>
-        </w:rPr>
-        <w:t xml:space="preserve"> Cuando Jeremías terminó de decir todo lo que el Señor le había ordenado, los sacerdotes, los profetas y todo el pueblo que estaba en el templo lo agarraron y gritaron:—¡Debes morir!</w:t>
+        <w:t>7-8</w:t>
+      </w:r>
+      <w:r>
+        <w:rPr>
+          <w:lang w:val="es_ES" w:bidi="es_ES"/>
+        </w:rPr>
+        <w:t xml:space="preserve"> Cuando Jeremías terminó de decir todo lo que el Señor le había ordenado, los sacerdotes, los profetas y todo el pueblo que estaba en el templo lo agarraron y gritaron: —¡Debes morir!</w:t>
       </w:r>
     </w:p>
     <w:p>
@@ -13361,7 +13361,7 @@
         <w:rPr>
           <w:lang w:val="es_ES" w:bidi="es_ES"/>
         </w:rPr>
-        <w:t xml:space="preserve"> Los sacerdotes y los profetas acusaron a Jeremías ante los funcionarios y todo el pueblo:—Este hombre merece la muerte. Ha profetizado contra esta ciudad, como ustedes mismos han escuchado.</w:t>
+        <w:t xml:space="preserve"> Los sacerdotes y los profetas acusaron a Jeremías ante los funcionarios y todo el pueblo: —Este hombre merece la muerte. Ha profetizado contra esta ciudad, como ustedes mismos han escuchado.</w:t>
       </w:r>
     </w:p>
     <w:p>
@@ -13382,7 +13382,7 @@
         <w:rPr>
           <w:lang w:val="es_ES" w:bidi="es_ES"/>
         </w:rPr>
-        <w:t xml:space="preserve"> Entonces Jeremías se defendió ante los oficiales y todo el pueblo:—El Señor me envió a profetizar contra este templo y esta ciudad. Todo lo que han oído son las palabras que el Señor me ordenó decir.</w:t>
+        <w:t xml:space="preserve"> Entonces Jeremías se defendió ante los oficiales y todo el pueblo: —El Señor me envió a profetizar contra este templo y esta ciudad. Todo lo que han oído son las palabras que el Señor me ordenó decir.</w:t>
       </w:r>
     </w:p>
     <w:p>
@@ -13466,7 +13466,7 @@
         <w:rPr>
           <w:lang w:val="es_ES" w:bidi="es_ES"/>
         </w:rPr>
-        <w:t xml:space="preserve"> Entonces los funcionarios y todo el pueblo dijeron a los sacerdotes y a los profetas:—Este hombre no merece la muerte, porque nos ha hablado en nombre del Señor nuestro Dios.</w:t>
+        <w:t xml:space="preserve"> Entonces los funcionarios y todo el pueblo dijeron a los sacerdotes y a los profetas: —Este hombre no merece la muerte, porque nos ha hablado en nombre del Señor nuestro Dios.</w:t>
       </w:r>
     </w:p>
     <w:p>
@@ -13508,7 +13508,7 @@
         <w:rPr>
           <w:lang w:val="es_ES" w:bidi="es_ES"/>
         </w:rPr>
-        <w:t xml:space="preserve"> —Recuerden que Miqueas, de Moréset, profetizó en los días de Ezequías, rey de Judá. Dijo a todo el pueblo de Judá: "El Señor Todopoderoso dice que Sion será arada como un campo; Jerusalén quedará en ruinas; el monte del templo se volverá un matorral".</w:t>
+        <w:t xml:space="preserve"> —Recuerden que Miqueas, de Moréset, profetizó en los días de Ezequías, rey de Judá. Dijo a todo el pueblo de Judá: “El Señor Todopoderoso dice que Sion será arada como un campo; Jerusalén quedará en ruinas; el monte del templo se volverá un matorral”.</w:t>
       </w:r>
     </w:p>
     <w:p>
@@ -13839,7 +13839,7 @@
         <w:rPr>
           <w:lang w:val="es_ES" w:bidi="es_ES"/>
         </w:rPr>
-        <w:t xml:space="preserve"> No escuchen a sus profetas, adivinos, intérpretes de sueños, astrólogos ni hechiceros que les dicen: "No servirán al rey de Babilonia".</w:t>
+        <w:t xml:space="preserve"> No escuchen a sus profetas, adivinos, intérpretes de sueños, astrólogos ni hechiceros que les dicen: “No servirán al rey de Babilonia”.</w:t>
       </w:r>
     </w:p>
     <w:p>
@@ -13902,7 +13902,7 @@
         <w:rPr>
           <w:lang w:val="es_ES" w:bidi="es_ES"/>
         </w:rPr>
-        <w:t xml:space="preserve"> Jeremías le repitió todo esto a Sedequías, rey de Judá. Le dijo:—Si quieres vivir, sométanse al rey de Babilonia y acepten su yugo.</w:t>
+        <w:t xml:space="preserve"> Jeremías le repitió todo esto a Sedequías, rey de Judá. Le dijo: —Si quieres vivir, sométanse al rey de Babilonia y acepten su yugo.</w:t>
       </w:r>
     </w:p>
     <w:p>
@@ -13965,7 +13965,7 @@
         <w:rPr>
           <w:lang w:val="es_ES" w:bidi="es_ES"/>
         </w:rPr>
-        <w:t xml:space="preserve"> Dice el Señor: "Yo no los envié. Ellos les profetizan mentiras en mi nombre. Si les hacen caso, tendré que expulsarlos de esta tierra. Morirán tanto ustedes como esos profetas".</w:t>
+        <w:t xml:space="preserve"> Dice el Señor: “Yo no los envié. Ellos les profetizan mentiras en mi nombre. Si les hacen caso, tendré que expulsarlos de esta tierra. Morirán tanto ustedes como esos profetas”.</w:t>
       </w:r>
     </w:p>
     <w:p>
@@ -13986,7 +13986,7 @@
         <w:rPr>
           <w:lang w:val="es_ES" w:bidi="es_ES"/>
         </w:rPr>
-        <w:t xml:space="preserve"> Les hablé una y otra vez a los sacerdotes y a todo el pueblo de lo que me dijo el Señor:—No escuchen a sus profetas que les dicen que pronto traerán de Babilonia los utensilios del templo del Señor. Les están mintiendo.</w:t>
+        <w:t xml:space="preserve"> Les hablé una y otra vez a los sacerdotes y a todo el pueblo de lo que me dijo el Señor: —No escuchen a sus profetas que les dicen que pronto traerán de Babilonia los utensilios del templo del Señor. Les están mintiendo.</w:t>
       </w:r>
     </w:p>
     <w:p>
@@ -14043,7 +14043,7 @@
           <w:vertAlign w:val="superscript"/>
           <w:lang w:val="es_ES" w:bidi="es_ES"/>
         </w:rPr>
-        <w:t>21</w:t>
+        <w:t>19-21</w:t>
       </w:r>
       <w:r>
         <w:rPr>
@@ -14070,7 +14070,7 @@
         <w:rPr>
           <w:lang w:val="es_ES" w:bidi="es_ES"/>
         </w:rPr>
-        <w:t xml:space="preserve"> Pero serán llevados a Babilonia. Dice el Señor: "Allá permanecerán hasta el día en que yo me ocupe de ellos. Entonces los traeré de regreso a este lugar".</w:t>
+        <w:t xml:space="preserve"> Pero serán llevados a Babilonia. Dice el Señor: “Allá permanecerán hasta el día en que yo me ocupe de ellos. Entonces los traeré de regreso a este lugar”.</w:t>
       </w:r>
     </w:p>
     <w:p>
@@ -14128,7 +14128,7 @@
         <w:rPr>
           <w:lang w:val="es_ES" w:bidi="es_ES"/>
         </w:rPr>
-        <w:t xml:space="preserve"> —El Señor Todopoderoso, el Dios de Israel, declara: "Voy a romper el yugo del rey de Babilonia.</w:t>
+        <w:t xml:space="preserve"> —El Señor Todopoderoso, el Dios de Israel, declara: “Voy a romper el yugo del rey de Babilonia.</w:t>
       </w:r>
     </w:p>
     <w:p>
@@ -14170,7 +14170,7 @@
         <w:rPr>
           <w:lang w:val="es_ES" w:bidi="es_ES"/>
         </w:rPr>
-        <w:t xml:space="preserve"> También traeré de regreso de Babilonia a Jeconías, hijo de Joacim, rey de Judá, y a todos los cautivos de Judá que están en Babilonia. Sí, romperé el yugo del rey de Babilonia".</w:t>
+        <w:t xml:space="preserve"> También traeré de regreso de Babilonia a Jeconías, hijo de Joacim, rey de Judá, y a todos los cautivos de Judá que están en Babilonia. Sí, romperé el yugo del rey de Babilonia”.</w:t>
       </w:r>
     </w:p>
     <w:p>
@@ -14317,7 +14317,7 @@
         <w:rPr>
           <w:lang w:val="es_ES" w:bidi="es_ES"/>
         </w:rPr>
-        <w:t xml:space="preserve"> Entonces Jananías dijo delante de todo el pueblo:—Esto es lo que dice el Señor: "De la misma manera romperé el yugo del rey Nabucodonosor de Babilonia. Dentro de 2 años lo quitaré del cuello de todas las naciones.Después de esto, el profeta Jeremías se retiró.</w:t>
+        <w:t xml:space="preserve"> Entonces Jananías dijo delante de todo el pueblo: —Esto es lo que dice el Señor: “De la misma manera romperé el yugo del rey Nabucodonosor de Babilonia. Dentro de 2 años lo quitaré del cuello de todas las naciones. Después de esto, el profeta Jeremías se retiró.</w:t>
       </w:r>
     </w:p>
     <w:p>
@@ -14359,7 +14359,7 @@
         <w:rPr>
           <w:lang w:val="es_ES" w:bidi="es_ES"/>
         </w:rPr>
-        <w:t xml:space="preserve"> —Ve y dile a Jananías que esto es lo que dice el Señor: "Rompiste un yugo de madera, pero en su lugar habrá un yugo de hierro".</w:t>
+        <w:t xml:space="preserve"> —Ve y dile a Jananías que esto es lo que dice el Señor: “Rompiste un yugo de madera, pero en su lugar habrá un yugo de hierro”.</w:t>
       </w:r>
     </w:p>
     <w:p>
@@ -14380,7 +14380,7 @@
         <w:rPr>
           <w:lang w:val="es_ES" w:bidi="es_ES"/>
         </w:rPr>
-        <w:t xml:space="preserve"> El Señor Todopoderoso, el Dios de Israel, dice: "He puesto un yugo de hierro sobre el cuello de todas estas naciones para que sirvan a Nabucodonosor, rey de Babilonia. Nada cambiará este decreto. Incluso las bestias del campo las someteré a su poder".</w:t>
+        <w:t xml:space="preserve"> El Señor Todopoderoso, el Dios de Israel, dice: “He puesto un yugo de hierro sobre el cuello de todas estas naciones para que sirvan a Nabucodonosor, rey de Babilonia. Nada cambiará este decreto. Incluso las bestias del campo las someteré a su poder”.</w:t>
       </w:r>
     </w:p>
     <w:p>
@@ -14401,7 +14401,7 @@
         <w:rPr>
           <w:lang w:val="es_ES" w:bidi="es_ES"/>
         </w:rPr>
-        <w:t xml:space="preserve"> Entonces el profeta Jeremías le dijo a Jananías:—Escucha bien, Jananías. El Señor no te envió, y tú has hecho que este pueblo crea mentiras.</w:t>
+        <w:t xml:space="preserve"> Entonces el profeta Jeremías le dijo a Jananías: —Escucha bien, Jananías. El Señor no te envió, y tú has hecho que este pueblo crea mentiras.</w:t>
       </w:r>
     </w:p>
     <w:p>
@@ -14422,7 +14422,7 @@
         <w:rPr>
           <w:lang w:val="es_ES" w:bidi="es_ES"/>
         </w:rPr>
-        <w:t xml:space="preserve"> Por eso, esto es lo que dice el Señor: "Te voy a quitar de la tierra. Este mismo año morirás, porque incitaste a la rebelión contra el Señor".</w:t>
+        <w:t xml:space="preserve"> Por eso, esto es lo que dice el Señor: “Te voy a quitar de la tierra. Este mismo año morirás, porque incitaste a la rebelión contra el Señor”.</w:t>
       </w:r>
     </w:p>
     <w:p>
@@ -14774,22 +14774,22 @@
         <w:rPr>
           <w:lang w:val="es_ES" w:bidi="es_ES"/>
         </w:rPr>
-        <w:t xml:space="preserve"> Pero ustedes dicen: «El Señor nos ha levantado profetas aquí en Babilonia».</w:t>
-      </w:r>
-    </w:p>
-    <w:p>
-      <w:pPr/>
-      <w:r>
-        <w:rPr>
-          <w:lang w:val="es_ES" w:bidi="es_ES"/>
-        </w:rPr>
-      </w:r>
-      <w:r>
-        <w:rPr>
-          <w:vertAlign w:val="superscript"/>
-          <w:lang w:val="es_ES" w:bidi="es_ES"/>
-        </w:rPr>
-        <w:t>17</w:t>
+        <w:t xml:space="preserve"> Pero ustedes dicen: —El Señor nos ha levantado profetas aquí en Babilonia.</w:t>
+      </w:r>
+    </w:p>
+    <w:p>
+      <w:pPr/>
+      <w:r>
+        <w:rPr>
+          <w:lang w:val="es_ES" w:bidi="es_ES"/>
+        </w:rPr>
+      </w:r>
+      <w:r>
+        <w:rPr>
+          <w:vertAlign w:val="superscript"/>
+          <w:lang w:val="es_ES" w:bidi="es_ES"/>
+        </w:rPr>
+        <w:t>16-17</w:t>
       </w:r>
       <w:r>
         <w:rPr>
@@ -14900,7 +14900,7 @@
         <w:rPr>
           <w:lang w:val="es_ES" w:bidi="es_ES"/>
         </w:rPr>
-        <w:t xml:space="preserve"> Entre todos los desterrados de Judá que están en Babilonia se referirán a ellos en sus maldiciones. Cuando alguien quiera maldecir a otro, le dirá: «¡Que el Señor te trate como a Sedequías y a Acab, a quienes el rey de Babilonia quemó vivos!».</w:t>
+        <w:t xml:space="preserve"> Entre todos los desterrados de Judá que están en Babilonia se referirán a ellos en sus maldiciones. Cuando alguien quiera maldecir a otro, le dirá: —¡Que el Señor te trate como a Sedequías y a Acab, a quienes el rey de Babilonia quemó vivos!</w:t>
       </w:r>
     </w:p>
     <w:p>
@@ -14984,7 +14984,7 @@
         <w:rPr>
           <w:lang w:val="es_ES" w:bidi="es_ES"/>
         </w:rPr>
-        <w:t xml:space="preserve"> En esas cartas le decías a Sofonías: "El Señor te ha puesto como sacerdote en lugar de Joyadá para estar a cargo del templo del Señor. Debes poner en el cepo y en el calabozo a cualquier loco que se haga pasar por profeta.</w:t>
+        <w:t xml:space="preserve"> En esas cartas le decías a Sofonías: “El Señor te ha puesto como sacerdote en lugar de Joyadá para estar a cargo del templo del Señor. Debes poner en el cepo y en el calabozo a cualquier loco que se haga pasar por profeta.</w:t>
       </w:r>
     </w:p>
     <w:p>
@@ -15026,7 +15026,7 @@
         <w:rPr>
           <w:lang w:val="es_ES" w:bidi="es_ES"/>
         </w:rPr>
-        <w:t xml:space="preserve"> Él nos escribió a los que estamos en Babilonia diciéndonos que nuestro cautiverio será largo. Nos dijo que debemos construir casas permanentes y planear quedarnos muchos años, y que debemos sembrar árboles frutales, pues estaremos aquí para comer su fruto por mucho tiempo".</w:t>
+        <w:t xml:space="preserve"> Él nos escribió a los que estamos en Babilonia diciéndonos que nuestro cautiverio será largo. Nos dijo que debemos construir casas permanentes y planear quedarnos muchos años, y que debemos sembrar árboles frutales, pues estaremos aquí para comer su fruto por mucho tiempo”.</w:t>
       </w:r>
     </w:p>
     <w:p>
@@ -15231,7 +15231,7 @@
         <w:rPr>
           <w:lang w:val="es_ES" w:bidi="es_ES"/>
         </w:rPr>
-        <w:t xml:space="preserve"> —Ellos claman: "¿Dónde hallaremos paz? Solo hay miedo".</w:t>
+        <w:t xml:space="preserve"> —Ellos claman: "¿Dónde hallaremos paz? Solo hay miedo”.</w:t>
       </w:r>
     </w:p>
     <w:p>
@@ -15504,7 +15504,7 @@
         <w:rPr>
           <w:lang w:val="es_ES" w:bidi="es_ES"/>
         </w:rPr>
-        <w:t xml:space="preserve"> El Señor dice:—Restauraré las fortunas de las tiendas de Jacob y tendré compasión de sus hogares. La ciudad será reconstruida sobre sus ruinas, y el palacio se levantará en su lugar.</w:t>
+        <w:t xml:space="preserve"> El Señor dice: —Restauraré las fortunas de las tiendas de Jacob y tendré compasión de sus hogares. La ciudad será reconstruida sobre sus ruinas, y el palacio se levantará en su lugar.</w:t>
       </w:r>
     </w:p>
     <w:p>
@@ -15667,7 +15667,7 @@
         <w:rPr>
           <w:lang w:val="es_ES" w:bidi="es_ES"/>
         </w:rPr>
-        <w:t xml:space="preserve"> Dice el Señor:—En ese tiempo, seré el Dios de todas las familias de Israel, y ellas serán mi pueblo.</w:t>
+        <w:t xml:space="preserve"> Dice el Señor: —En ese tiempo, seré el Dios de todas las familias de Israel, y ellas serán mi pueblo.</w:t>
       </w:r>
     </w:p>
     <w:p>
@@ -15709,7 +15709,7 @@
         <w:rPr>
           <w:lang w:val="es_ES" w:bidi="es_ES"/>
         </w:rPr>
-        <w:t xml:space="preserve"> Hace mucho tiempo el Señor se me apareció y me dijo:—Te he amado con amor eterno; por eso he prolongado mi misericordia.</w:t>
+        <w:t xml:space="preserve"> Hace mucho tiempo el Señor se me apareció y me dijo: —Te he amado con amor eterno; por eso he prolongado mi misericordia.</w:t>
       </w:r>
     </w:p>
     <w:p>
@@ -15772,7 +15772,7 @@
         <w:rPr>
           <w:lang w:val="es_ES" w:bidi="es_ES"/>
         </w:rPr>
-        <w:t xml:space="preserve"> Llegará el día en que los centinelas gritarán desde los montes de Efraín: "Levántense y subamos a Sion, a la presencia del Señor nuestro Dios".</w:t>
+        <w:t xml:space="preserve"> Llegará el día en que los centinelas gritarán desde los montes de Efraín: “Levántense y subamos a Sion, a la presencia del Señor nuestro Dios”.</w:t>
       </w:r>
     </w:p>
     <w:p>
@@ -15793,7 +15793,7 @@
         <w:rPr>
           <w:lang w:val="es_ES" w:bidi="es_ES"/>
         </w:rPr>
-        <w:t xml:space="preserve"> Esto dice el Señor:—Canten con alegría por Jacob; griten de júbilo por la primera de las naciones. Hagan oír sus alabanzas y digan: "¡Señor, salva a tu pueblo, al remanente de Israel!".</w:t>
+        <w:t xml:space="preserve"> Esto dice el Señor: —Canten con alegría por Jacob; griten de júbilo por la primera de las naciones. Hagan oír sus alabanzas y digan: "¡Señor, salva a tu pueblo, al remanente de Israel!”.</w:t>
       </w:r>
     </w:p>
     <w:p>
@@ -15856,7 +15856,7 @@
         <w:rPr>
           <w:lang w:val="es_ES" w:bidi="es_ES"/>
         </w:rPr>
-        <w:t xml:space="preserve"> Escuchen este mensaje del Señor, naciones del mundo, y anúncienlo en las costas lejanas:—El que dispersó a Israel lo reunirá de nuevo y lo cuidará como un pastor cuida su rebaño.</w:t>
+        <w:t xml:space="preserve"> Escuchen este mensaje del Señor, naciones del mundo, y anúncienlo en las costas lejanas: —El que dispersó a Israel lo reunirá de nuevo y lo cuidará como un pastor cuida su rebaño.</w:t>
       </w:r>
     </w:p>
     <w:p>
@@ -15961,7 +15961,7 @@
         <w:rPr>
           <w:lang w:val="es_ES" w:bidi="es_ES"/>
         </w:rPr>
-        <w:t xml:space="preserve"> El Señor dice:—Se oye una voz en Ramá, llanto y amargo lamento. Raquel llora por sus hijos y no quiere ser consolada, porque ya no están.</w:t>
+        <w:t xml:space="preserve"> El Señor dice: —Se oye una voz en Ramá, llanto y amargo lamento. Raquel llora por sus hijos y no quiere ser consolada, porque ya no están.</w:t>
       </w:r>
     </w:p>
     <w:p>
@@ -16024,7 +16024,7 @@
         <w:rPr>
           <w:lang w:val="es_ES" w:bidi="es_ES"/>
         </w:rPr>
-        <w:t xml:space="preserve"> »He escuchado el lamento de Efraín: "Me disciplinaste con dureza, como se doma un ternero rebelde. Hazme volver a ti y volveré, porque tú eres el Señor mi Dios.</w:t>
+        <w:t xml:space="preserve"> »He escuchado el lamento de Efraín: “Me disciplinaste con dureza, como se doma un ternero rebelde. Hazme volver a ti y volveré, porque tú eres el Señor mi Dios.</w:t>
       </w:r>
     </w:p>
     <w:p>
@@ -16045,7 +16045,7 @@
         <w:rPr>
           <w:lang w:val="es_ES" w:bidi="es_ES"/>
         </w:rPr>
-        <w:t xml:space="preserve"> Me alejé del Señor, pero después me arrepentí. Cuando comprendí mi error, me di golpes de pecho. Sentí vergüenza y humillación por los pecados de mi juventud".</w:t>
+        <w:t xml:space="preserve"> Me alejé del Señor, pero después me arrepentí. Cuando comprendí mi error, me di golpes de pecho. Sentí vergüenza y humillación por los pecados de mi juventud”.</w:t>
       </w:r>
     </w:p>
     <w:p>
@@ -16129,7 +16129,7 @@
         <w:rPr>
           <w:lang w:val="es_ES" w:bidi="es_ES"/>
         </w:rPr>
-        <w:t xml:space="preserve"> El Señor Todopoderoso, el Dios de Israel, dice: —Cuando yo los traiga de regreso a su tierra, dirán en Judá y en sus ciudades: "¡Que el Señor te bendiga, lugar de justicia, monte santo!".</w:t>
+        <w:t xml:space="preserve"> El Señor Todopoderoso, el Dios de Israel, dice: —Cuando yo los traiga de regreso a su tierra, dirán en Judá y en sus ciudades: "¡Que el Señor te bendiga, lugar de justicia, monte santo!”.</w:t>
       </w:r>
     </w:p>
     <w:p>
@@ -16192,7 +16192,7 @@
         <w:rPr>
           <w:lang w:val="es_ES" w:bidi="es_ES"/>
         </w:rPr>
-        <w:t xml:space="preserve"> Jeremías despertó y dijo:—¡Qué sueño tan agradable!</w:t>
+        <w:t xml:space="preserve"> Jeremías despertó y dijo: —¡Qué sueño tan agradable!</w:t>
       </w:r>
     </w:p>
     <w:p>
@@ -16255,7 +16255,7 @@
         <w:rPr>
           <w:lang w:val="es_ES" w:bidi="es_ES"/>
         </w:rPr>
-        <w:t xml:space="preserve"> Ya el pueblo no dirá este refrán: "Los padres comen las uvas agrias y a los hijos les da dentera".</w:t>
+        <w:t xml:space="preserve"> Ya el pueblo no dirá este refrán: “Los padres comen las uvas agrias y a los hijos les da dentera”.</w:t>
       </w:r>
     </w:p>
     <w:p>
@@ -16360,7 +16360,7 @@
         <w:rPr>
           <w:lang w:val="es_ES" w:bidi="es_ES"/>
         </w:rPr>
-        <w:t xml:space="preserve"> Ya no será necesario que cada uno enseñe a su prójimo ni que cada uno enseñe a su hermano diciendo: "Conoce al Señor". Todos me conocerán, desde el más pequeño hasta el más grande. Yo perdonaré su maldad y no me acordaré más de su pecado.</w:t>
+        <w:t xml:space="preserve"> Ya no será necesario que cada uno enseñe a su prójimo ni que cada uno enseñe a su hermano diciendo: “Conoce al Señor”. Todos me conocerán, desde el más pequeño hasta el más grande. Yo perdonaré su maldad y no me acordaré más de su pecado.</w:t>
       </w:r>
     </w:p>
     <w:p>
@@ -16402,7 +16402,7 @@
         <w:rPr>
           <w:lang w:val="es_ES" w:bidi="es_ES"/>
         </w:rPr>
-        <w:t xml:space="preserve"> Afirma el Señor:—Solo si esas leyes dejaran de existir dejaría Israel de ser una nación especial para mí.</w:t>
+        <w:t xml:space="preserve"> Afirma el Señor: —Solo si esas leyes dejaran de existir dejaría Israel de ser una nación especial para mí.</w:t>
       </w:r>
     </w:p>
     <w:p>
@@ -16538,13 +16538,13 @@
           <w:vertAlign w:val="superscript"/>
           <w:lang w:val="es_ES" w:bidi="es_ES"/>
         </w:rPr>
-        <w:t>3</w:t>
-      </w:r>
-      <w:r>
-        <w:rPr>
-          <w:lang w:val="es_ES" w:bidi="es_ES"/>
-        </w:rPr>
-        <w:t xml:space="preserve"> El ejército babilonio tenía cercada Jerusalén. Jeremías el profeta se encontraba recluido en el patio de la guardia, dentro del palacio real. El rey Sedequías lo había mandado encarcelar y le recriminaba:—¿Por qué sigues profetizando esas cosas en nombre del Señor? Proclamas que el Señor ha dicho que va a poner esta ciudad en manos del rey de Babilonia, y que él la tomará.</w:t>
+        <w:t>2-3</w:t>
+      </w:r>
+      <w:r>
+        <w:rPr>
+          <w:lang w:val="es_ES" w:bidi="es_ES"/>
+        </w:rPr>
+        <w:t xml:space="preserve"> El ejército babilonio tenía cercada Jerusalén. Jeremías el profeta se encontraba recluido en el patio de la guardia, dentro del palacio real. El rey Sedequías lo había mandado encarcelar y le recriminaba: —¿Por qué sigues profetizando esas cosas en nombre del Señor? Proclamas que el Señor ha dicho que va a poner esta ciudad en manos del rey de Babilonia, y que él la tomará.</w:t>
       </w:r>
     </w:p>
     <w:p>
@@ -16586,28 +16586,28 @@
         <w:rPr>
           <w:lang w:val="es_ES" w:bidi="es_ES"/>
         </w:rPr>
-        <w:t xml:space="preserve"> Jeremías le había dicho una y otra vez:—Te llevará a Babilonia y te encarcelará allí hasta que mueras. ¿Para qué ir contra los hechos? ¡No podrás triunfar! ¡Ríndete ahora!</w:t>
-      </w:r>
-    </w:p>
-    <w:p>
-      <w:pPr/>
-      <w:r>
-        <w:rPr>
-          <w:lang w:val="es_ES" w:bidi="es_ES"/>
-        </w:rPr>
-      </w:r>
-      <w:r>
-        <w:rPr>
-          <w:vertAlign w:val="superscript"/>
-          <w:lang w:val="es_ES" w:bidi="es_ES"/>
-        </w:rPr>
-        <w:t>7</w:t>
-      </w:r>
-      <w:r>
-        <w:rPr>
-          <w:lang w:val="es_ES" w:bidi="es_ES"/>
-        </w:rPr>
-        <w:t xml:space="preserve"> Entonces el Señor le dio este mensaje a Jeremías:—Janamel, hijo de tu tío Salún, vendrá a verte. Te dirá que compres su campo en Anatot. Según la ley, tú tienes el derecho y la responsabilidad de comprarlo por ser el pariente más cercano.</w:t>
+        <w:t xml:space="preserve"> Jeremías le había dicho una y otra vez: —Te llevará a Babilonia y te encarcelará allí hasta que mueras. ¿Para qué ir contra los hechos? ¡No podrás triunfar! ¡Ríndete ahora!</w:t>
+      </w:r>
+    </w:p>
+    <w:p>
+      <w:pPr/>
+      <w:r>
+        <w:rPr>
+          <w:lang w:val="es_ES" w:bidi="es_ES"/>
+        </w:rPr>
+      </w:r>
+      <w:r>
+        <w:rPr>
+          <w:vertAlign w:val="superscript"/>
+          <w:lang w:val="es_ES" w:bidi="es_ES"/>
+        </w:rPr>
+        <w:t>6-7</w:t>
+      </w:r>
+      <w:r>
+        <w:rPr>
+          <w:lang w:val="es_ES" w:bidi="es_ES"/>
+        </w:rPr>
+        <w:t xml:space="preserve"> Entonces el Señor le dio este mensaje a Jeremías: —Janamel, hijo de tu tío Salún, vendrá a verte. Te dirá que compres su campo en Anatot. Según la ley, tú tienes el derecho y la responsabilidad de comprarlo por ser el pariente más cercano.</w:t>
       </w:r>
     </w:p>
     <w:p>
@@ -16628,7 +16628,7 @@
         <w:rPr>
           <w:lang w:val="es_ES" w:bidi="es_ES"/>
         </w:rPr>
-        <w:t xml:space="preserve"> Entonces Janamel llegó tal como el Señor lo había dicho y visitó a Jeremías en la cárcel.—Cómprame el campo que tengo en Anatot, en el territorio de Benjamín, pues la ley te da el derecho de comprarlo.Entonces entendí que era auténtica palabra del Señor.</w:t>
+        <w:t xml:space="preserve"> Entonces Janamel llegó tal como el Señor lo había dicho y visitó a Jeremías en la cárcel. —Cómprame el campo que tengo en Anatot, en el territorio de Benjamín, pues la ley te da el derecho de comprarlo. Entonces entendí que era auténtica palabra del Señor.</w:t>
       </w:r>
     </w:p>
     <w:p>
@@ -16754,7 +16754,7 @@
         <w:rPr>
           <w:lang w:val="es_ES" w:bidi="es_ES"/>
         </w:rPr>
-        <w:t xml:space="preserve"> —El Señor Todopoderoso, el Dios de Israel, dice: "Toma el documento sellado y la copia. Guárdalos en una vasija de barro para que se conserven por mucho tiempo.</w:t>
+        <w:t xml:space="preserve"> —El Señor Todopoderoso, el Dios de Israel, dice: “Toma el documento sellado y la copia. Guárdalos en una vasija de barro para que se conserven por mucho tiempo.</w:t>
       </w:r>
     </w:p>
     <w:p>
@@ -16775,7 +16775,7 @@
         <w:rPr>
           <w:lang w:val="es_ES" w:bidi="es_ES"/>
         </w:rPr>
-        <w:t xml:space="preserve"> En el futuro, la gente volverá a comprar casas, viñedos y campos en este país.</w:t>
+        <w:t xml:space="preserve"> En el futuro, la gente volverá a comprar casas, viñedos y campos en este país”.</w:t>
       </w:r>
     </w:p>
     <w:p>
@@ -16943,7 +16943,7 @@
         <w:rPr>
           <w:lang w:val="es_ES" w:bidi="es_ES"/>
         </w:rPr>
-        <w:t xml:space="preserve"> Nuestros antepasados vinieron, tomaron posesión y se establecieron en ella,. Pero se negaron a obedecerte y a cumplir tus instrucciones. No hicieron casi nada de lo que les ordenaste. Por eso les has enviado esta terrible calamidad.</w:t>
+        <w:t xml:space="preserve"> Nuestros antepasados vinieron, tomaron posesión y se establecieron en ella. Pero se negaron a obedecerte y a cumplir tus instrucciones. No hicieron casi nada de lo que les ordenaste. Por eso les has enviado esta terrible calamidad.</w:t>
       </w:r>
     </w:p>
     <w:p>
@@ -17604,13 +17604,13 @@
           <w:vertAlign w:val="superscript"/>
           <w:lang w:val="es_ES" w:bidi="es_ES"/>
         </w:rPr>
-        <w:t>11</w:t>
-      </w:r>
-      <w:r>
-        <w:rPr>
-          <w:lang w:val="es_ES" w:bidi="es_ES"/>
-        </w:rPr>
-        <w:t xml:space="preserve"> »En este lugar, que ahora está desolado, sin gente ni animales, y en todas sus ciudades, se volverán a escuchar voces de alegría y felicidad, voces de novios y novias, y voces de los que traen ofrendas de gratitud al templo del Señor. Cantarán: "¡Den gracias al Señor Todopoderoso, porque el Señor es buenoy su amor es eterno!". Haré que cambien las cosas para este país y lo restauraré como era al principio.</w:t>
+        <w:t>10-11</w:t>
+      </w:r>
+      <w:r>
+        <w:rPr>
+          <w:lang w:val="es_ES" w:bidi="es_ES"/>
+        </w:rPr>
+        <w:t xml:space="preserve"> »En este lugar, que ahora está desolado, sin gente ni animales, y en todas sus ciudades, se volverán a escuchar voces de alegría y felicidad, voces de novios y novias, y voces de los que traen ofrendas de gratitud al templo del Señor. Cantarán: "¡Den gracias al Señor Todopoderoso, porque el Señor es bueno y su amor es eterno!”. Haré que cambien las cosas para este país y lo restauraré como era al principio.</w:t>
       </w:r>
     </w:p>
     <w:p>
@@ -17715,7 +17715,7 @@
         <w:rPr>
           <w:lang w:val="es_ES" w:bidi="es_ES"/>
         </w:rPr>
-        <w:t xml:space="preserve"> En aquel tiempo, Judá estará a salvo y Jerusalén vivirá segura. Este será el nombre con que la llamarán: "El Señor es nuestra justicia".</w:t>
+        <w:t xml:space="preserve"> En aquel tiempo, Judá estará a salvo y Jerusalén vivirá segura. Este será el nombre con que la llamarán: “El Señor es nuestra justicia”.</w:t>
       </w:r>
     </w:p>
     <w:p>
@@ -17793,7 +17793,7 @@
           <w:vertAlign w:val="superscript"/>
           <w:lang w:val="es_ES" w:bidi="es_ES"/>
         </w:rPr>
-        <w:t>21</w:t>
+        <w:t>20-21</w:t>
       </w:r>
       <w:r>
         <w:rPr>
@@ -17877,7 +17877,7 @@
           <w:vertAlign w:val="superscript"/>
           <w:lang w:val="es_ES" w:bidi="es_ES"/>
         </w:rPr>
-        <w:t>26</w:t>
+        <w:t>25-26</w:t>
       </w:r>
       <w:r>
         <w:rPr>
@@ -18004,7 +18004,7 @@
         <w:rPr>
           <w:lang w:val="es_ES" w:bidi="es_ES"/>
         </w:rPr>
-        <w:t xml:space="preserve"> sino que morirás en paz. Como quemaron incienso por tus antepasados, los reyes que te precedieron, así lo quemarán por ti. Harán lamentación por ti diciendo: "¡Ay, señor!". Así lo dice el Señor.</w:t>
+        <w:t xml:space="preserve"> sino que morirás en paz. Como quemaron incienso por tus antepasados, los reyes que te precedieron, así lo quemarán por ti. Harán lamentación por ti diciendo: "¡Ay, señor!”. Así lo dice el Señor.</w:t>
       </w:r>
     </w:p>
     <w:p>
@@ -18046,7 +18046,7 @@
         <w:rPr>
           <w:lang w:val="es_ES" w:bidi="es_ES"/>
         </w:rPr>
-        <w:t xml:space="preserve"> Mientras, el ejército babilónico sitiaba Jerusalén, Laquis y Azeca, las únicas ciudades fortificadas de Judá que aún resistían.</w:t>
+        <w:t xml:space="preserve"> Mientras, el ejército babilonio sitiaba Jerusalén, Laquis y Azeca, las únicas ciudades fortificadas de Judá que aún resistían.</w:t>
       </w:r>
     </w:p>
     <w:p>
@@ -18271,7 +18271,7 @@
           <w:vertAlign w:val="superscript"/>
           <w:lang w:val="es_ES" w:bidi="es_ES"/>
         </w:rPr>
-        <w:t>19</w:t>
+        <w:t>18-19</w:t>
       </w:r>
       <w:r>
         <w:rPr>
@@ -18482,7 +18482,7 @@
         <w:rPr>
           <w:lang w:val="es_ES" w:bidi="es_ES"/>
         </w:rPr>
-        <w:t xml:space="preserve"> Pero ellos dijeron:—No, no bebemos vino. Nuestro antepasado Jonadab, hijo de Recab, nos ordenó que ni nosotros ni nuestros descendientes bebiéramos vino jamás.</w:t>
+        <w:t xml:space="preserve"> Pero ellos dijeron: —No, no bebemos vino. Nuestro antepasado Jonadab, hijo de Recab, nos ordenó que ni nosotros ni nuestros descendientes bebiéramos vino jamás.</w:t>
       </w:r>
     </w:p>
     <w:p>
@@ -18728,13 +18728,13 @@
           <w:vertAlign w:val="superscript"/>
           <w:lang w:val="es_ES" w:bidi="es_ES"/>
         </w:rPr>
-        <w:t>19</w:t>
-      </w:r>
-      <w:r>
-        <w:rPr>
-          <w:lang w:val="es_ES" w:bidi="es_ES"/>
-        </w:rPr>
-        <w:t xml:space="preserve"> Luego Jeremías se dirigió a los recabitas: —Han obedecido la orden de Jonadab, su antepasado, guardando todos sus mandatos y cumpliendo cuanto les ordenó. Por tanto, el Señor Todopoderoso, el Dios de Israel, declara: "A Jonadab hijo de Recab nunca le faltará un descendiente que esté en mi servicio".</w:t>
+        <w:t>18-19</w:t>
+      </w:r>
+      <w:r>
+        <w:rPr>
+          <w:lang w:val="es_ES" w:bidi="es_ES"/>
+        </w:rPr>
+        <w:t xml:space="preserve"> Luego Jeremías se dirigió a los recabitas: —Han obedecido la orden de Jonadab, su antepasado, guardando todos sus mandatos y cumpliendo cuanto les ordenó. Por tanto, el Señor Todopoderoso, el Dios de Israel, declara: “A Jonadab hijo de Recab nunca le faltará un descendiente que esté en mi servicio”.</w:t>
       </w:r>
     </w:p>
     <w:p>
@@ -18834,7 +18834,7 @@
         <w:rPr>
           <w:lang w:val="es_ES" w:bidi="es_ES"/>
         </w:rPr>
-        <w:t xml:space="preserve"> Jeremías mandó llamar a Baruc, hijo de Nerías. Mentras Jeremías dictaba, Baruc escribió en el rollo todas las palabras que el Señor le había comunicado.</w:t>
+        <w:t xml:space="preserve"> Jeremías mandó llamar a Baruc, hijo de Nerías. Mientras Jeremías dictaba, Baruc escribió en el rollo todas las palabras que el Señor le había comunicado.</w:t>
       </w:r>
     </w:p>
     <w:p>
@@ -18855,7 +18855,7 @@
         <w:rPr>
           <w:lang w:val="es_ES" w:bidi="es_ES"/>
         </w:rPr>
-        <w:t xml:space="preserve"> Cuando Baruc terminó de escribir, Jeremías le dijo:—Yo estoy prisionero y no puedo ir al templo.</w:t>
+        <w:t xml:space="preserve"> Cuando Baruc terminó de escribir, Jeremías le dijo: —Yo estoy prisionero y no puedo ir al templo.</w:t>
       </w:r>
     </w:p>
     <w:p>
@@ -19038,13 +19038,13 @@
           <w:vertAlign w:val="superscript"/>
           <w:lang w:val="es_ES" w:bidi="es_ES"/>
         </w:rPr>
-        <w:t>15</w:t>
-      </w:r>
-      <w:r>
-        <w:rPr>
-          <w:lang w:val="es_ES" w:bidi="es_ES"/>
-        </w:rPr>
-        <w:t xml:space="preserve"> Los oficiales enviaron a Yehudi, hijo de Netanías, hijo de Selemías, hijo de Cusí, para que le dijera a Baruc: «Trae el rollo que leíste al pueblo y ven acá».Baruc, hijo de Nerías, tomó el rollo y fue a reunirse con ellos. Entonces los oficiales le dijeron:—Toma asiento. Léenos lo que dice el rollo.</w:t>
+        <w:t>14-15</w:t>
+      </w:r>
+      <w:r>
+        <w:rPr>
+          <w:lang w:val="es_ES" w:bidi="es_ES"/>
+        </w:rPr>
+        <w:t xml:space="preserve"> Los oficiales enviaron a Yehudi, hijo de Netanías, hijo de Selemías, hijo de Cusí, para que le dijera a Baruc: “Trae el rollo que leíste al pueblo y ven acá”. Baruc, hijo de Nerías, tomó el rollo y fue a reunirse con ellos. Entonces los oficiales le dijeron: —Toma asiento. Léenos lo que dice el rollo.</w:t>
       </w:r>
     </w:p>
     <w:p>
@@ -19065,7 +19065,7 @@
         <w:rPr>
           <w:lang w:val="es_ES" w:bidi="es_ES"/>
         </w:rPr>
-        <w:t xml:space="preserve"> Cuando terminó, todos quedaron aterrorizados.—Tenemos que informarle al rey sobre esto —dijeron.</w:t>
+        <w:t xml:space="preserve"> Cuando terminó, todos quedaron aterrorizados. —Tenemos que informarle al rey sobre esto —dijeron.</w:t>
       </w:r>
     </w:p>
     <w:p>
@@ -19086,7 +19086,7 @@
         <w:rPr>
           <w:lang w:val="es_ES" w:bidi="es_ES"/>
         </w:rPr>
-        <w:t xml:space="preserve"> Luego preguntaron a Baruc:—¿Cómo escribiste todo esto? ¿Te lo dictó Jeremías?</w:t>
+        <w:t xml:space="preserve"> Luego preguntaron a Baruc: —¿Cómo escribiste todo esto? ¿Te lo dictó Jeremías?</w:t>
       </w:r>
     </w:p>
     <w:p>
@@ -19107,7 +19107,7 @@
         <w:rPr>
           <w:lang w:val="es_ES" w:bidi="es_ES"/>
         </w:rPr>
-        <w:t xml:space="preserve"> Baruc les explicó:—Jeremías me dictó todas estas palabras, y yo las escribí con tinta en el rollo.</w:t>
+        <w:t xml:space="preserve"> Baruc les explicó: —Jeremías me dictó todas estas palabras, y yo las escribí con tinta en el rollo.</w:t>
       </w:r>
     </w:p>
     <w:p>
@@ -19128,7 +19128,7 @@
         <w:rPr>
           <w:lang w:val="es_ES" w:bidi="es_ES"/>
         </w:rPr>
-        <w:t xml:space="preserve"> Los funcionarios le dijeron a Baruc:—Tú y Jeremías deben esconderse. No le digan a nadie dónde están.</w:t>
+        <w:t xml:space="preserve"> Los funcionarios le dijeron a Baruc: —Tú y Jeremías deben esconderse. No le digan a nadie dónde están.</w:t>
       </w:r>
     </w:p>
     <w:p>
@@ -19227,7 +19227,7 @@
           <w:vertAlign w:val="superscript"/>
           <w:lang w:val="es_ES" w:bidi="es_ES"/>
         </w:rPr>
-        <w:t>25</w:t>
+        <w:t>24-25</w:t>
       </w:r>
       <w:r>
         <w:rPr>
@@ -19317,7 +19317,7 @@
         <w:rPr>
           <w:lang w:val="es_ES" w:bidi="es_ES"/>
         </w:rPr>
-        <w:t xml:space="preserve"> Después, dile al rey que así dice el Señor: "Tú quemaste el rollo porque decía que el rey de Babilonia vendría a destruir esta tierra y a todo lo que hay en ella.</w:t>
+        <w:t xml:space="preserve"> Después, dile al rey que así dice el Señor: “Tú quemaste el rollo porque decía que el rey de Babilonia vendría a destruir esta tierra y a todo lo que hay en ella.</w:t>
       </w:r>
     </w:p>
     <w:p>
@@ -19359,7 +19359,7 @@
         <w:rPr>
           <w:lang w:val="es_ES" w:bidi="es_ES"/>
         </w:rPr>
-        <w:t xml:space="preserve"> Yo te castigaré a ti, a tu familia y a tus oficiales por sus malvadas acciones. Traeré sobre ustedes, sobre el pueblo de Judá y sobre los habitantes de Jerusalén todo el mal que he anunciado, porque no quisieron escuchar mis advertencias".</w:t>
+        <w:t xml:space="preserve"> Yo te castigaré a ti, a tu familia y a tus oficiales por sus malvadas acciones. Traeré sobre ustedes, sobre el pueblo de Judá y sobre los habitantes de Jerusalén todo el mal que he anunciado, porque no quisieron escuchar mis advertencias”.</w:t>
       </w:r>
     </w:p>
     <w:p>
@@ -19459,7 +19459,7 @@
         <w:rPr>
           <w:lang w:val="es_ES" w:bidi="es_ES"/>
         </w:rPr>
-        <w:t xml:space="preserve"> Sin embargo, el rey Sedequías envió a Jucal, hijo de Selemías, y al sacerdote Sofonías, hijo de Maseías, a ver a Jeremías. Le dijeron:—Por favor, ora al Señor nuestro Dios por nosotros.</w:t>
+        <w:t xml:space="preserve"> Sin embargo, el rey Sedequías envió a Jucal, hijo de Selemías, y al sacerdote Sofonías, hijo de Maseías, a ver a Jeremías. Le dijeron: —Por favor, ora al Señor nuestro Dios por nosotros.</w:t>
       </w:r>
     </w:p>
     <w:p>
@@ -19669,7 +19669,7 @@
         <w:rPr>
           <w:lang w:val="es_ES" w:bidi="es_ES"/>
         </w:rPr>
-        <w:t xml:space="preserve"> Pero cuando salía por la puerta de Benjamín, un centinela lo arrestó acusándolo de desertar para unirse a los babilonios. El centinela que lo arrestó era Irías, hijo de Selemías, nieto de Jananías. Lo acusó con estas palabras:—¡Te estás pasando a los babilonios!</w:t>
+        <w:t xml:space="preserve"> Pero cuando salía por la puerta de Benjamín, un centinela lo arrestó acusándolo de desertar para unirse a los babilonios. El centinela que lo arrestó era Irías, hijo de Selemías, nieto de Jananías. Lo acusó con estas palabras: —¡Te estás pasando a los babilonios!</w:t>
       </w:r>
     </w:p>
     <w:p>
@@ -19690,22 +19690,22 @@
         <w:rPr>
           <w:lang w:val="es_ES" w:bidi="es_ES"/>
         </w:rPr>
-        <w:t xml:space="preserve"> —¡No es verdad! —protestó Jeremías—. ¡No voy a pasarme a los babilonios!Pero Irías no le hizo caso y lo llevó ante los oficiales de la ciudad.</w:t>
-      </w:r>
-    </w:p>
-    <w:p>
-      <w:pPr/>
-      <w:r>
-        <w:rPr>
-          <w:lang w:val="es_ES" w:bidi="es_ES"/>
-        </w:rPr>
-      </w:r>
-      <w:r>
-        <w:rPr>
-          <w:vertAlign w:val="superscript"/>
-          <w:lang w:val="es_ES" w:bidi="es_ES"/>
-        </w:rPr>
-        <w:t>16</w:t>
+        <w:t xml:space="preserve"> —¡No es verdad! —protestó Jeremías—. ¡No voy a pasarme a los babilonios! Pero Irías no le hizo caso y lo llevó ante los oficiales de la ciudad.</w:t>
+      </w:r>
+    </w:p>
+    <w:p>
+      <w:pPr/>
+      <w:r>
+        <w:rPr>
+          <w:lang w:val="es_ES" w:bidi="es_ES"/>
+        </w:rPr>
+      </w:r>
+      <w:r>
+        <w:rPr>
+          <w:vertAlign w:val="superscript"/>
+          <w:lang w:val="es_ES" w:bidi="es_ES"/>
+        </w:rPr>
+        <w:t>15-16</w:t>
       </w:r>
       <w:r>
         <w:rPr>
@@ -19732,7 +19732,7 @@
         <w:rPr>
           <w:lang w:val="es_ES" w:bidi="es_ES"/>
         </w:rPr>
-        <w:t xml:space="preserve"> Pero finalmente el rey Sedequías lo mandó traer en secreto al palacio. El rey le preguntó en privado:—¿Has recibido alguna palabra del Señor?—Sí —respondió Jeremías—, la he recibido. ¡Serás entregado en manos del rey de Babilonia!</w:t>
+        <w:t xml:space="preserve"> Pero finalmente el rey Sedequías lo mandó traer en secreto al palacio. El rey le preguntó en privado: —¿Has recibido alguna palabra del Señor? —Sí —respondió Jeremías—, la he recibido. ¡Serás entregado en manos del rey de Babilonia!</w:t>
       </w:r>
     </w:p>
     <w:p>
@@ -19753,7 +19753,7 @@
         <w:rPr>
           <w:lang w:val="es_ES" w:bidi="es_ES"/>
         </w:rPr>
-        <w:t xml:space="preserve"> Luego Jeremías le dijo al rey:—¿Qué crimen he cometido contra ti, contra tus ministros o contra este pueblo, para que me hayan encarcelado?</w:t>
+        <w:t xml:space="preserve"> Luego Jeremías le dijo al rey: —¿Qué crimen he cometido contra ti, contra tus ministros o contra este pueblo, para que me hayan encarcelado?</w:t>
       </w:r>
     </w:p>
     <w:p>
@@ -19916,7 +19916,7 @@
         <w:rPr>
           <w:lang w:val="es_ES" w:bidi="es_ES"/>
         </w:rPr>
-        <w:t xml:space="preserve"> Así que estos oficiales fueron a ver al rey y le dijeron:—Este hombre debe morir. Con sus palabras está desanimando a los soldados que quedan y a todo el pueblo. Este hombre no busca el bien de este pueblo, sino su mal.</w:t>
+        <w:t xml:space="preserve"> Así que estos oficiales fueron a ver al rey y le dijeron: —Este hombre debe morir. Con sus palabras está desanimando a los soldados que quedan y a todo el pueblo. Este hombre no busca el bien de este pueblo, sino su mal.</w:t>
       </w:r>
     </w:p>
     <w:p>
@@ -19937,7 +19937,7 @@
         <w:rPr>
           <w:lang w:val="es_ES" w:bidi="es_ES"/>
         </w:rPr>
-        <w:t xml:space="preserve"> El rey Sedequías respondió:—Está bien, él está en sus manos. El rey no puede hacer nada para impedir lo que ustedes decidan.</w:t>
+        <w:t xml:space="preserve"> El rey Sedequías respondió: —Está bien, él está en sus manos. El rey no puede hacer nada para impedir lo que ustedes decidan.</w:t>
       </w:r>
     </w:p>
     <w:p>
@@ -20042,7 +20042,7 @@
         <w:rPr>
           <w:lang w:val="es_ES" w:bidi="es_ES"/>
         </w:rPr>
-        <w:t xml:space="preserve"> Entonces el rey le ordenó a Ebedmélec:—Toma 30 hombres y saca al profeta Jeremías de la cisterna antes de que muera.</w:t>
+        <w:t xml:space="preserve"> Entonces el rey le ordenó a Ebedmélec: —Toma 30 hombres y saca al profeta Jeremías de la cisterna antes de que muera.</w:t>
       </w:r>
     </w:p>
     <w:p>
@@ -20084,7 +20084,7 @@
         <w:rPr>
           <w:lang w:val="es_ES" w:bidi="es_ES"/>
         </w:rPr>
-        <w:t xml:space="preserve"> Ebedmélec le gritó a Jeremías:—Ponte estos trapos bajo las axilas para que las cuerdas no te lastimen.Cuando Jeremías estuvo listo,</w:t>
+        <w:t xml:space="preserve"> Ebedmélec le gritó a Jeremías: —Ponte estos trapos bajo las axilas para que las cuerdas no te lastimen. Cuando Jeremías estuvo listo,</w:t>
       </w:r>
     </w:p>
     <w:p>
@@ -20126,7 +20126,7 @@
         <w:rPr>
           <w:lang w:val="es_ES" w:bidi="es_ES"/>
         </w:rPr>
-        <w:t xml:space="preserve"> Un día el rey Sedequías mandó llamar a Jeremías para reunirse con él en la tercera entrada del templo del Señor.—Quiero preguntarte algo —dijo el rey—. No me ocultes nada.</w:t>
+        <w:t xml:space="preserve"> Un día, el rey Sedequías mandó llamar a Jeremías para reunirse con él en la tercera entrada del templo del Señor. —Quiero preguntarte algo —dijo el rey—. No me ocultes nada.</w:t>
       </w:r>
     </w:p>
     <w:p>
@@ -20147,7 +20147,7 @@
         <w:rPr>
           <w:lang w:val="es_ES" w:bidi="es_ES"/>
         </w:rPr>
-        <w:t xml:space="preserve"> Jeremías le respondió:—Si te digo la verdad, me matarás. Y si te doy un consejo, no me harás caso.</w:t>
+        <w:t xml:space="preserve"> Jeremías le respondió: —Si te digo la verdad, me matarás. Y si te doy un consejo, no me harás caso.</w:t>
       </w:r>
     </w:p>
     <w:p>
@@ -20168,7 +20168,7 @@
         <w:rPr>
           <w:lang w:val="es_ES" w:bidi="es_ES"/>
         </w:rPr>
-        <w:t xml:space="preserve"> Entonces el rey Sedequías le juró en secreto a Jeremías:—Tan cierto como que vive el Señor, no te mataré ni te entregaré a quienes quieren matarte.</w:t>
+        <w:t xml:space="preserve"> Entonces el rey Sedequías le juró en secreto a Jeremías: —Tan cierto como que vive el Señor, no te mataré ni te entregaré a quienes quieren matarte.</w:t>
       </w:r>
     </w:p>
     <w:p>
@@ -20189,7 +20189,7 @@
         <w:rPr>
           <w:lang w:val="es_ES" w:bidi="es_ES"/>
         </w:rPr>
-        <w:t xml:space="preserve"> Entonces Jeremías le dijo a Sedequías:—El Señor Todopoderoso, el Dios de Israel, dice: "Si te rindes a los oficiales del rey de Babilonia, tú y tu familia vivirán y la ciudad no será incendiada.</w:t>
+        <w:t xml:space="preserve"> Entonces Jeremías le dijo a Sedequías: —El Señor Todopoderoso, el Dios de Israel, dice: “Si te rindes a los oficiales del rey de Babilonia, tú y tu familia vivirán y la ciudad no será incendiada.</w:t>
       </w:r>
     </w:p>
     <w:p>
@@ -20210,7 +20210,7 @@
         <w:rPr>
           <w:lang w:val="es_ES" w:bidi="es_ES"/>
         </w:rPr>
-        <w:t xml:space="preserve"> Pero si no te rindes ante ellos, esta ciudad será entregada a los babilonios y ellos la quemarán. Y tú no escaparás de sus manos".</w:t>
+        <w:t xml:space="preserve"> Pero si no te rindes ante ellos, esta ciudad será entregada a los babilonios y ellos la quemarán. Y tú no escaparás de sus manos”.</w:t>
       </w:r>
     </w:p>
     <w:p>
@@ -20231,7 +20231,7 @@
         <w:rPr>
           <w:lang w:val="es_ES" w:bidi="es_ES"/>
         </w:rPr>
-        <w:t xml:space="preserve"> El rey le respondió:—Pero me da miedo rendirme, porque los babilonios me entregarán a los judíos que se han pasado a su lado, y no sé qué me harán.</w:t>
+        <w:t xml:space="preserve"> El rey le respondió: —Pero me da miedo rendirme, porque los babilonios me entregarán a los judíos que se han pasado a su lado, y no sé qué me harán.</w:t>
       </w:r>
     </w:p>
     <w:p>
@@ -20267,13 +20267,13 @@
           <w:vertAlign w:val="superscript"/>
           <w:lang w:val="es_ES" w:bidi="es_ES"/>
         </w:rPr>
-        <w:t>22</w:t>
-      </w:r>
-      <w:r>
-        <w:rPr>
-          <w:lang w:val="es_ES" w:bidi="es_ES"/>
-        </w:rPr>
-        <w:t xml:space="preserve"> Pero si te niegas a rendirte, el Señor me ha mostrado lo que sucederá. Todas las mujeres que queden en tu palacio serán sacadas y entregadas a los oficiales del rey de Babilonia. Ellas se burlarán de ti y dirán: "Tus amigos te engañaron y te dominaron. Ahora que tus pies se han hundido en el lodo, ellos te abandonaron".</w:t>
+        <w:t>21-22</w:t>
+      </w:r>
+      <w:r>
+        <w:rPr>
+          <w:lang w:val="es_ES" w:bidi="es_ES"/>
+        </w:rPr>
+        <w:t xml:space="preserve"> Pero si te niegas a rendirte, el Señor me ha mostrado lo que sucederá. Todas las mujeres que queden en tu palacio serán sacadas y entregadas a los oficiales del rey de Babilonia. Ellas se burlarán de ti y dirán: “Tus amigos te engañaron y te dominaron. Ahora que tus pies se han hundido en el lodo, ellos te abandonaron”.</w:t>
       </w:r>
     </w:p>
     <w:p>
@@ -20315,7 +20315,7 @@
         <w:rPr>
           <w:lang w:val="es_ES" w:bidi="es_ES"/>
         </w:rPr>
-        <w:t xml:space="preserve"> Entonces Sedequías le dijo a Jeremías:—Que nadie se entere de esta conversación o morirás.</w:t>
+        <w:t xml:space="preserve"> Entonces Sedequías le dijo a Jeremías: —Que nadie se entere de esta conversación o morirás.</w:t>
       </w:r>
     </w:p>
     <w:p>
@@ -20640,13 +20640,13 @@
           <w:vertAlign w:val="superscript"/>
           <w:lang w:val="es_ES" w:bidi="es_ES"/>
         </w:rPr>
-        <w:t>12</w:t>
-      </w:r>
-      <w:r>
-        <w:rPr>
-          <w:lang w:val="es_ES" w:bidi="es_ES"/>
-        </w:rPr>
-        <w:t xml:space="preserve"> En cuanto a Jeremías, el rey Nabucodonosor le había ordenado a Nabuzaradán:—Encárgate de que no sufra ningún daño. Cuídalo bien y dale cuanto necesite.</w:t>
+        <w:t>11-12</w:t>
+      </w:r>
+      <w:r>
+        <w:rPr>
+          <w:lang w:val="es_ES" w:bidi="es_ES"/>
+        </w:rPr>
+        <w:t xml:space="preserve"> En cuanto a Jeremías, el rey Nabucodonosor le había ordenado a Nabuzaradán: —Encárgate de que no sufra ningún daño. Cuídalo bien y dale cuanto necesite.</w:t>
       </w:r>
     </w:p>
     <w:p>
@@ -20730,7 +20730,7 @@
         <w:rPr>
           <w:lang w:val="es_ES" w:bidi="es_ES"/>
         </w:rPr>
-        <w:t xml:space="preserve"> —Ve y dile a Ebedmélec, el etíope, que así dice el Señor Todopoderoso, el Dios de Israel: "Cumpliré todas mis amenazas contra esta ciudad. La destruiré ante tus ojos,</w:t>
+        <w:t xml:space="preserve"> —Ve y dile a Ebedmélec, el etíope, que así dice el Señor Todopoderoso, el Dios de Israel: “Cumpliré todas mis amenazas contra esta ciudad. La destruiré ante tus ojos,</w:t>
       </w:r>
     </w:p>
     <w:p>
@@ -20772,7 +20772,7 @@
         <w:rPr>
           <w:lang w:val="es_ES" w:bidi="es_ES"/>
         </w:rPr>
-        <w:t xml:space="preserve"> Te salvaré y no morirás a filo de espada; tu vida será tu botín, porque has puesto tu confianza en mí".</w:t>
+        <w:t xml:space="preserve"> Te salvaré y no morirás a filo de espada; tu vida será tu botín, porque has puesto tu confianza en mí”.</w:t>
       </w:r>
     </w:p>
     <w:p>
@@ -20824,13 +20824,13 @@
           <w:vertAlign w:val="superscript"/>
           <w:lang w:val="es_ES" w:bidi="es_ES"/>
         </w:rPr>
-        <w:t>3</w:t>
-      </w:r>
-      <w:r>
-        <w:rPr>
-          <w:lang w:val="es_ES" w:bidi="es_ES"/>
-        </w:rPr>
-        <w:t xml:space="preserve"> El comandante de la guardia llamó aparte a Jeremías y le dijo:—El Señor tu Dios anunció este desastre contra este lugar. Ahora el Señor lo ha cumplido tal como lo dijo, porque este pueblo pecó contra él y no obedeció su voz. Por eso les ha sucedido esto.</w:t>
+        <w:t>2-3</w:t>
+      </w:r>
+      <w:r>
+        <w:rPr>
+          <w:lang w:val="es_ES" w:bidi="es_ES"/>
+        </w:rPr>
+        <w:t xml:space="preserve"> El comandante de la guardia llamó aparte a Jeremías y le dijo: —El Señor tu Dios anunció este desastre contra este lugar. Ahora el Señor lo ha cumplido tal como lo dijo, porque este pueblo pecó contra él y no obedeció su voz. Por eso les ha sucedido esto.</w:t>
       </w:r>
     </w:p>
     <w:p>
@@ -20872,7 +20872,7 @@
         <w:rPr>
           <w:lang w:val="es_ES" w:bidi="es_ES"/>
         </w:rPr>
-        <w:t xml:space="preserve"> Antes de que Jeremías respondiera, Nabuzaradán añadió: —Regresa junto a Guedalías, hijo de Ajicán, nieto de Safán, a quien el rey de Babilonia ha nombrado gobernador de las ciudades de Judá. Quédate con él en medio del pueblo, o ve adonde quieras.El comandante le dio provisiones y dinero, y lo dejó marchar.</w:t>
+        <w:t xml:space="preserve"> Antes de que Jeremías respondiera, Nabuzaradán añadió: —Regresa junto a Guedalías, hijo de Ajicán, nieto de Safán, a quien el rey de Babilonia ha nombrado gobernador de las ciudades de Judá. Quédate con él en medio del pueblo, o ve adonde quieras. El comandante le dio provisiones y dinero, y lo dejó marchar.</w:t>
       </w:r>
     </w:p>
     <w:p>
@@ -20956,7 +20956,7 @@
         <w:rPr>
           <w:lang w:val="es_ES" w:bidi="es_ES"/>
         </w:rPr>
-        <w:t xml:space="preserve"> Guedalías les juró que no tenían nada que temer si se rendían a los babilonios. Les dijo:—Quédense en la tierra y sirvan al rey de Babilonia, y les irá bien.</w:t>
+        <w:t xml:space="preserve"> Guedalías les juró que no tenían nada que temer si se rendían a los babilonios. Les dijo: —Quédense en la tierra y sirvan al rey de Babilonia, y les irá bien.</w:t>
       </w:r>
     </w:p>
     <w:p>
@@ -21034,7 +21034,7 @@
           <w:vertAlign w:val="superscript"/>
           <w:lang w:val="es_ES" w:bidi="es_ES"/>
         </w:rPr>
-        <w:t>14</w:t>
+        <w:t>13-14</w:t>
       </w:r>
       <w:r>
         <w:rPr>
@@ -21061,7 +21061,7 @@
         <w:rPr>
           <w:lang w:val="es_ES" w:bidi="es_ES"/>
         </w:rPr>
-        <w:t xml:space="preserve"> Entonces Johanán habló a solas con Guedalías y le propuso en secreto:—Déjame ir a matar a Ismael, hijo de Netanías. ¡Nadie lo sabrá! ¿Por qué vamos a permitir que venga y te mate? ¿Qué pasará con los judíos que se han reunido contigo si mueres? El resto de Judá que aún queda se dispersará y perecerá.</w:t>
+        <w:t xml:space="preserve"> Entonces Johanán habló a solas con Guedalías y le propuso en secreto: —Déjame ir a matar a Ismael, hijo de Netanías. ¡Nadie lo sabrá! ¿Por qué vamos a permitir que venga y te mate? ¿Qué pasará con los judíos que se han reunido contigo si mueres? El resto de Judá que aún queda se dispersará y perecerá.</w:t>
       </w:r>
     </w:p>
     <w:p>
@@ -21082,7 +21082,7 @@
         <w:rPr>
           <w:lang w:val="es_ES" w:bidi="es_ES"/>
         </w:rPr>
-        <w:t xml:space="preserve"> Pero Guedalías le dijo:—Ni se te ocurra. Lo que dices de Ismael no es verdad.</w:t>
+        <w:t xml:space="preserve"> Pero Guedalías le dijo: —Ni se te ocurra. Lo que dices de Ismael no es verdad.</w:t>
       </w:r>
     </w:p>
     <w:p>
@@ -21224,7 +21224,7 @@
         <w:rPr>
           <w:lang w:val="es_ES" w:bidi="es_ES"/>
         </w:rPr>
-        <w:t xml:space="preserve"> Ismael salió de Mizpa a su encuentro, llorando mientras caminaba. Cuando los alcanzó, les dijo:—Vengan a ver lo que le pasó a Guedalías, hijo de Ajicán.</w:t>
+        <w:t xml:space="preserve"> Ismael salió de Mizpa a su encuentro, llorando mientras caminaba. Cuando los alcanzó, les dijo: —Vengan a ver lo que le pasó a Guedalías, hijo de Ajicán.</w:t>
       </w:r>
     </w:p>
     <w:p>
@@ -21266,7 +21266,7 @@
         <w:rPr>
           <w:lang w:val="es_ES" w:bidi="es_ES"/>
         </w:rPr>
-        <w:t xml:space="preserve"> Los 10 que quedaron con vida le habían dicho a Ismael:—No nos mates. Tenemos trigo, cebada, aceite y miel escondidos en el campo.Por eso Ismael no los mató junto con los demás.</w:t>
+        <w:t xml:space="preserve"> Los 10 que quedaron con vida le habían dicho a Ismael: —No nos mates. Tenemos trigo, cebada, aceite y miel escondidos en el campo. Por eso Ismael no los mató junto con los demás.</w:t>
       </w:r>
     </w:p>
     <w:p>
@@ -21365,7 +21365,7 @@
           <w:vertAlign w:val="superscript"/>
           <w:lang w:val="es_ES" w:bidi="es_ES"/>
         </w:rPr>
-        <w:t>14</w:t>
+        <w:t>13-14</w:t>
       </w:r>
       <w:r>
         <w:rPr>
@@ -21407,7 +21407,7 @@
           <w:vertAlign w:val="superscript"/>
           <w:lang w:val="es_ES" w:bidi="es_ES"/>
         </w:rPr>
-        <w:t>17</w:t>
+        <w:t>16-17</w:t>
       </w:r>
       <w:r>
         <w:rPr>
@@ -21555,7 +21555,7 @@
         <w:rPr>
           <w:lang w:val="es_ES" w:bidi="es_ES"/>
         </w:rPr>
-        <w:t xml:space="preserve"> Entonces le dijeron a Jeremías:—Que el Señor sea un testigo fiel y verdadero contra nosotros si no hacemos todo lo que el Señor tu Dios te envíe a decirnos.</w:t>
+        <w:t xml:space="preserve"> Entonces le dijeron a Jeremías: —Que el Señor sea un testigo fiel y verdadero contra nosotros si no hacemos todo lo que el Señor tu Dios te envíe a decirnos.</w:t>
       </w:r>
     </w:p>
     <w:p>
@@ -21639,7 +21639,7 @@
         <w:rPr>
           <w:lang w:val="es_ES" w:bidi="es_ES"/>
         </w:rPr>
-        <w:t xml:space="preserve"> Les dijo:—Así dice el Señor, Dios de Israel, a quien ustedes me enviaron a presentarle su petición. Esta es su respuesta.</w:t>
+        <w:t xml:space="preserve"> Les dijo: —Así dice el Señor, Dios de Israel, a quien ustedes me enviaron a presentarle su petición. Esta es su respuesta.</w:t>
       </w:r>
     </w:p>
     <w:p>
@@ -21717,13 +21717,13 @@
           <w:vertAlign w:val="superscript"/>
           <w:lang w:val="es_ES" w:bidi="es_ES"/>
         </w:rPr>
-        <w:t>14</w:t>
-      </w:r>
-      <w:r>
-        <w:rPr>
-          <w:lang w:val="es_ES" w:bidi="es_ES"/>
-        </w:rPr>
-        <w:t xml:space="preserve"> Pero puede ser que no quieran obedecer al Señor su Dios y digan: "No nos quedaremos en esta tierra". Puede ser que insistan en irse a Egipto, pensando que allí no habrá guerra, que no escucharán el sonido de la trompeta ni que pasarán hambre.</w:t>
+        <w:t>13-14</w:t>
+      </w:r>
+      <w:r>
+        <w:rPr>
+          <w:lang w:val="es_ES" w:bidi="es_ES"/>
+        </w:rPr>
+        <w:t xml:space="preserve"> Pero puede ser que no quieran obedecer al Señor su Dios y digan: “No nos quedaremos en esta tierra”. Puede ser que insistan en irse a Egipto, pensando que allí no habrá guerra, que no escucharán el sonido de la trompeta ni que pasarán hambre.</w:t>
       </w:r>
     </w:p>
     <w:p>
@@ -21849,7 +21849,7 @@
         <w:rPr>
           <w:lang w:val="es_ES" w:bidi="es_ES"/>
         </w:rPr>
-        <w:t xml:space="preserve"> Si van, morirán. Ustedes cometieron un error al enviarme a consultar al Señor su Dios. Dijeron: "Dinos lo que el Señor nuestro Dios dice y lo haremos". Pero no fueron sinceros.</w:t>
+        <w:t xml:space="preserve"> Si van, morirán. Ustedes cometieron un error al enviarme a consultar al Señor su Dios. Dijeron: “Dinos lo que el Señor nuestro Dios dice y lo haremos”. Pero no fueron sinceros.</w:t>
       </w:r>
     </w:p>
     <w:p>
@@ -21943,13 +21943,13 @@
           <w:vertAlign w:val="superscript"/>
           <w:lang w:val="es_ES" w:bidi="es_ES"/>
         </w:rPr>
-        <w:t>3</w:t>
-      </w:r>
-      <w:r>
-        <w:rPr>
-          <w:lang w:val="es_ES" w:bidi="es_ES"/>
-        </w:rPr>
-        <w:t xml:space="preserve"> Azarías, hijo de Osaías, Johanán, hijo de Carea, y todos los demás hombres orgullosos le dijeron a Jeremías:—¡Mientes! El Señor nuestro Dios no te ha mandado decirnos que no vayamos a Egipto. Baruc, hijo de Nerías, te ha puesto en contra de nosotros. Él te ha dicho que nos digas esto para que nos quedemos aquí y los babilonios nos maten o nos lleven cautivos a Babilonia.</w:t>
+        <w:t>2-3</w:t>
+      </w:r>
+      <w:r>
+        <w:rPr>
+          <w:lang w:val="es_ES" w:bidi="es_ES"/>
+        </w:rPr>
+        <w:t xml:space="preserve"> Azarías, hijo de Osaías, Johanán, hijo de Carea, y todos los demás hombres orgullosos le dijeron a Jeremías: —¡Mientes! El Señor nuestro Dios no te ha mandado decirnos que no vayamos a Egipto. Baruc, hijo de Nerías, te ha puesto en contra de nosotros. Él te ha dicho que nos digas esto para que nos quedemos aquí y los babilonios nos maten o nos lleven cautivos a Babilonia.</w:t>
       </w:r>
     </w:p>
     <w:p>
@@ -22096,7 +22096,7 @@
         <w:rPr>
           <w:lang w:val="es_ES" w:bidi="es_ES"/>
         </w:rPr>
-        <w:t xml:space="preserve"> Luego diles que así dice el Señor Todopoderoso, el Dios de Israel: "Voy a enviar a buscar a Nabucodonosor, rey de Babilonia, mi siervo. Pondré su trono sobre estas piedras que he enterrado aquí. Él extenderá su tienda real sobre ellas.</w:t>
+        <w:t xml:space="preserve"> Luego diles que así dice el Señor Todopoderoso, el Dios de Israel: “Voy a enviar a buscar a Nabucodonosor, rey de Babilonia, mi siervo. Pondré su trono sobre estas piedras que he enterrado aquí. Él extenderá su tienda real sobre ellas.</w:t>
       </w:r>
     </w:p>
     <w:p>
@@ -22159,7 +22159,7 @@
         <w:rPr>
           <w:lang w:val="es_ES" w:bidi="es_ES"/>
         </w:rPr>
-        <w:t xml:space="preserve"> Destruirá los monumentos sagrados de Bet Semes en Egipto y quemará los templos de los dioses egipcios".</w:t>
+        <w:t xml:space="preserve"> Destruirá los monumentos sagrados de Bet Semes en Egipto y quemará los templos de los dioses egipcios”.</w:t>
       </w:r>
     </w:p>
     <w:p>
@@ -22211,7 +22211,7 @@
           <w:vertAlign w:val="superscript"/>
           <w:lang w:val="es_ES" w:bidi="es_ES"/>
         </w:rPr>
-        <w:t>3</w:t>
+        <w:t>2-3</w:t>
       </w:r>
       <w:r>
         <w:rPr>
@@ -22553,7 +22553,7 @@
         <w:rPr>
           <w:lang w:val="es_ES" w:bidi="es_ES"/>
         </w:rPr>
-        <w:t xml:space="preserve"> Las mujeres añadieron:—Antes, quemábamos incienso a la Reina del Cielo y derramábamos ofrendas de vino para ella. ¿Acaso hacíamos las tortas con su imagen y le presentábamos las ofrendas sin el consentimiento de nuestros esposos?</w:t>
+        <w:t xml:space="preserve"> Las mujeres añadieron: —Antes, quemábamos incienso a la Reina del Cielo y derramábamos ofrendas de vino para ella. ¿Acaso hacíamos las tortas con su imagen y le presentábamos las ofrendas sin el consentimiento de nuestros esposos?</w:t>
       </w:r>
     </w:p>
     <w:p>
@@ -22679,7 +22679,7 @@
         <w:rPr>
           <w:lang w:val="es_ES" w:bidi="es_ES"/>
         </w:rPr>
-        <w:t xml:space="preserve"> —Ustedes y sus esposas han cumplido con sus propias palabras lo que prometieron hacer. Dijeron: "Cumpliremos nuestros votos de quemar incienso y derramar ofrendas de vino a la Reina del Cielo". ¡Pues adelante! Cumplan sus promesas.</w:t>
+        <w:t xml:space="preserve"> —Ustedes y sus esposas han cumplido con sus propias palabras lo que prometieron hacer. Dijeron: “Cumpliremos nuestros votos de quemar incienso y derramar ofrendas de vino a la Reina del Cielo”. ¡Pues adelante! Cumplan sus promesas.</w:t>
       </w:r>
     </w:p>
     <w:p>
@@ -22700,7 +22700,7 @@
         <w:rPr>
           <w:lang w:val="es_ES" w:bidi="es_ES"/>
         </w:rPr>
-        <w:t xml:space="preserve"> Pero juro por mi gran nombre que ningún habitante de Judá que viva en toda la tierra de Egipto volverá a invocar mi nombre ni a decir: "Tan cierto como que el Señor vive".</w:t>
+        <w:t xml:space="preserve"> Pero juro por mi gran nombre que ningún habitante de Judá que viva en toda la tierra de Egipto volverá a invocar mi nombre ni a decir: “Tan cierto como que el Señor vive”.</w:t>
       </w:r>
     </w:p>
     <w:p>
@@ -22863,7 +22863,7 @@
         <w:rPr>
           <w:lang w:val="es_ES" w:bidi="es_ES"/>
         </w:rPr>
-        <w:t xml:space="preserve"> Tú diijste: "¡Ay de mí! El Señor ha añadido tristeza a mi dolor. Estoy agotado de tanto gemir y no encuentro descanso".</w:t>
+        <w:t xml:space="preserve"> Tú dijiste: "¡Ay de mí! El Señor ha añadido tristeza a mi dolor. Estoy agotado de tanto gemir y no encuentro descanso”.</w:t>
       </w:r>
     </w:p>
     <w:p>
@@ -22905,7 +22905,7 @@
         <w:rPr>
           <w:lang w:val="es_ES" w:bidi="es_ES"/>
         </w:rPr>
-        <w:t xml:space="preserve"> ¿Buscas grandes cosas para ti? ¡No las busques! Porque traeré calamidad sobre todo el pueblo. Pero a ti te concederé escapar con vida dondequiera que vayas. Tu propia vida será tu botín.</w:t>
+        <w:t xml:space="preserve"> ¿Buscas grandes cosas para ti? ¡No las busques! Traeré calamidad sobre todo el pueblo. Pero a ti te concederé escapar con vida dondequiera que vayas. Tu propia vida será tu botín.</w:t>
       </w:r>
     </w:p>
     <w:p>
@@ -22942,7 +22942,7 @@
         <w:rPr>
           <w:lang w:val="es_ES" w:bidi="es_ES"/>
         </w:rPr>
-        <w:t xml:space="preserve"> Estos son los mensajes que el Señor le dio a Jeremías sobre las naciones extranjeras.Acerca de Egipto,</w:t>
+        <w:t xml:space="preserve"> Estos son los mensajes que el Señor le dio a Jeremías sobre las naciones extranjeras. Acerca de Egipto,</w:t>
       </w:r>
     </w:p>
     <w:p>
@@ -23089,7 +23089,7 @@
         <w:rPr>
           <w:lang w:val="es_ES" w:bidi="es_ES"/>
         </w:rPr>
-        <w:t xml:space="preserve"> Es Egipto, que sube como el Nilo, como ríos de aguas turbulentas. Dice: "Subiré e inundaré la tierra; destruiré las ciudades y a sus habitantes".</w:t>
+        <w:t xml:space="preserve"> Es Egipto, que sube como el Nilo, como ríos de aguas turbulentas. Dice: “Subiré e inundaré la tierra; destruiré las ciudades y a sus habitantes”.</w:t>
       </w:r>
     </w:p>
     <w:p>
@@ -23215,7 +23215,7 @@
         <w:rPr>
           <w:lang w:val="es_ES" w:bidi="es_ES"/>
         </w:rPr>
-        <w:t xml:space="preserve"> —¡Anúncienlo en Egipto, proclámenlo en Migdol, en Menfis y en Tafnes! Digan: "Toma tu posición y prepárate, porque la espada devora todo a tu alrededor".</w:t>
+        <w:t xml:space="preserve"> —¡Anúncienlo en Egipto, proclámenlo en Migdol, en Menfis y en Tafnes! Digan: “Toma tu posición y prepárate, porque la espada devora todo a tu alrededor”.</w:t>
       </w:r>
     </w:p>
     <w:p>
@@ -23257,7 +23257,7 @@
         <w:rPr>
           <w:lang w:val="es_ES" w:bidi="es_ES"/>
         </w:rPr>
-        <w:t xml:space="preserve"> Enormes multitudes caen amontonadas. Entonces el grupo de sobrevivientes de los judíos dirá: "Vengan, regresemos a Judá, donde nacimos, y alejémonos de toda esta matanza".</w:t>
+        <w:t xml:space="preserve"> Enormes multitudes caen amontonadas. Entonces el grupo de sobrevivientes de los judíos dirá: “Vengan, regresemos a Judá, donde nacimos, y alejémonos de toda esta matanza”.</w:t>
       </w:r>
     </w:p>
     <w:p>
@@ -23278,7 +23278,7 @@
         <w:rPr>
           <w:lang w:val="es_ES" w:bidi="es_ES"/>
         </w:rPr>
-        <w:t xml:space="preserve"> ¡Cámbienle el nombre al faraón y llámenlo "El hombre que hace mucho ruido, pero no tiene poder"!</w:t>
+        <w:t xml:space="preserve"> ¡Cámbienle el nombre al faraón y llámenlo “El hombre que hace mucho ruido, pero no tiene poder”!</w:t>
       </w:r>
     </w:p>
     <w:p>
@@ -23335,7 +23335,7 @@
           <w:vertAlign w:val="superscript"/>
           <w:lang w:val="es_ES" w:bidi="es_ES"/>
         </w:rPr>
-        <w:t>21</w:t>
+        <w:t>20-21</w:t>
       </w:r>
       <w:r>
         <w:rPr>
@@ -23356,7 +23356,7 @@
           <w:vertAlign w:val="superscript"/>
           <w:lang w:val="es_ES" w:bidi="es_ES"/>
         </w:rPr>
-        <w:t>23</w:t>
+        <w:t>22-23</w:t>
       </w:r>
       <w:r>
         <w:rPr>
@@ -23667,28 +23667,28 @@
         <w:rPr>
           <w:lang w:val="es_ES" w:bidi="es_ES"/>
         </w:rPr>
-        <w:t xml:space="preserve"> El Señor Todopoderoso, el Dios de Israel, dice contra Moab:—¡Ay de la ciudad de Nebo, pues quedará en ruinas! La fortaleza de Quiriatayin será humillada y capturada.</w:t>
-      </w:r>
-    </w:p>
-    <w:p>
-      <w:pPr/>
-      <w:r>
-        <w:rPr>
-          <w:lang w:val="es_ES" w:bidi="es_ES"/>
-        </w:rPr>
-      </w:r>
-      <w:r>
-        <w:rPr>
-          <w:vertAlign w:val="superscript"/>
-          <w:lang w:val="es_ES" w:bidi="es_ES"/>
-        </w:rPr>
-        <w:t>4</w:t>
-      </w:r>
-      <w:r>
-        <w:rPr>
-          <w:lang w:val="es_ES" w:bidi="es_ES"/>
-        </w:rPr>
-        <w:t xml:space="preserve"> Ya no habrá más orgullo en Moab, porque en Hesbón se ha tramado un plan contra ella. Dicen: "Vengan, acabemos con esa nación". También tú, Madmén, serás silenciada; la espada te perseguirá. Se oyen gritos de angustia desde Joronayin, gritos de gran destrucción y ruina. Moab será destruida; sus gritos se oirán hasta Zoar.</w:t>
+        <w:t xml:space="preserve"> El Señor Todopoderoso, el Dios de Israel, dice contra Moab: —¡Ay de la ciudad de Nebo, pues quedará en ruinas! La fortaleza de Quiriatayin será humillada y capturada.</w:t>
+      </w:r>
+    </w:p>
+    <w:p>
+      <w:pPr/>
+      <w:r>
+        <w:rPr>
+          <w:lang w:val="es_ES" w:bidi="es_ES"/>
+        </w:rPr>
+      </w:r>
+      <w:r>
+        <w:rPr>
+          <w:vertAlign w:val="superscript"/>
+          <w:lang w:val="es_ES" w:bidi="es_ES"/>
+        </w:rPr>
+        <w:t>2-4</w:t>
+      </w:r>
+      <w:r>
+        <w:rPr>
+          <w:lang w:val="es_ES" w:bidi="es_ES"/>
+        </w:rPr>
+        <w:t xml:space="preserve"> Ya no habrá más orgullo en Moab, porque en Hesbón se ha tramado un plan contra ella. Dicen: “Vengan, acabemos con esa nación”. También tú, Madmén, serás silenciada; la espada te perseguirá. Se oyen gritos de angustia desde Joronayin, gritos de gran destrucción y ruina. Moab será destruida; sus gritos se oirán hasta Zoar.</w:t>
       </w:r>
     </w:p>
     <w:p>
@@ -23898,7 +23898,7 @@
         <w:rPr>
           <w:lang w:val="es_ES" w:bidi="es_ES"/>
         </w:rPr>
-        <w:t xml:space="preserve"> »¿Cómo pueden decir: "Somos guerreros valientes, hombres poderosos en la batalla"?</w:t>
+        <w:t xml:space="preserve"> »¿Cómo pueden decir: “Somos guerreros valientes, hombres poderosos en la batalla”?</w:t>
       </w:r>
     </w:p>
     <w:p>
@@ -23961,7 +23961,7 @@
         <w:rPr>
           <w:lang w:val="es_ES" w:bidi="es_ES"/>
         </w:rPr>
-        <w:t xml:space="preserve"> Todos ustedes que viven alrededor de Moab, lloren por ella.Todos los que conocen su fama, lamenten su caída. Digan: "¡Cómo se ha roto el poderoso cetro, el glorioso bastón de mando!".</w:t>
+        <w:t xml:space="preserve"> Todos ustedes que viven alrededor de Moab, lloren por ella. Todos los que conocen su fama, lamenten su caída. Digan: "¡Cómo se ha roto el poderoso cetro, el glorioso bastón de mando!”.</w:t>
       </w:r>
     </w:p>
     <w:p>
@@ -24003,7 +24003,7 @@
         <w:rPr>
           <w:lang w:val="es_ES" w:bidi="es_ES"/>
         </w:rPr>
-        <w:t xml:space="preserve"> Tú, que habitas en Aroer, detente al borde del camino y observa; pregunta a los que huyen, hombres y mujeres: "¿Qué ha pasado?".</w:t>
+        <w:t xml:space="preserve"> Tú, que habitas en Aroer, detente al borde del camino y observa; pregunta a los que huyen, hombres y mujeres: "¿Qué ha pasado?”.</w:t>
       </w:r>
     </w:p>
     <w:p>
@@ -24339,7 +24339,7 @@
         <w:rPr>
           <w:lang w:val="es_ES" w:bidi="es_ES"/>
         </w:rPr>
-        <w:t xml:space="preserve"> »Pondré fin en Moab a los que ofrecen sacrificios en los lugares altos y queman incienso a sus dioses.</w:t>
+        <w:t xml:space="preserve"> »Pondré fin en Moab a los que ofrecen sacrificios en los santuarios de las colinas y queman incienso a sus dioses.</w:t>
       </w:r>
     </w:p>
     <w:p>
@@ -24591,7 +24591,7 @@
         <w:rPr>
           <w:lang w:val="es_ES" w:bidi="es_ES"/>
         </w:rPr>
-        <w:t xml:space="preserve"> »Pero en los días venideros cambiaré la suerte de Moab.Lo afirma el Señor.Aquí termina el juicio contra Moab.</w:t>
+        <w:t xml:space="preserve"> »Pero en los días venideros cambiaré la suerte de Moab. Lo afirma el Señor. Aquí termina el juicio contra Moab.</w:t>
       </w:r>
     </w:p>
     <w:p>
@@ -24628,7 +24628,7 @@
         <w:rPr>
           <w:lang w:val="es_ES" w:bidi="es_ES"/>
         </w:rPr>
-        <w:t xml:space="preserve"> Mensaje del Señor acerca de los amonitas:—¿Acaso Israel no tiene hijos? ¿No tiene herederos? ¿Por qué entonces Moloc se ha apoderado de Gad? ¿Por qué su pueblo vive en las ciudades de Gad?</w:t>
+        <w:t xml:space="preserve"> Mensaje del Señor acerca de los amonitas: —¿Acaso Israel no tiene hijos? ¿No tiene herederos? ¿Por qué entonces Moloc se ha apoderado de Gad? ¿Por qué su pueblo vive en las ciudades de Gad?</w:t>
       </w:r>
     </w:p>
     <w:p>
@@ -24733,7 +24733,7 @@
         <w:rPr>
           <w:lang w:val="es_ES" w:bidi="es_ES"/>
         </w:rPr>
-        <w:t xml:space="preserve"> »Sin embargo, después de eso restauraré la fortuna de los amonitas.Lo declara el Señor.</w:t>
+        <w:t xml:space="preserve"> »Sin embargo, después de eso restauraré la fortuna de los amonitas. Lo declara el Señor.</w:t>
       </w:r>
     </w:p>
     <w:p>
@@ -24790,7 +24790,7 @@
           <w:vertAlign w:val="superscript"/>
           <w:lang w:val="es_ES" w:bidi="es_ES"/>
         </w:rPr>
-        <w:t>10</w:t>
+        <w:t>9-10</w:t>
       </w:r>
       <w:r>
         <w:rPr>
@@ -24901,7 +24901,7 @@
         <w:rPr>
           <w:lang w:val="es_ES" w:bidi="es_ES"/>
         </w:rPr>
-        <w:t xml:space="preserve"> Dice el Señor:—Te haré la más pequeña de las naciones; serás totalmente despreciada.</w:t>
+        <w:t xml:space="preserve"> Dice el Señor: —Te haré la más pequeña de las naciones; serás totalmente despreciada.</w:t>
       </w:r>
     </w:p>
     <w:p>
@@ -25069,7 +25069,7 @@
         <w:rPr>
           <w:lang w:val="es_ES" w:bidi="es_ES"/>
         </w:rPr>
-        <w:t xml:space="preserve"> Acerca de Damasco, el Señor dice:—Las ciudades de Jamat y Arfad están llenas de terror porque les ha llegado la mala noticia. Están angustiadas; su corazón late acelerado como un mar agitado que no puede calmarse.</w:t>
+        <w:t xml:space="preserve"> Acerca de Damasco, el Señor dice: —Las ciudades de Jamat y Arfad están llenas de terror porque les ha llegado la mala noticia. Están angustiadas; su corazón late acelerado como un mar agitado que no puede calmarse.</w:t>
       </w:r>
     </w:p>
     <w:p>
@@ -25174,7 +25174,7 @@
         <w:rPr>
           <w:lang w:val="es_ES" w:bidi="es_ES"/>
         </w:rPr>
-        <w:t xml:space="preserve"> Así dice el Señor acerca de Cedar y de los reinos de Jazor, atacados por Nabucodonosor, rey de Babilonia:—¡Adelante, ataquen a Cedar! ¡Destruyan a ese pueblo del oriente!</w:t>
+        <w:t xml:space="preserve"> Así dice el Señor acerca de Cedar y de los reinos de Jazor, atacados por Nabucodonosor, rey de Babilonia: —¡Adelante, ataquen a Cedar! ¡Destruyan a ese pueblo del oriente!</w:t>
       </w:r>
     </w:p>
     <w:p>
@@ -25195,7 +25195,7 @@
         <w:rPr>
           <w:lang w:val="es_ES" w:bidi="es_ES"/>
         </w:rPr>
-        <w:t xml:space="preserve"> Les arrancarán sus tiendas y sus rebaños; se llevarán sus tiendas, sus bienes y sus camellos. La gente les gritará: "¡Hay terror por todas partes!".</w:t>
+        <w:t xml:space="preserve"> Les arrancarán sus tiendas y sus rebaños; se llevarán sus tiendas, sus bienes y sus camellos. La gente les gritará: "¡Hay terror por todas partes!”.</w:t>
       </w:r>
     </w:p>
     <w:p>
@@ -25258,7 +25258,7 @@
         <w:rPr>
           <w:lang w:val="es_ES" w:bidi="es_ES"/>
         </w:rPr>
-        <w:t xml:space="preserve"> Sus camellos serán tu botín y su abundante ganado será tuyo. Dispersaré a los 4 vientos a los que se rapan las sienes; de todos lados vendra su desgracia.</w:t>
+        <w:t xml:space="preserve"> Sus camellos serán tu botín y su abundante ganado será tuyo. Dispersaré a los 4 vientos a los que se rapan las sienes; de todos lados vendrá su desgracia.</w:t>
       </w:r>
     </w:p>
     <w:p>
@@ -25405,7 +25405,7 @@
         <w:rPr>
           <w:lang w:val="es_ES" w:bidi="es_ES"/>
         </w:rPr>
-        <w:t xml:space="preserve"> »Pero en los días venideros haré que regrese la suerte de Elam.Lo afirma el Señor.</w:t>
+        <w:t xml:space="preserve"> »Pero en los días venideros haré que regrese la suerte de Elam. Lo afirma el Señor.</w:t>
       </w:r>
     </w:p>
     <w:p>
@@ -25568,7 +25568,7 @@
         <w:rPr>
           <w:lang w:val="es_ES" w:bidi="es_ES"/>
         </w:rPr>
-        <w:t xml:space="preserve"> Todos los que las encontraban las devoraban. Sus enemigos decían: "No somos culpables. Ellas pecaron contra el Señor, la morada de justicia, la esperanza de sus antepasados".</w:t>
+        <w:t xml:space="preserve"> Todos los que las encontraban las devoraban. Sus enemigos decían: “No somos culpables. Ellas pecaron contra el Señor, la morada de justicia, la esperanza de sus antepasados”.</w:t>
       </w:r>
     </w:p>
     <w:p>
@@ -26697,7 +26697,7 @@
         <w:rPr>
           <w:lang w:val="es_ES" w:bidi="es_ES"/>
         </w:rPr>
-        <w:t xml:space="preserve"> El Señor Todopoderoso ha jurado por sí mismo: "Te llenaré de enemigos como si fueran langostas. Gritarán victoria sobre ti".</w:t>
+        <w:t xml:space="preserve"> El Señor Todopoderoso ha jurado por sí mismo: “Te llenaré de enemigos como si fueran langostas. Gritarán victoria sobre ti”.</w:t>
       </w:r>
     </w:p>
     <w:p>
@@ -27111,13 +27111,13 @@
           <w:vertAlign w:val="superscript"/>
           <w:lang w:val="es_ES" w:bidi="es_ES"/>
         </w:rPr>
-        <w:t>35</w:t>
-      </w:r>
-      <w:r>
-        <w:rPr>
-          <w:lang w:val="es_ES" w:bidi="es_ES"/>
-        </w:rPr>
-        <w:t xml:space="preserve"> Nabucodonosor, el rey de Babilonia, me devoró y no dejó nada; me dejó como una vasija vacía. Me engulló como un dragón y se llenó el vientre con lo mejor de mí, para después vomitarme.Los habitantes de Sion dicen: "Que la violencia que sufrimos caiga sobre Babilonia". Los habitantes de Jerusalén dicen: "Que nuestra sangre caiga sobre los habitantes de Babilonia".</w:t>
+        <w:t>34-35</w:t>
+      </w:r>
+      <w:r>
+        <w:rPr>
+          <w:lang w:val="es_ES" w:bidi="es_ES"/>
+        </w:rPr>
+        <w:t xml:space="preserve"> Nabucodonosor, el rey de Babilonia, me devoró y no dejó nada; me dejó como una vasija vacía. Me engulló como un dragón y se llenó el vientre con lo mejor de mí, para después vomitarme. Los habitantes de Sion dicen: “Que la violencia que sufrimos caiga sobre Babilonia”. Los habitantes de Jerusalén dicen: “Que nuestra sangre caiga sobre los habitantes de Babilonia”.</w:t>
       </w:r>
     </w:p>
     <w:p>
@@ -27600,7 +27600,7 @@
         <w:rPr>
           <w:lang w:val="es_ES" w:bidi="es_ES"/>
         </w:rPr>
-        <w:t xml:space="preserve"> »Las gruesas murallas de Babilonia serán arrasadas y sus altas puertas serán quemadas. Los constructores de muchos países trabajaron en vano: su obra será consumida por el fuego.</w:t>
+        <w:t xml:space="preserve"> Las gruesas murallas de Babilonia serán arrasadas y sus altas puertas serán quemadas. Los constructores de muchos países trabajaron en vano: su obra será consumida por el fuego.</w:t>
       </w:r>
     </w:p>
     <w:p>
@@ -27657,13 +27657,13 @@
           <w:vertAlign w:val="superscript"/>
           <w:lang w:val="es_ES" w:bidi="es_ES"/>
         </w:rPr>
-        <w:t>62</w:t>
-      </w:r>
-      <w:r>
-        <w:rPr>
-          <w:lang w:val="es_ES" w:bidi="es_ES"/>
-        </w:rPr>
-        <w:t xml:space="preserve"> Jeremías se lo dio a Seraías con estas instrucciones:—Cuando llegues a Babilonia, lee en voz alta todo lo que está escrito aquí. Luego di: "Señor, tú has dicho que destruirás este lugar hasta no dejar en él ser viviente, ni humano ni animal, y que quedará desolado para siempre".</w:t>
+        <w:t>61-62</w:t>
+      </w:r>
+      <w:r>
+        <w:rPr>
+          <w:lang w:val="es_ES" w:bidi="es_ES"/>
+        </w:rPr>
+        <w:t xml:space="preserve"> Jeremías se lo dio a Seraías con estas instrucciones: —Cuando llegues a Babilonia, lee en voz alta todo lo que está escrito aquí. Luego di: “Señor, tú has dicho que destruirás este lugar hasta no dejar en él ser viviente, ni humano ni animal, y que quedará desolado para siempre”.</w:t>
       </w:r>
     </w:p>
     <w:p>
@@ -27705,7 +27705,7 @@
         <w:rPr>
           <w:lang w:val="es_ES" w:bidi="es_ES"/>
         </w:rPr>
-        <w:t xml:space="preserve"> Luego di: "Así se hundirá Babilonia para no levantarse más, a causa del desastre que yo traigo sobre ella. Nunca se recuperará".Aquí terminan las palabras de Jeremías.</w:t>
+        <w:t xml:space="preserve"> Luego di: “Así se hundirá Babilonia para no levantarse más, a causa del desastre que yo traigo sobre ella. Nunca se recuperará”. Aquí terminan las palabras de Jeremías.</w:t>
       </w:r>
     </w:p>
     <w:p>
@@ -28219,7 +28219,7 @@
           <w:vertAlign w:val="superscript"/>
           <w:lang w:val="es_ES" w:bidi="es_ES"/>
         </w:rPr>
-        <w:t>25</w:t>
+        <w:t>24-25</w:t>
       </w:r>
       <w:r>
         <w:rPr>
